--- a/extracted_jsons/TestReport_DULAL NAHA (KOL2604070057)_2600128556_11d3f985-7e08-40be-91b4-48b35be363ee.docx
+++ b/extracted_jsons/TestReport_DULAL NAHA (KOL2604070057)_2600128556_11d3f985-7e08-40be-91b4-48b35be363ee.docx
@@ -421,29 +421,12 @@
           <w:color w:val="1F497D"/>
           <w:sz w:val="26"/>
         </w:rPr>
-        <w:t>Liquidseq Actionable Genomic Profiling Panel</w:t>
+        <w:t>TEST NAME</w:t>
       </w:r>
     </w:p>
     <w:p>
       <w:pPr>
-        <w:keepNext/>
-        <w:spacing w:before="0" w:after="80"/>
-        <w:jc w:val="left"/>
-      </w:pPr>
-      <w:r>
-        <w:rPr>
-          <w:rFonts w:ascii="Cambria" w:hAnsi="Cambria"/>
-          <w:b/>
-          <w:i w:val="0"/>
-          <w:color w:val="1F497D"/>
-          <w:sz w:val="26"/>
-        </w:rPr>
-        <w:t>On Illumina Novaseq 6000 Platform</w:t>
-      </w:r>
-    </w:p>
-    <w:p>
-      <w:pPr>
-        <w:spacing w:before="289" w:after="80" w:line="276" w:lineRule="auto"/>
+        <w:spacing w:before="360" w:after="80" w:line="276" w:lineRule="auto"/>
         <w:jc w:val="left"/>
       </w:pPr>
       <w:r>

--- a/extracted_jsons/TestReport_DULAL NAHA (KOL2604070057)_2600128556_11d3f985-7e08-40be-91b4-48b35be363ee.docx
+++ b/extracted_jsons/TestReport_DULAL NAHA (KOL2604070057)_2600128556_11d3f985-7e08-40be-91b4-48b35be363ee.docx
@@ -18,12 +18,12 @@
         <w:jc w:val="center"/>
         <w:tblLook w:firstColumn="1" w:firstRow="1" w:lastColumn="0" w:lastRow="0" w:noHBand="0" w:noVBand="1" w:val="04A0"/>
         <w:tblBorders>
-          <w:top w:val="single" w:sz="2" w:space="0" w:color="cbd5e1"/>
-          <w:left w:val="single" w:sz="2" w:space="0" w:color="cbd5e1"/>
-          <w:bottom w:val="single" w:sz="2" w:space="0" w:color="cbd5e1"/>
-          <w:right w:val="single" w:sz="2" w:space="0" w:color="cbd5e1"/>
-          <w:insideH w:val="single" w:sz="2" w:space="0" w:color="cbd5e1"/>
-          <w:insideV w:val="single" w:sz="2" w:space="0" w:color="cbd5e1"/>
+          <w:top w:val="single" w:sz="2" w:space="0" w:color="000000"/>
+          <w:left w:val="single" w:sz="2" w:space="0" w:color="000000"/>
+          <w:bottom w:val="single" w:sz="2" w:space="0" w:color="000000"/>
+          <w:right w:val="single" w:sz="2" w:space="0" w:color="000000"/>
+          <w:insideH w:val="single" w:sz="2" w:space="0" w:color="000000"/>
+          <w:insideV w:val="single" w:sz="2" w:space="0" w:color="000000"/>
         </w:tblBorders>
       </w:tblPr>
       <w:tblGrid>
@@ -488,12 +488,12 @@
         <w:jc w:val="center"/>
         <w:tblLook w:firstColumn="1" w:firstRow="1" w:lastColumn="0" w:lastRow="0" w:noHBand="0" w:noVBand="1" w:val="04A0"/>
         <w:tblBorders>
-          <w:top w:val="single" w:sz="4" w:space="0" w:color="1f497d"/>
-          <w:left w:val="single" w:sz="4" w:space="0" w:color="1f497d"/>
-          <w:bottom w:val="single" w:sz="4" w:space="0" w:color="1f497d"/>
-          <w:right w:val="single" w:sz="4" w:space="0" w:color="1f497d"/>
-          <w:insideH w:val="single" w:sz="4" w:space="0" w:color="1f497d"/>
-          <w:insideV w:val="single" w:sz="4" w:space="0" w:color="1f497d"/>
+          <w:top w:val="single" w:sz="4" w:space="0" w:color="000000"/>
+          <w:left w:val="single" w:sz="4" w:space="0" w:color="000000"/>
+          <w:bottom w:val="single" w:sz="4" w:space="0" w:color="000000"/>
+          <w:right w:val="single" w:sz="4" w:space="0" w:color="000000"/>
+          <w:insideH w:val="single" w:sz="4" w:space="0" w:color="000000"/>
+          <w:insideV w:val="single" w:sz="4" w:space="0" w:color="000000"/>
         </w:tblBorders>
       </w:tblPr>
       <w:tblGrid>
@@ -842,12 +842,12 @@
         <w:jc w:val="center"/>
         <w:tblLook w:firstColumn="1" w:firstRow="1" w:lastColumn="0" w:lastRow="0" w:noHBand="0" w:noVBand="1" w:val="04A0"/>
         <w:tblBorders>
-          <w:top w:val="single" w:sz="4" w:space="0" w:color="1f497d"/>
-          <w:left w:val="single" w:sz="4" w:space="0" w:color="1f497d"/>
-          <w:bottom w:val="single" w:sz="4" w:space="0" w:color="1f497d"/>
-          <w:right w:val="single" w:sz="4" w:space="0" w:color="1f497d"/>
-          <w:insideH w:val="single" w:sz="4" w:space="0" w:color="1f497d"/>
-          <w:insideV w:val="single" w:sz="4" w:space="0" w:color="1f497d"/>
+          <w:top w:val="single" w:sz="4" w:space="0" w:color="000000"/>
+          <w:left w:val="single" w:sz="4" w:space="0" w:color="000000"/>
+          <w:bottom w:val="single" w:sz="4" w:space="0" w:color="000000"/>
+          <w:right w:val="single" w:sz="4" w:space="0" w:color="000000"/>
+          <w:insideH w:val="single" w:sz="4" w:space="0" w:color="000000"/>
+          <w:insideV w:val="single" w:sz="4" w:space="0" w:color="000000"/>
         </w:tblBorders>
       </w:tblPr>
       <w:tblGrid>
@@ -1169,12 +1169,12 @@
         <w:jc w:val="center"/>
         <w:tblLook w:firstColumn="1" w:firstRow="1" w:lastColumn="0" w:lastRow="0" w:noHBand="0" w:noVBand="1" w:val="04A0"/>
         <w:tblBorders>
-          <w:top w:val="single" w:sz="4" w:space="0" w:color="1f497d"/>
-          <w:left w:val="single" w:sz="4" w:space="0" w:color="1f497d"/>
-          <w:bottom w:val="single" w:sz="4" w:space="0" w:color="1f497d"/>
-          <w:right w:val="single" w:sz="4" w:space="0" w:color="1f497d"/>
-          <w:insideH w:val="single" w:sz="4" w:space="0" w:color="1f497d"/>
-          <w:insideV w:val="single" w:sz="4" w:space="0" w:color="1f497d"/>
+          <w:top w:val="single" w:sz="4" w:space="0" w:color="000000"/>
+          <w:left w:val="single" w:sz="4" w:space="0" w:color="000000"/>
+          <w:bottom w:val="single" w:sz="4" w:space="0" w:color="000000"/>
+          <w:right w:val="single" w:sz="4" w:space="0" w:color="000000"/>
+          <w:insideH w:val="single" w:sz="4" w:space="0" w:color="000000"/>
+          <w:insideV w:val="single" w:sz="4" w:space="0" w:color="000000"/>
         </w:tblBorders>
       </w:tblPr>
       <w:tblGrid>
@@ -1530,12 +1530,12 @@
         <w:jc w:val="center"/>
         <w:tblLook w:firstColumn="1" w:firstRow="1" w:lastColumn="0" w:lastRow="0" w:noHBand="0" w:noVBand="1" w:val="04A0"/>
         <w:tblBorders>
-          <w:top w:val="single" w:sz="4" w:space="0" w:color="1f497d"/>
-          <w:left w:val="single" w:sz="4" w:space="0" w:color="1f497d"/>
-          <w:bottom w:val="single" w:sz="4" w:space="0" w:color="1f497d"/>
-          <w:right w:val="single" w:sz="4" w:space="0" w:color="1f497d"/>
-          <w:insideH w:val="single" w:sz="4" w:space="0" w:color="1f497d"/>
-          <w:insideV w:val="single" w:sz="4" w:space="0" w:color="1f497d"/>
+          <w:top w:val="single" w:sz="4" w:space="0" w:color="000000"/>
+          <w:left w:val="single" w:sz="4" w:space="0" w:color="000000"/>
+          <w:bottom w:val="single" w:sz="4" w:space="0" w:color="000000"/>
+          <w:right w:val="single" w:sz="4" w:space="0" w:color="000000"/>
+          <w:insideH w:val="single" w:sz="4" w:space="0" w:color="000000"/>
+          <w:insideV w:val="single" w:sz="4" w:space="0" w:color="000000"/>
         </w:tblBorders>
       </w:tblPr>
       <w:tblGrid>
@@ -1863,12 +1863,12 @@
         <w:jc w:val="center"/>
         <w:tblLook w:firstColumn="1" w:firstRow="1" w:lastColumn="0" w:lastRow="0" w:noHBand="0" w:noVBand="1" w:val="04A0"/>
         <w:tblBorders>
-          <w:top w:val="single" w:sz="4" w:space="0" w:color="1f497d"/>
-          <w:left w:val="single" w:sz="4" w:space="0" w:color="1f497d"/>
-          <w:bottom w:val="single" w:sz="4" w:space="0" w:color="1f497d"/>
-          <w:right w:val="single" w:sz="4" w:space="0" w:color="1f497d"/>
-          <w:insideH w:val="single" w:sz="4" w:space="0" w:color="1f497d"/>
-          <w:insideV w:val="single" w:sz="4" w:space="0" w:color="1f497d"/>
+          <w:top w:val="single" w:sz="4" w:space="0" w:color="000000"/>
+          <w:left w:val="single" w:sz="4" w:space="0" w:color="000000"/>
+          <w:bottom w:val="single" w:sz="4" w:space="0" w:color="000000"/>
+          <w:right w:val="single" w:sz="4" w:space="0" w:color="000000"/>
+          <w:insideH w:val="single" w:sz="4" w:space="0" w:color="000000"/>
+          <w:insideV w:val="single" w:sz="4" w:space="0" w:color="000000"/>
         </w:tblBorders>
       </w:tblPr>
       <w:tblGrid>
@@ -2074,12 +2074,12 @@
         <w:jc w:val="center"/>
         <w:tblLook w:firstColumn="1" w:firstRow="1" w:lastColumn="0" w:lastRow="0" w:noHBand="0" w:noVBand="1" w:val="04A0"/>
         <w:tblBorders>
-          <w:top w:val="single" w:sz="4" w:space="0" w:color="1f497d"/>
-          <w:left w:val="single" w:sz="4" w:space="0" w:color="1f497d"/>
-          <w:bottom w:val="single" w:sz="4" w:space="0" w:color="1f497d"/>
-          <w:right w:val="single" w:sz="4" w:space="0" w:color="1f497d"/>
-          <w:insideH w:val="single" w:sz="4" w:space="0" w:color="1f497d"/>
-          <w:insideV w:val="single" w:sz="4" w:space="0" w:color="1f497d"/>
+          <w:top w:val="single" w:sz="4" w:space="0" w:color="000000"/>
+          <w:left w:val="single" w:sz="4" w:space="0" w:color="000000"/>
+          <w:bottom w:val="single" w:sz="4" w:space="0" w:color="000000"/>
+          <w:right w:val="single" w:sz="4" w:space="0" w:color="000000"/>
+          <w:insideH w:val="single" w:sz="4" w:space="0" w:color="000000"/>
+          <w:insideV w:val="single" w:sz="4" w:space="0" w:color="000000"/>
         </w:tblBorders>
       </w:tblPr>
       <w:tblGrid>
@@ -2397,12 +2397,12 @@
         <w:jc w:val="center"/>
         <w:tblLook w:firstColumn="1" w:firstRow="1" w:lastColumn="0" w:lastRow="0" w:noHBand="0" w:noVBand="1" w:val="04A0"/>
         <w:tblBorders>
-          <w:top w:val="single" w:sz="4" w:space="0" w:color="1f497d"/>
-          <w:left w:val="single" w:sz="4" w:space="0" w:color="1f497d"/>
-          <w:bottom w:val="single" w:sz="4" w:space="0" w:color="1f497d"/>
-          <w:right w:val="single" w:sz="4" w:space="0" w:color="1f497d"/>
-          <w:insideH w:val="single" w:sz="4" w:space="0" w:color="1f497d"/>
-          <w:insideV w:val="single" w:sz="4" w:space="0" w:color="1f497d"/>
+          <w:top w:val="single" w:sz="4" w:space="0" w:color="000000"/>
+          <w:left w:val="single" w:sz="4" w:space="0" w:color="000000"/>
+          <w:bottom w:val="single" w:sz="4" w:space="0" w:color="000000"/>
+          <w:right w:val="single" w:sz="4" w:space="0" w:color="000000"/>
+          <w:insideH w:val="single" w:sz="4" w:space="0" w:color="000000"/>
+          <w:insideV w:val="single" w:sz="4" w:space="0" w:color="000000"/>
         </w:tblBorders>
       </w:tblPr>
       <w:tblGrid>
@@ -2611,12 +2611,12 @@
         <w:jc w:val="center"/>
         <w:tblLook w:firstColumn="1" w:firstRow="1" w:lastColumn="0" w:lastRow="0" w:noHBand="0" w:noVBand="1" w:val="04A0"/>
         <w:tblBorders>
-          <w:top w:val="single" w:sz="4" w:space="0" w:color="1f497d"/>
-          <w:left w:val="single" w:sz="4" w:space="0" w:color="1f497d"/>
-          <w:bottom w:val="single" w:sz="4" w:space="0" w:color="1f497d"/>
-          <w:right w:val="single" w:sz="4" w:space="0" w:color="1f497d"/>
-          <w:insideH w:val="single" w:sz="4" w:space="0" w:color="1f497d"/>
-          <w:insideV w:val="single" w:sz="4" w:space="0" w:color="1f497d"/>
+          <w:top w:val="single" w:sz="4" w:space="0" w:color="000000"/>
+          <w:left w:val="single" w:sz="4" w:space="0" w:color="000000"/>
+          <w:bottom w:val="single" w:sz="4" w:space="0" w:color="000000"/>
+          <w:right w:val="single" w:sz="4" w:space="0" w:color="000000"/>
+          <w:insideH w:val="single" w:sz="4" w:space="0" w:color="000000"/>
+          <w:insideV w:val="single" w:sz="4" w:space="0" w:color="000000"/>
         </w:tblBorders>
       </w:tblPr>
       <w:tblGrid>
@@ -4024,12 +4024,12 @@
         <w:jc w:val="center"/>
         <w:tblLook w:firstColumn="1" w:firstRow="1" w:lastColumn="0" w:lastRow="0" w:noHBand="0" w:noVBand="1" w:val="04A0"/>
         <w:tblBorders>
-          <w:top w:val="single" w:sz="4" w:space="0" w:color="1f497d"/>
-          <w:left w:val="single" w:sz="4" w:space="0" w:color="1f497d"/>
-          <w:bottom w:val="single" w:sz="4" w:space="0" w:color="1f497d"/>
-          <w:right w:val="single" w:sz="4" w:space="0" w:color="1f497d"/>
-          <w:insideH w:val="single" w:sz="4" w:space="0" w:color="1f497d"/>
-          <w:insideV w:val="single" w:sz="4" w:space="0" w:color="1f497d"/>
+          <w:top w:val="single" w:sz="4" w:space="0" w:color="000000"/>
+          <w:left w:val="single" w:sz="4" w:space="0" w:color="000000"/>
+          <w:bottom w:val="single" w:sz="4" w:space="0" w:color="000000"/>
+          <w:right w:val="single" w:sz="4" w:space="0" w:color="000000"/>
+          <w:insideH w:val="single" w:sz="4" w:space="0" w:color="000000"/>
+          <w:insideV w:val="single" w:sz="4" w:space="0" w:color="000000"/>
         </w:tblBorders>
       </w:tblPr>
       <w:tblGrid>
@@ -7174,12 +7174,12 @@
         <w:jc w:val="center"/>
         <w:tblLook w:firstColumn="1" w:firstRow="1" w:lastColumn="0" w:lastRow="0" w:noHBand="0" w:noVBand="1" w:val="04A0"/>
         <w:tblBorders>
-          <w:top w:val="single" w:sz="4" w:space="0" w:color="1f497d"/>
-          <w:left w:val="single" w:sz="4" w:space="0" w:color="1f497d"/>
-          <w:bottom w:val="single" w:sz="4" w:space="0" w:color="1f497d"/>
-          <w:right w:val="single" w:sz="4" w:space="0" w:color="1f497d"/>
-          <w:insideH w:val="single" w:sz="4" w:space="0" w:color="1f497d"/>
-          <w:insideV w:val="single" w:sz="4" w:space="0" w:color="1f497d"/>
+          <w:top w:val="single" w:sz="4" w:space="0" w:color="000000"/>
+          <w:left w:val="single" w:sz="4" w:space="0" w:color="000000"/>
+          <w:bottom w:val="single" w:sz="4" w:space="0" w:color="000000"/>
+          <w:right w:val="single" w:sz="4" w:space="0" w:color="000000"/>
+          <w:insideH w:val="single" w:sz="4" w:space="0" w:color="000000"/>
+          <w:insideV w:val="single" w:sz="4" w:space="0" w:color="000000"/>
         </w:tblBorders>
       </w:tblPr>
       <w:tblGrid>
@@ -8709,12 +8709,12 @@
         <w:jc w:val="center"/>
         <w:tblLook w:firstColumn="1" w:firstRow="1" w:lastColumn="0" w:lastRow="0" w:noHBand="0" w:noVBand="1" w:val="04A0"/>
         <w:tblBorders>
-          <w:top w:val="single" w:sz="2" w:space="0" w:color="cbd5e1"/>
-          <w:left w:val="single" w:sz="2" w:space="0" w:color="cbd5e1"/>
-          <w:bottom w:val="single" w:sz="2" w:space="0" w:color="cbd5e1"/>
-          <w:right w:val="single" w:sz="2" w:space="0" w:color="cbd5e1"/>
-          <w:insideH w:val="single" w:sz="2" w:space="0" w:color="cbd5e1"/>
-          <w:insideV w:val="single" w:sz="2" w:space="0" w:color="cbd5e1"/>
+          <w:top w:val="single" w:sz="2" w:space="0" w:color="000000"/>
+          <w:left w:val="single" w:sz="2" w:space="0" w:color="000000"/>
+          <w:bottom w:val="single" w:sz="2" w:space="0" w:color="000000"/>
+          <w:right w:val="single" w:sz="2" w:space="0" w:color="000000"/>
+          <w:insideH w:val="single" w:sz="2" w:space="0" w:color="000000"/>
+          <w:insideV w:val="single" w:sz="2" w:space="0" w:color="000000"/>
         </w:tblBorders>
       </w:tblPr>
       <w:tblGrid>
@@ -9027,12 +9027,12 @@
         <w:jc w:val="center"/>
         <w:tblLook w:firstColumn="1" w:firstRow="1" w:lastColumn="0" w:lastRow="0" w:noHBand="0" w:noVBand="1" w:val="04A0"/>
         <w:tblBorders>
-          <w:top w:val="single" w:sz="2" w:space="0" w:color="cbd5e1"/>
-          <w:left w:val="single" w:sz="2" w:space="0" w:color="cbd5e1"/>
-          <w:bottom w:val="single" w:sz="2" w:space="0" w:color="cbd5e1"/>
-          <w:right w:val="single" w:sz="2" w:space="0" w:color="cbd5e1"/>
-          <w:insideH w:val="single" w:sz="2" w:space="0" w:color="cbd5e1"/>
-          <w:insideV w:val="single" w:sz="2" w:space="0" w:color="cbd5e1"/>
+          <w:top w:val="single" w:sz="2" w:space="0" w:color="000000"/>
+          <w:left w:val="single" w:sz="2" w:space="0" w:color="000000"/>
+          <w:bottom w:val="single" w:sz="2" w:space="0" w:color="000000"/>
+          <w:right w:val="single" w:sz="2" w:space="0" w:color="000000"/>
+          <w:insideH w:val="single" w:sz="2" w:space="0" w:color="000000"/>
+          <w:insideV w:val="single" w:sz="2" w:space="0" w:color="000000"/>
         </w:tblBorders>
       </w:tblPr>
       <w:tblGrid>
@@ -9476,12 +9476,12 @@
         <w:jc w:val="center"/>
         <w:tblLook w:firstColumn="1" w:firstRow="1" w:lastColumn="0" w:lastRow="0" w:noHBand="0" w:noVBand="1" w:val="04A0"/>
         <w:tblBorders>
-          <w:top w:val="single" w:sz="4" w:space="0" w:color="1f497d"/>
-          <w:left w:val="single" w:sz="4" w:space="0" w:color="1f497d"/>
-          <w:bottom w:val="single" w:sz="4" w:space="0" w:color="1f497d"/>
-          <w:right w:val="single" w:sz="4" w:space="0" w:color="1f497d"/>
-          <w:insideH w:val="single" w:sz="4" w:space="0" w:color="1f497d"/>
-          <w:insideV w:val="single" w:sz="4" w:space="0" w:color="1f497d"/>
+          <w:top w:val="single" w:sz="4" w:space="0" w:color="000000"/>
+          <w:left w:val="single" w:sz="4" w:space="0" w:color="000000"/>
+          <w:bottom w:val="single" w:sz="4" w:space="0" w:color="000000"/>
+          <w:right w:val="single" w:sz="4" w:space="0" w:color="000000"/>
+          <w:insideH w:val="single" w:sz="4" w:space="0" w:color="000000"/>
+          <w:insideV w:val="single" w:sz="4" w:space="0" w:color="000000"/>
         </w:tblBorders>
       </w:tblPr>
       <w:tblGrid>
@@ -10327,12 +10327,12 @@
         <w:jc w:val="center"/>
         <w:tblLook w:firstColumn="1" w:firstRow="1" w:lastColumn="0" w:lastRow="0" w:noHBand="0" w:noVBand="1" w:val="04A0"/>
         <w:tblBorders>
-          <w:top w:val="single" w:sz="4" w:space="0" w:color="1f497d"/>
-          <w:left w:val="single" w:sz="4" w:space="0" w:color="1f497d"/>
-          <w:bottom w:val="single" w:sz="4" w:space="0" w:color="1f497d"/>
-          <w:right w:val="single" w:sz="4" w:space="0" w:color="1f497d"/>
-          <w:insideH w:val="single" w:sz="4" w:space="0" w:color="1f497d"/>
-          <w:insideV w:val="single" w:sz="4" w:space="0" w:color="1f497d"/>
+          <w:top w:val="single" w:sz="4" w:space="0" w:color="000000"/>
+          <w:left w:val="single" w:sz="4" w:space="0" w:color="000000"/>
+          <w:bottom w:val="single" w:sz="4" w:space="0" w:color="000000"/>
+          <w:right w:val="single" w:sz="4" w:space="0" w:color="000000"/>
+          <w:insideH w:val="single" w:sz="4" w:space="0" w:color="000000"/>
+          <w:insideV w:val="single" w:sz="4" w:space="0" w:color="000000"/>
         </w:tblBorders>
       </w:tblPr>
       <w:tblGrid>
@@ -10726,12 +10726,12 @@
         <w:jc w:val="center"/>
         <w:tblLook w:firstColumn="1" w:firstRow="1" w:lastColumn="0" w:lastRow="0" w:noHBand="0" w:noVBand="1" w:val="04A0"/>
         <w:tblBorders>
-          <w:top w:val="single" w:sz="4" w:space="0" w:color="1f497d"/>
-          <w:left w:val="single" w:sz="4" w:space="0" w:color="1f497d"/>
-          <w:bottom w:val="single" w:sz="4" w:space="0" w:color="1f497d"/>
-          <w:right w:val="single" w:sz="4" w:space="0" w:color="1f497d"/>
-          <w:insideH w:val="single" w:sz="4" w:space="0" w:color="1f497d"/>
-          <w:insideV w:val="single" w:sz="4" w:space="0" w:color="1f497d"/>
+          <w:top w:val="single" w:sz="4" w:space="0" w:color="000000"/>
+          <w:left w:val="single" w:sz="4" w:space="0" w:color="000000"/>
+          <w:bottom w:val="single" w:sz="4" w:space="0" w:color="000000"/>
+          <w:right w:val="single" w:sz="4" w:space="0" w:color="000000"/>
+          <w:insideH w:val="single" w:sz="4" w:space="0" w:color="000000"/>
+          <w:insideV w:val="single" w:sz="4" w:space="0" w:color="000000"/>
         </w:tblBorders>
       </w:tblPr>
       <w:tblGrid>
@@ -10968,12 +10968,12 @@
         <w:jc w:val="center"/>
         <w:tblLook w:firstColumn="1" w:firstRow="1" w:lastColumn="0" w:lastRow="0" w:noHBand="0" w:noVBand="1" w:val="04A0"/>
         <w:tblBorders>
-          <w:top w:val="single" w:sz="4" w:space="0" w:color="1f497d"/>
-          <w:left w:val="single" w:sz="4" w:space="0" w:color="1f497d"/>
-          <w:bottom w:val="single" w:sz="4" w:space="0" w:color="1f497d"/>
-          <w:right w:val="single" w:sz="4" w:space="0" w:color="1f497d"/>
-          <w:insideH w:val="single" w:sz="4" w:space="0" w:color="1f497d"/>
-          <w:insideV w:val="single" w:sz="4" w:space="0" w:color="1f497d"/>
+          <w:top w:val="single" w:sz="4" w:space="0" w:color="000000"/>
+          <w:left w:val="single" w:sz="4" w:space="0" w:color="000000"/>
+          <w:bottom w:val="single" w:sz="4" w:space="0" w:color="000000"/>
+          <w:right w:val="single" w:sz="4" w:space="0" w:color="000000"/>
+          <w:insideH w:val="single" w:sz="4" w:space="0" w:color="000000"/>
+          <w:insideV w:val="single" w:sz="4" w:space="0" w:color="000000"/>
         </w:tblBorders>
       </w:tblPr>
       <w:tblGrid>
@@ -11299,12 +11299,12 @@
         <w:jc w:val="center"/>
         <w:tblLook w:firstColumn="1" w:firstRow="1" w:lastColumn="0" w:lastRow="0" w:noHBand="0" w:noVBand="1" w:val="04A0"/>
         <w:tblBorders>
-          <w:top w:val="single" w:sz="4" w:space="0" w:color="1f497d"/>
-          <w:left w:val="single" w:sz="4" w:space="0" w:color="1f497d"/>
-          <w:bottom w:val="single" w:sz="4" w:space="0" w:color="1f497d"/>
-          <w:right w:val="single" w:sz="4" w:space="0" w:color="1f497d"/>
-          <w:insideH w:val="single" w:sz="4" w:space="0" w:color="1f497d"/>
-          <w:insideV w:val="single" w:sz="4" w:space="0" w:color="1f497d"/>
+          <w:top w:val="single" w:sz="4" w:space="0" w:color="000000"/>
+          <w:left w:val="single" w:sz="4" w:space="0" w:color="000000"/>
+          <w:bottom w:val="single" w:sz="4" w:space="0" w:color="000000"/>
+          <w:right w:val="single" w:sz="4" w:space="0" w:color="000000"/>
+          <w:insideH w:val="single" w:sz="4" w:space="0" w:color="000000"/>
+          <w:insideV w:val="single" w:sz="4" w:space="0" w:color="000000"/>
         </w:tblBorders>
       </w:tblPr>
       <w:tblGrid>

--- a/extracted_jsons/TestReport_DULAL NAHA (KOL2604070057)_2600128556_11d3f985-7e08-40be-91b4-48b35be363ee.docx
+++ b/extracted_jsons/TestReport_DULAL NAHA (KOL2604070057)_2600128556_11d3f985-7e08-40be-91b4-48b35be363ee.docx
@@ -409,23 +409,6 @@
     </w:p>
     <w:p>
       <w:pPr>
-        <w:keepNext/>
-        <w:spacing w:before="78" w:after="80"/>
-        <w:jc w:val="left"/>
-      </w:pPr>
-      <w:r>
-        <w:rPr>
-          <w:rFonts w:ascii="Cambria" w:hAnsi="Cambria"/>
-          <w:b/>
-          <w:i w:val="0"/>
-          <w:color w:val="1F497D"/>
-          <w:sz w:val="26"/>
-        </w:rPr>
-        <w:t>TEST NAME</w:t>
-      </w:r>
-    </w:p>
-    <w:p>
-      <w:pPr>
         <w:spacing w:before="360" w:after="80" w:line="276" w:lineRule="auto"/>
         <w:jc w:val="left"/>
       </w:pPr>
@@ -441,18 +424,28 @@
     <w:p>
       <w:pPr>
         <w:keepNext/>
-        <w:spacing w:before="316" w:after="80"/>
-        <w:jc w:val="left"/>
+        <w:shd w:val="clear" w:color="auto" w:fill="C00000"/>
+        <w:spacing w:before="160" w:after="160"/>
+        <w:jc w:val="center"/>
       </w:pPr>
       <w:r>
         <w:rPr>
           <w:rFonts w:ascii="Cambria" w:hAnsi="Cambria"/>
           <w:b/>
-          <w:i w:val="0"/>
-          <w:color w:val="1F497D"/>
+          <w:color w:val="FFFFFF"/>
           <w:sz w:val="26"/>
         </w:rPr>
-        <w:t>Positive (Clinically significant Variant detected)</w:t>
+        <w:t>Positive</w:t>
+        <w:br/>
+      </w:r>
+      <w:r>
+        <w:rPr>
+          <w:rFonts w:ascii="Cambria" w:hAnsi="Cambria"/>
+          <w:b w:val="0"/>
+          <w:color w:val="FFFFFF"/>
+          <w:sz w:val="19"/>
+        </w:rPr>
+        <w:t>(Clinically significant Variant detected)</w:t>
       </w:r>
     </w:p>
     <w:p>
@@ -466,8 +459,8 @@
           <w:rFonts w:ascii="Cambria" w:hAnsi="Cambria"/>
           <w:b/>
           <w:i w:val="0"/>
-          <w:color w:val="1F497D"/>
-          <w:sz w:val="26"/>
+          <w:color w:val="008080"/>
+          <w:sz w:val="24"/>
         </w:rPr>
         <w:t>Report Highlights:</w:t>
       </w:r>
@@ -512,7 +505,7 @@
         <w:tc>
           <w:tcPr>
             <w:tcW w:type="dxa" w:w="1570"/>
-            <w:shd w:val="clear" w:color="auto" w:fill="1f497d"/>
+            <w:shd w:val="clear" w:color="auto" w:fill="008080"/>
             <w:tcMar>
               <w:top w:w="60" w:type="dxa"/>
               <w:bottom w:w="60" w:type="dxa"/>
@@ -529,7 +522,7 @@
                 <w:rFonts w:ascii="Cambria" w:hAnsi="Cambria"/>
                 <w:b/>
                 <w:color w:val="FFFFFF"/>
-                <w:sz w:val="19"/>
+                <w:sz w:val="20"/>
               </w:rPr>
               <w:t>Tier I</w:t>
             </w:r>
@@ -538,7 +531,7 @@
         <w:tc>
           <w:tcPr>
             <w:tcW w:type="dxa" w:w="1646"/>
-            <w:shd w:val="clear" w:color="auto" w:fill="1f497d"/>
+            <w:shd w:val="clear" w:color="auto" w:fill="008080"/>
             <w:tcMar>
               <w:top w:w="60" w:type="dxa"/>
               <w:bottom w:w="60" w:type="dxa"/>
@@ -555,7 +548,7 @@
                 <w:rFonts w:ascii="Cambria" w:hAnsi="Cambria"/>
                 <w:b/>
                 <w:color w:val="FFFFFF"/>
-                <w:sz w:val="19"/>
+                <w:sz w:val="20"/>
               </w:rPr>
               <w:t>Tier II</w:t>
             </w:r>
@@ -564,7 +557,7 @@
         <w:tc>
           <w:tcPr>
             <w:tcW w:type="dxa" w:w="1719"/>
-            <w:shd w:val="clear" w:color="auto" w:fill="1f497d"/>
+            <w:shd w:val="clear" w:color="auto" w:fill="008080"/>
             <w:tcMar>
               <w:top w:w="60" w:type="dxa"/>
               <w:bottom w:w="60" w:type="dxa"/>
@@ -581,7 +574,7 @@
                 <w:rFonts w:ascii="Cambria" w:hAnsi="Cambria"/>
                 <w:b/>
                 <w:color w:val="FFFFFF"/>
-                <w:sz w:val="19"/>
+                <w:sz w:val="20"/>
               </w:rPr>
               <w:t>Tier III</w:t>
             </w:r>
@@ -590,7 +583,7 @@
         <w:tc>
           <w:tcPr>
             <w:tcW w:type="dxa" w:w="1570"/>
-            <w:shd w:val="clear" w:color="auto" w:fill="1f497d"/>
+            <w:shd w:val="clear" w:color="auto" w:fill="008080"/>
             <w:tcMar>
               <w:top w:w="60" w:type="dxa"/>
               <w:bottom w:w="60" w:type="dxa"/>
@@ -607,7 +600,7 @@
                 <w:rFonts w:ascii="Cambria" w:hAnsi="Cambria"/>
                 <w:b/>
                 <w:color w:val="FFFFFF"/>
-                <w:sz w:val="19"/>
+                <w:sz w:val="20"/>
               </w:rPr>
               <w:t>MSI</w:t>
             </w:r>
@@ -616,7 +609,7 @@
         <w:tc>
           <w:tcPr>
             <w:tcW w:type="dxa" w:w="1789"/>
-            <w:shd w:val="clear" w:color="auto" w:fill="1f497d"/>
+            <w:shd w:val="clear" w:color="auto" w:fill="008080"/>
             <w:tcMar>
               <w:top w:w="60" w:type="dxa"/>
               <w:bottom w:w="60" w:type="dxa"/>
@@ -633,7 +626,7 @@
                 <w:rFonts w:ascii="Cambria" w:hAnsi="Cambria"/>
                 <w:b/>
                 <w:color w:val="FFFFFF"/>
-                <w:sz w:val="19"/>
+                <w:sz w:val="20"/>
               </w:rPr>
               <w:t>Therapies</w:t>
             </w:r>
@@ -642,7 +635,7 @@
         <w:tc>
           <w:tcPr>
             <w:tcW w:type="dxa" w:w="2172"/>
-            <w:shd w:val="clear" w:color="auto" w:fill="1f497d"/>
+            <w:shd w:val="clear" w:color="auto" w:fill="008080"/>
             <w:tcMar>
               <w:top w:w="60" w:type="dxa"/>
               <w:bottom w:w="60" w:type="dxa"/>
@@ -659,7 +652,7 @@
                 <w:rFonts w:ascii="Cambria" w:hAnsi="Cambria"/>
                 <w:b/>
                 <w:color w:val="FFFFFF"/>
-                <w:sz w:val="19"/>
+                <w:sz w:val="20"/>
               </w:rPr>
               <w:t>Clinical Trials</w:t>
             </w:r>
@@ -673,6 +666,7 @@
         <w:tc>
           <w:tcPr>
             <w:tcW w:type="dxa" w:w="1570"/>
+            <w:shd w:val="clear" w:color="auto" w:fill="f8f8f8"/>
             <w:tcMar>
               <w:top w:w="60" w:type="dxa"/>
               <w:bottom w:w="60" w:type="dxa"/>
@@ -681,11 +675,16 @@
             </w:tcMar>
           </w:tcPr>
           <w:p>
+            <w:pPr>
+              <w:jc w:val="left"/>
+            </w:pPr>
             <w:r>
               <w:rPr>
                 <w:rFonts w:ascii="Cambria" w:hAnsi="Cambria"/>
+                <w:b w:val="0"/>
+                <w:i w:val="0"/>
                 <w:color w:val="000000"/>
-                <w:sz w:val="19"/>
+                <w:sz w:val="20"/>
               </w:rPr>
               <w:t>0</w:t>
             </w:r>
@@ -694,6 +693,7 @@
         <w:tc>
           <w:tcPr>
             <w:tcW w:type="dxa" w:w="1646"/>
+            <w:shd w:val="clear" w:color="auto" w:fill="f8f8f8"/>
             <w:tcMar>
               <w:top w:w="60" w:type="dxa"/>
               <w:bottom w:w="60" w:type="dxa"/>
@@ -702,11 +702,16 @@
             </w:tcMar>
           </w:tcPr>
           <w:p>
+            <w:pPr>
+              <w:jc w:val="left"/>
+            </w:pPr>
             <w:r>
               <w:rPr>
                 <w:rFonts w:ascii="Cambria" w:hAnsi="Cambria"/>
+                <w:b w:val="0"/>
+                <w:i w:val="0"/>
                 <w:color w:val="000000"/>
-                <w:sz w:val="19"/>
+                <w:sz w:val="20"/>
               </w:rPr>
               <w:t>1</w:t>
             </w:r>
@@ -715,6 +720,7 @@
         <w:tc>
           <w:tcPr>
             <w:tcW w:type="dxa" w:w="1719"/>
+            <w:shd w:val="clear" w:color="auto" w:fill="f8f8f8"/>
             <w:tcMar>
               <w:top w:w="60" w:type="dxa"/>
               <w:bottom w:w="60" w:type="dxa"/>
@@ -723,11 +729,16 @@
             </w:tcMar>
           </w:tcPr>
           <w:p>
+            <w:pPr>
+              <w:jc w:val="left"/>
+            </w:pPr>
             <w:r>
               <w:rPr>
                 <w:rFonts w:ascii="Cambria" w:hAnsi="Cambria"/>
+                <w:b w:val="0"/>
+                <w:i w:val="0"/>
                 <w:color w:val="000000"/>
-                <w:sz w:val="19"/>
+                <w:sz w:val="20"/>
               </w:rPr>
               <w:t>0</w:t>
             </w:r>
@@ -736,6 +747,7 @@
         <w:tc>
           <w:tcPr>
             <w:tcW w:type="dxa" w:w="1570"/>
+            <w:shd w:val="clear" w:color="auto" w:fill="f8f8f8"/>
             <w:tcMar>
               <w:top w:w="60" w:type="dxa"/>
               <w:bottom w:w="60" w:type="dxa"/>
@@ -744,12 +756,16 @@
             </w:tcMar>
           </w:tcPr>
           <w:p>
+            <w:pPr>
+              <w:jc w:val="left"/>
+            </w:pPr>
             <w:r>
               <w:rPr>
                 <w:rFonts w:ascii="Cambria" w:hAnsi="Cambria"/>
-                <w:b/>
-                <w:color w:val="008000"/>
-                <w:sz w:val="19"/>
+                <w:b w:val="0"/>
+                <w:i w:val="0"/>
+                <w:color w:val="000000"/>
+                <w:sz w:val="20"/>
               </w:rPr>
               <w:t>Stable</w:t>
             </w:r>
@@ -758,6 +774,7 @@
         <w:tc>
           <w:tcPr>
             <w:tcW w:type="dxa" w:w="1789"/>
+            <w:shd w:val="clear" w:color="auto" w:fill="f8f8f8"/>
             <w:tcMar>
               <w:top w:w="60" w:type="dxa"/>
               <w:bottom w:w="60" w:type="dxa"/>
@@ -766,11 +783,16 @@
             </w:tcMar>
           </w:tcPr>
           <w:p>
+            <w:pPr>
+              <w:jc w:val="left"/>
+            </w:pPr>
             <w:r>
               <w:rPr>
                 <w:rFonts w:ascii="Cambria" w:hAnsi="Cambria"/>
+                <w:b w:val="0"/>
+                <w:i w:val="0"/>
                 <w:color w:val="000000"/>
-                <w:sz w:val="19"/>
+                <w:sz w:val="20"/>
               </w:rPr>
               <w:t>0</w:t>
             </w:r>
@@ -779,6 +801,7 @@
         <w:tc>
           <w:tcPr>
             <w:tcW w:type="dxa" w:w="2172"/>
+            <w:shd w:val="clear" w:color="auto" w:fill="f8f8f8"/>
             <w:tcMar>
               <w:top w:w="60" w:type="dxa"/>
               <w:bottom w:w="60" w:type="dxa"/>
@@ -787,11 +810,16 @@
             </w:tcMar>
           </w:tcPr>
           <w:p>
+            <w:pPr>
+              <w:jc w:val="right"/>
+            </w:pPr>
             <w:r>
               <w:rPr>
                 <w:rFonts w:ascii="Cambria" w:hAnsi="Cambria"/>
+                <w:b w:val="0"/>
+                <w:i w:val="0"/>
                 <w:color w:val="000000"/>
-                <w:sz w:val="19"/>
+                <w:sz w:val="20"/>
               </w:rPr>
               <w:t>43</w:t>
             </w:r>
@@ -820,8 +848,8 @@
           <w:rFonts w:ascii="Cambria" w:hAnsi="Cambria"/>
           <w:b/>
           <w:i w:val="0"/>
-          <w:color w:val="1F497D"/>
-          <w:sz w:val="26"/>
+          <w:color w:val="008080"/>
+          <w:sz w:val="24"/>
         </w:rPr>
         <w:t>Key Findings:</w:t>
       </w:r>
@@ -865,7 +893,7 @@
         <w:tc>
           <w:tcPr>
             <w:tcW w:type="dxa" w:w="1496"/>
-            <w:shd w:val="clear" w:color="auto" w:fill="1f497d"/>
+            <w:shd w:val="clear" w:color="auto" w:fill="008080"/>
             <w:tcMar>
               <w:top w:w="60" w:type="dxa"/>
               <w:bottom w:w="60" w:type="dxa"/>
@@ -882,7 +910,7 @@
                 <w:rFonts w:ascii="Cambria" w:hAnsi="Cambria"/>
                 <w:b/>
                 <w:color w:val="FFFFFF"/>
-                <w:sz w:val="19"/>
+                <w:sz w:val="20"/>
               </w:rPr>
               <w:t>Tier</w:t>
             </w:r>
@@ -891,7 +919,7 @@
         <w:tc>
           <w:tcPr>
             <w:tcW w:type="dxa" w:w="2607"/>
-            <w:shd w:val="clear" w:color="auto" w:fill="1f497d"/>
+            <w:shd w:val="clear" w:color="auto" w:fill="008080"/>
             <w:tcMar>
               <w:top w:w="60" w:type="dxa"/>
               <w:bottom w:w="60" w:type="dxa"/>
@@ -908,7 +936,7 @@
                 <w:rFonts w:ascii="Cambria" w:hAnsi="Cambria"/>
                 <w:b/>
                 <w:color w:val="FFFFFF"/>
-                <w:sz w:val="19"/>
+                <w:sz w:val="20"/>
               </w:rPr>
               <w:t>Gene &amp; Transcript</w:t>
             </w:r>
@@ -917,7 +945,7 @@
         <w:tc>
           <w:tcPr>
             <w:tcW w:type="dxa" w:w="2607"/>
-            <w:shd w:val="clear" w:color="auto" w:fill="1f497d"/>
+            <w:shd w:val="clear" w:color="auto" w:fill="008080"/>
             <w:tcMar>
               <w:top w:w="60" w:type="dxa"/>
               <w:bottom w:w="60" w:type="dxa"/>
@@ -934,7 +962,7 @@
                 <w:rFonts w:ascii="Cambria" w:hAnsi="Cambria"/>
                 <w:b/>
                 <w:color w:val="FFFFFF"/>
-                <w:sz w:val="19"/>
+                <w:sz w:val="20"/>
               </w:rPr>
               <w:t>Variant</w:t>
             </w:r>
@@ -943,7 +971,7 @@
         <w:tc>
           <w:tcPr>
             <w:tcW w:type="dxa" w:w="1496"/>
-            <w:shd w:val="clear" w:color="auto" w:fill="1f497d"/>
+            <w:shd w:val="clear" w:color="auto" w:fill="008080"/>
             <w:tcMar>
               <w:top w:w="60" w:type="dxa"/>
               <w:bottom w:w="60" w:type="dxa"/>
@@ -960,7 +988,7 @@
                 <w:rFonts w:ascii="Cambria" w:hAnsi="Cambria"/>
                 <w:b/>
                 <w:color w:val="FFFFFF"/>
-                <w:sz w:val="19"/>
+                <w:sz w:val="20"/>
               </w:rPr>
               <w:t>Exon</w:t>
             </w:r>
@@ -969,7 +997,7 @@
         <w:tc>
           <w:tcPr>
             <w:tcW w:type="dxa" w:w="2260"/>
-            <w:shd w:val="clear" w:color="auto" w:fill="1f497d"/>
+            <w:shd w:val="clear" w:color="auto" w:fill="008080"/>
             <w:tcMar>
               <w:top w:w="60" w:type="dxa"/>
               <w:bottom w:w="60" w:type="dxa"/>
@@ -986,7 +1014,7 @@
                 <w:rFonts w:ascii="Cambria" w:hAnsi="Cambria"/>
                 <w:b/>
                 <w:color w:val="FFFFFF"/>
-                <w:sz w:val="19"/>
+                <w:sz w:val="20"/>
               </w:rPr>
               <w:t>Coverage/VAF</w:t>
             </w:r>
@@ -1000,6 +1028,7 @@
         <w:tc>
           <w:tcPr>
             <w:tcW w:type="dxa" w:w="1496"/>
+            <w:shd w:val="clear" w:color="auto" w:fill="f8f8f8"/>
             <w:tcMar>
               <w:top w:w="60" w:type="dxa"/>
               <w:bottom w:w="60" w:type="dxa"/>
@@ -1008,11 +1037,16 @@
             </w:tcMar>
           </w:tcPr>
           <w:p>
+            <w:pPr>
+              <w:jc w:val="left"/>
+            </w:pPr>
             <w:r>
               <w:rPr>
                 <w:rFonts w:ascii="Cambria" w:hAnsi="Cambria"/>
+                <w:b w:val="0"/>
+                <w:i w:val="0"/>
                 <w:color w:val="000000"/>
-                <w:sz w:val="19"/>
+                <w:sz w:val="20"/>
               </w:rPr>
               <w:t>IIC</w:t>
             </w:r>
@@ -1021,6 +1055,7 @@
         <w:tc>
           <w:tcPr>
             <w:tcW w:type="dxa" w:w="2607"/>
+            <w:shd w:val="clear" w:color="auto" w:fill="f8f8f8"/>
             <w:tcMar>
               <w:top w:w="60" w:type="dxa"/>
               <w:bottom w:w="60" w:type="dxa"/>
@@ -1029,11 +1064,16 @@
             </w:tcMar>
           </w:tcPr>
           <w:p>
+            <w:pPr>
+              <w:jc w:val="left"/>
+            </w:pPr>
             <w:r>
               <w:rPr>
                 <w:rFonts w:ascii="Cambria" w:hAnsi="Cambria"/>
+                <w:b w:val="0"/>
+                <w:i w:val="0"/>
                 <w:color w:val="000000"/>
-                <w:sz w:val="19"/>
+                <w:sz w:val="20"/>
               </w:rPr>
               <w:t>TP53</w:t>
               <w:br/>
@@ -1046,6 +1086,7 @@
         <w:tc>
           <w:tcPr>
             <w:tcW w:type="dxa" w:w="2607"/>
+            <w:shd w:val="clear" w:color="auto" w:fill="f8f8f8"/>
             <w:tcMar>
               <w:top w:w="60" w:type="dxa"/>
               <w:bottom w:w="60" w:type="dxa"/>
@@ -1054,11 +1095,16 @@
             </w:tcMar>
           </w:tcPr>
           <w:p>
+            <w:pPr>
+              <w:jc w:val="left"/>
+            </w:pPr>
             <w:r>
               <w:rPr>
                 <w:rFonts w:ascii="Cambria" w:hAnsi="Cambria"/>
+                <w:b w:val="0"/>
+                <w:i w:val="0"/>
                 <w:color w:val="000000"/>
-                <w:sz w:val="19"/>
+                <w:sz w:val="20"/>
               </w:rPr>
               <w:t>c.405C&gt;A</w:t>
               <w:br/>
@@ -1069,6 +1115,7 @@
         <w:tc>
           <w:tcPr>
             <w:tcW w:type="dxa" w:w="1496"/>
+            <w:shd w:val="clear" w:color="auto" w:fill="f8f8f8"/>
             <w:tcMar>
               <w:top w:w="60" w:type="dxa"/>
               <w:bottom w:w="60" w:type="dxa"/>
@@ -1077,11 +1124,16 @@
             </w:tcMar>
           </w:tcPr>
           <w:p>
+            <w:pPr>
+              <w:jc w:val="left"/>
+            </w:pPr>
             <w:r>
               <w:rPr>
                 <w:rFonts w:ascii="Cambria" w:hAnsi="Cambria"/>
+                <w:b w:val="0"/>
+                <w:i w:val="0"/>
                 <w:color w:val="000000"/>
-                <w:sz w:val="19"/>
+                <w:sz w:val="20"/>
               </w:rPr>
               <w:t>5</w:t>
             </w:r>
@@ -1090,6 +1142,7 @@
         <w:tc>
           <w:tcPr>
             <w:tcW w:type="dxa" w:w="2260"/>
+            <w:shd w:val="clear" w:color="auto" w:fill="f8f8f8"/>
             <w:tcMar>
               <w:top w:w="60" w:type="dxa"/>
               <w:bottom w:w="60" w:type="dxa"/>
@@ -1098,11 +1151,16 @@
             </w:tcMar>
           </w:tcPr>
           <w:p>
+            <w:pPr>
+              <w:jc w:val="right"/>
+            </w:pPr>
             <w:r>
               <w:rPr>
                 <w:rFonts w:ascii="Cambria" w:hAnsi="Cambria"/>
+                <w:b w:val="0"/>
+                <w:i w:val="0"/>
                 <w:color w:val="000000"/>
-                <w:sz w:val="19"/>
+                <w:sz w:val="20"/>
               </w:rPr>
               <w:t>691x /</w:t>
               <w:br/>
@@ -1126,6 +1184,7 @@
       <w:pPr>
         <w:pStyle w:val="ListBullet"/>
         <w:spacing w:before="0" w:after="80" w:line="276" w:lineRule="auto"/>
+        <w:jc w:val="left"/>
       </w:pPr>
       <w:r>
         <w:rPr>
@@ -1147,8 +1206,8 @@
           <w:rFonts w:ascii="Cambria" w:hAnsi="Cambria"/>
           <w:b/>
           <w:i w:val="0"/>
-          <w:color w:val="1F497D"/>
-          <w:sz w:val="26"/>
+          <w:color w:val="008080"/>
+          <w:sz w:val="24"/>
         </w:rPr>
         <w:t>Multi-Gene Biomarkers Results:</w:t>
       </w:r>
@@ -1190,7 +1249,7 @@
         <w:tc>
           <w:tcPr>
             <w:tcW w:type="dxa" w:w="4328"/>
-            <w:shd w:val="clear" w:color="auto" w:fill="1f497d"/>
+            <w:shd w:val="clear" w:color="auto" w:fill="008080"/>
             <w:tcMar>
               <w:top w:w="60" w:type="dxa"/>
               <w:bottom w:w="60" w:type="dxa"/>
@@ -1207,7 +1266,7 @@
                 <w:rFonts w:ascii="Cambria" w:hAnsi="Cambria"/>
                 <w:b/>
                 <w:color w:val="FFFFFF"/>
-                <w:sz w:val="19"/>
+                <w:sz w:val="20"/>
               </w:rPr>
               <w:t>Assay Biomarker</w:t>
             </w:r>
@@ -1216,7 +1275,7 @@
         <w:tc>
           <w:tcPr>
             <w:tcW w:type="dxa" w:w="1962"/>
-            <w:shd w:val="clear" w:color="auto" w:fill="1f497d"/>
+            <w:shd w:val="clear" w:color="auto" w:fill="008080"/>
             <w:tcMar>
               <w:top w:w="60" w:type="dxa"/>
               <w:bottom w:w="60" w:type="dxa"/>
@@ -1233,7 +1292,7 @@
                 <w:rFonts w:ascii="Cambria" w:hAnsi="Cambria"/>
                 <w:b/>
                 <w:color w:val="FFFFFF"/>
-                <w:sz w:val="19"/>
+                <w:sz w:val="20"/>
               </w:rPr>
               <w:t>Result</w:t>
             </w:r>
@@ -1242,7 +1301,7 @@
         <w:tc>
           <w:tcPr>
             <w:tcW w:type="dxa" w:w="4176"/>
-            <w:shd w:val="clear" w:color="auto" w:fill="1f497d"/>
+            <w:shd w:val="clear" w:color="auto" w:fill="008080"/>
             <w:tcMar>
               <w:top w:w="60" w:type="dxa"/>
               <w:bottom w:w="60" w:type="dxa"/>
@@ -1259,7 +1318,7 @@
                 <w:rFonts w:ascii="Cambria" w:hAnsi="Cambria"/>
                 <w:b/>
                 <w:color w:val="FFFFFF"/>
-                <w:sz w:val="19"/>
+                <w:sz w:val="20"/>
               </w:rPr>
               <w:t>Interpretation</w:t>
             </w:r>
@@ -1273,6 +1332,7 @@
         <w:tc>
           <w:tcPr>
             <w:tcW w:type="dxa" w:w="4328"/>
+            <w:shd w:val="clear" w:color="auto" w:fill="f8f8f8"/>
             <w:tcMar>
               <w:top w:w="60" w:type="dxa"/>
               <w:bottom w:w="60" w:type="dxa"/>
@@ -1281,11 +1341,16 @@
             </w:tcMar>
           </w:tcPr>
           <w:p>
+            <w:pPr>
+              <w:jc w:val="left"/>
+            </w:pPr>
             <w:r>
               <w:rPr>
                 <w:rFonts w:ascii="Cambria" w:hAnsi="Cambria"/>
+                <w:b w:val="0"/>
+                <w:i w:val="0"/>
                 <w:color w:val="000000"/>
-                <w:sz w:val="19"/>
+                <w:sz w:val="20"/>
               </w:rPr>
               <w:t>Microsatellite Instability (MSI)</w:t>
             </w:r>
@@ -1294,6 +1359,7 @@
         <w:tc>
           <w:tcPr>
             <w:tcW w:type="dxa" w:w="1962"/>
+            <w:shd w:val="clear" w:color="auto" w:fill="f8f8f8"/>
             <w:tcMar>
               <w:top w:w="60" w:type="dxa"/>
               <w:bottom w:w="60" w:type="dxa"/>
@@ -1302,12 +1368,16 @@
             </w:tcMar>
           </w:tcPr>
           <w:p>
+            <w:pPr>
+              <w:jc w:val="left"/>
+            </w:pPr>
             <w:r>
               <w:rPr>
                 <w:rFonts w:ascii="Cambria" w:hAnsi="Cambria"/>
-                <w:b/>
-                <w:color w:val="008000"/>
-                <w:sz w:val="19"/>
+                <w:b w:val="0"/>
+                <w:i w:val="0"/>
+                <w:color w:val="000000"/>
+                <w:sz w:val="20"/>
               </w:rPr>
               <w:t>Stable</w:t>
             </w:r>
@@ -1316,6 +1386,7 @@
         <w:tc>
           <w:tcPr>
             <w:tcW w:type="dxa" w:w="4176"/>
+            <w:shd w:val="clear" w:color="auto" w:fill="f8f8f8"/>
             <w:tcMar>
               <w:top w:w="60" w:type="dxa"/>
               <w:bottom w:w="60" w:type="dxa"/>
@@ -1324,12 +1395,16 @@
             </w:tcMar>
           </w:tcPr>
           <w:p>
+            <w:pPr>
+              <w:jc w:val="right"/>
+            </w:pPr>
             <w:r>
               <w:rPr>
                 <w:rFonts w:ascii="Cambria" w:hAnsi="Cambria"/>
-                <w:b/>
-                <w:color w:val="008000"/>
-                <w:sz w:val="19"/>
+                <w:b w:val="0"/>
+                <w:i w:val="0"/>
+                <w:color w:val="000000"/>
+                <w:sz w:val="20"/>
               </w:rPr>
               <w:t>Stable Microsatellite detected</w:t>
             </w:r>
@@ -1508,8 +1583,8 @@
           <w:rFonts w:ascii="Cambria" w:hAnsi="Cambria"/>
           <w:b/>
           <w:i w:val="0"/>
-          <w:color w:val="1F497D"/>
-          <w:sz w:val="26"/>
+          <w:color w:val="008080"/>
+          <w:sz w:val="24"/>
         </w:rPr>
         <w:t>Clinical Significance:</w:t>
       </w:r>
@@ -1551,7 +1626,7 @@
         <w:tc>
           <w:tcPr>
             <w:tcW w:type="dxa" w:w="3756"/>
-            <w:shd w:val="clear" w:color="auto" w:fill="1f497d"/>
+            <w:shd w:val="clear" w:color="auto" w:fill="008080"/>
             <w:tcMar>
               <w:top w:w="60" w:type="dxa"/>
               <w:bottom w:w="60" w:type="dxa"/>
@@ -1568,7 +1643,7 @@
                 <w:rFonts w:ascii="Cambria" w:hAnsi="Cambria"/>
                 <w:b/>
                 <w:color w:val="FFFFFF"/>
-                <w:sz w:val="19"/>
+                <w:sz w:val="20"/>
               </w:rPr>
               <w:t>Assay Biomarker</w:t>
             </w:r>
@@ -1577,7 +1652,7 @@
         <w:tc>
           <w:tcPr>
             <w:tcW w:type="dxa" w:w="3295"/>
-            <w:shd w:val="clear" w:color="auto" w:fill="1f497d"/>
+            <w:shd w:val="clear" w:color="auto" w:fill="008080"/>
             <w:tcMar>
               <w:top w:w="60" w:type="dxa"/>
               <w:bottom w:w="60" w:type="dxa"/>
@@ -1594,7 +1669,7 @@
                 <w:rFonts w:ascii="Cambria" w:hAnsi="Cambria"/>
                 <w:b/>
                 <w:color w:val="FFFFFF"/>
-                <w:sz w:val="19"/>
+                <w:sz w:val="20"/>
               </w:rPr>
               <w:t>Result</w:t>
             </w:r>
@@ -1634,6 +1709,7 @@
         <w:tc>
           <w:tcPr>
             <w:tcW w:type="dxa" w:w="3756"/>
+            <w:shd w:val="clear" w:color="auto" w:fill="a5a6a5"/>
             <w:tcMar>
               <w:top w:w="60" w:type="dxa"/>
               <w:bottom w:w="60" w:type="dxa"/>
@@ -1642,9 +1718,14 @@
             </w:tcMar>
           </w:tcPr>
           <w:p>
+            <w:pPr>
+              <w:jc w:val="left"/>
+            </w:pPr>
             <w:r>
               <w:rPr>
                 <w:rFonts w:ascii="Cambria" w:hAnsi="Cambria"/>
+                <w:b w:val="0"/>
+                <w:i w:val="0"/>
                 <w:color w:val="000000"/>
                 <w:sz w:val="19"/>
               </w:rPr>
@@ -1655,6 +1736,7 @@
         <w:tc>
           <w:tcPr>
             <w:tcW w:type="dxa" w:w="3295"/>
+            <w:shd w:val="clear" w:color="auto" w:fill="a5a6a5"/>
             <w:tcMar>
               <w:top w:w="60" w:type="dxa"/>
               <w:bottom w:w="60" w:type="dxa"/>
@@ -1663,11 +1745,16 @@
             </w:tcMar>
           </w:tcPr>
           <w:p>
+            <w:pPr>
+              <w:jc w:val="center"/>
+            </w:pPr>
             <w:r>
               <w:rPr>
                 <w:rFonts w:ascii="Cambria" w:hAnsi="Cambria"/>
-                <w:color w:val="000000"/>
-                <w:sz w:val="19"/>
+                <w:b/>
+                <w:i w:val="0"/>
+                <w:color w:val="FFFFFF"/>
+                <w:sz w:val="20"/>
               </w:rPr>
               <w:t>Therapy</w:t>
             </w:r>
@@ -1676,6 +1763,7 @@
         <w:tc>
           <w:tcPr>
             <w:tcW w:type="dxa" w:w="3414"/>
+            <w:shd w:val="clear" w:color="auto" w:fill="a5a6a5"/>
             <w:tcMar>
               <w:top w:w="60" w:type="dxa"/>
               <w:bottom w:w="60" w:type="dxa"/>
@@ -1684,11 +1772,16 @@
             </w:tcMar>
           </w:tcPr>
           <w:p>
+            <w:pPr>
+              <w:jc w:val="right"/>
+            </w:pPr>
             <w:r>
               <w:rPr>
                 <w:rFonts w:ascii="Cambria" w:hAnsi="Cambria"/>
-                <w:color w:val="000000"/>
-                <w:sz w:val="19"/>
+                <w:b/>
+                <w:i w:val="0"/>
+                <w:color w:val="FFFFFF"/>
+                <w:sz w:val="20"/>
               </w:rPr>
             </w:r>
           </w:p>
@@ -1701,7 +1794,7 @@
         <w:tc>
           <w:tcPr>
             <w:tcW w:type="dxa" w:w="3756"/>
-            <w:shd w:val="clear" w:color="auto" w:fill="f8fafc"/>
+            <w:shd w:val="clear" w:color="auto" w:fill="d8d9d8"/>
             <w:tcMar>
               <w:top w:w="60" w:type="dxa"/>
               <w:bottom w:w="60" w:type="dxa"/>
@@ -1710,11 +1803,16 @@
             </w:tcMar>
           </w:tcPr>
           <w:p>
+            <w:pPr>
+              <w:jc w:val="left"/>
+            </w:pPr>
             <w:r>
               <w:rPr>
                 <w:rFonts w:ascii="Cambria" w:hAnsi="Cambria"/>
+                <w:b w:val="0"/>
+                <w:i w:val="0"/>
                 <w:color w:val="000000"/>
-                <w:sz w:val="19"/>
+                <w:sz w:val="20"/>
               </w:rPr>
             </w:r>
           </w:p>
@@ -1722,7 +1820,7 @@
         <w:tc>
           <w:tcPr>
             <w:tcW w:type="dxa" w:w="3295"/>
-            <w:shd w:val="clear" w:color="auto" w:fill="f8fafc"/>
+            <w:shd w:val="clear" w:color="auto" w:fill="f8f8f8"/>
             <w:tcMar>
               <w:top w:w="60" w:type="dxa"/>
               <w:bottom w:w="60" w:type="dxa"/>
@@ -1731,11 +1829,16 @@
             </w:tcMar>
           </w:tcPr>
           <w:p>
+            <w:pPr>
+              <w:jc w:val="center"/>
+            </w:pPr>
             <w:r>
               <w:rPr>
                 <w:rFonts w:ascii="Cambria" w:hAnsi="Cambria"/>
-                <w:color w:val="000000"/>
-                <w:sz w:val="19"/>
+                <w:b w:val="0"/>
+                <w:i w:val="0"/>
+                <w:color w:val="006666"/>
+                <w:sz w:val="24"/>
               </w:rPr>
               <w:t>In This Cancer</w:t>
             </w:r>
@@ -1744,7 +1847,7 @@
         <w:tc>
           <w:tcPr>
             <w:tcW w:type="dxa" w:w="3414"/>
-            <w:shd w:val="clear" w:color="auto" w:fill="f8fafc"/>
+            <w:shd w:val="clear" w:color="auto" w:fill="f8f8f8"/>
             <w:tcMar>
               <w:top w:w="60" w:type="dxa"/>
               <w:bottom w:w="60" w:type="dxa"/>
@@ -1753,11 +1856,16 @@
             </w:tcMar>
           </w:tcPr>
           <w:p>
+            <w:pPr>
+              <w:jc w:val="right"/>
+            </w:pPr>
             <w:r>
               <w:rPr>
                 <w:rFonts w:ascii="Cambria" w:hAnsi="Cambria"/>
-                <w:color w:val="000000"/>
-                <w:sz w:val="19"/>
+                <w:b w:val="0"/>
+                <w:i w:val="0"/>
+                <w:color w:val="006666"/>
+                <w:sz w:val="24"/>
               </w:rPr>
               <w:t>In Other Cancer</w:t>
             </w:r>
@@ -1779,9 +1887,14 @@
             </w:tcMar>
           </w:tcPr>
           <w:p>
+            <w:pPr>
+              <w:jc w:val="left"/>
+            </w:pPr>
             <w:r>
               <w:rPr>
                 <w:rFonts w:ascii="Cambria" w:hAnsi="Cambria"/>
+                <w:b w:val="0"/>
+                <w:i w:val="0"/>
                 <w:color w:val="000000"/>
                 <w:sz w:val="19"/>
               </w:rPr>
@@ -1804,9 +1917,14 @@
             </w:tcMar>
           </w:tcPr>
           <w:p>
+            <w:pPr>
+              <w:jc w:val="left"/>
+            </w:pPr>
             <w:r>
               <w:rPr>
                 <w:rFonts w:ascii="Cambria" w:hAnsi="Cambria"/>
+                <w:b w:val="0"/>
+                <w:i w:val="0"/>
                 <w:color w:val="000000"/>
                 <w:sz w:val="19"/>
               </w:rPr>
@@ -1825,9 +1943,14 @@
             </w:tcMar>
           </w:tcPr>
           <w:p>
+            <w:pPr>
+              <w:jc w:val="left"/>
+            </w:pPr>
             <w:r>
               <w:rPr>
                 <w:rFonts w:ascii="Cambria" w:hAnsi="Cambria"/>
+                <w:b w:val="0"/>
+                <w:i w:val="0"/>
                 <w:color w:val="000000"/>
                 <w:sz w:val="19"/>
               </w:rPr>
@@ -1884,7 +2007,7 @@
         <w:tc>
           <w:tcPr>
             <w:tcW w:type="dxa" w:w="2927"/>
-            <w:shd w:val="clear" w:color="auto" w:fill="1f497d"/>
+            <w:shd w:val="clear" w:color="auto" w:fill="008080"/>
             <w:tcMar>
               <w:top w:w="60" w:type="dxa"/>
               <w:bottom w:w="60" w:type="dxa"/>
@@ -1901,7 +2024,7 @@
                 <w:rFonts w:ascii="Cambria" w:hAnsi="Cambria"/>
                 <w:b/>
                 <w:color w:val="FFFFFF"/>
-                <w:sz w:val="19"/>
+                <w:sz w:val="20"/>
               </w:rPr>
               <w:t>Variant</w:t>
             </w:r>
@@ -1910,7 +2033,7 @@
         <w:tc>
           <w:tcPr>
             <w:tcW w:type="dxa" w:w="3769"/>
-            <w:shd w:val="clear" w:color="auto" w:fill="1f497d"/>
+            <w:shd w:val="clear" w:color="auto" w:fill="008080"/>
             <w:tcMar>
               <w:top w:w="60" w:type="dxa"/>
               <w:bottom w:w="60" w:type="dxa"/>
@@ -1927,7 +2050,7 @@
                 <w:rFonts w:ascii="Cambria" w:hAnsi="Cambria"/>
                 <w:b/>
                 <w:color w:val="FFFFFF"/>
-                <w:sz w:val="19"/>
+                <w:sz w:val="20"/>
               </w:rPr>
               <w:t>Diagnostic Significance</w:t>
             </w:r>
@@ -1936,7 +2059,7 @@
         <w:tc>
           <w:tcPr>
             <w:tcW w:type="dxa" w:w="3769"/>
-            <w:shd w:val="clear" w:color="auto" w:fill="1f497d"/>
+            <w:shd w:val="clear" w:color="auto" w:fill="008080"/>
             <w:tcMar>
               <w:top w:w="60" w:type="dxa"/>
               <w:bottom w:w="60" w:type="dxa"/>
@@ -1953,7 +2076,7 @@
                 <w:rFonts w:ascii="Cambria" w:hAnsi="Cambria"/>
                 <w:b/>
                 <w:color w:val="FFFFFF"/>
-                <w:sz w:val="19"/>
+                <w:sz w:val="20"/>
               </w:rPr>
               <w:t>Prognostic Significance</w:t>
             </w:r>
@@ -1967,6 +2090,7 @@
         <w:tc>
           <w:tcPr>
             <w:tcW w:type="dxa" w:w="2927"/>
+            <w:shd w:val="clear" w:color="auto" w:fill="d8d9d8"/>
             <w:tcMar>
               <w:top w:w="60" w:type="dxa"/>
               <w:bottom w:w="60" w:type="dxa"/>
@@ -1975,11 +2099,16 @@
             </w:tcMar>
           </w:tcPr>
           <w:p>
+            <w:pPr>
+              <w:jc w:val="left"/>
+            </w:pPr>
             <w:r>
               <w:rPr>
                 <w:rFonts w:ascii="Cambria" w:hAnsi="Cambria"/>
+                <w:b w:val="0"/>
+                <w:i w:val="0"/>
                 <w:color w:val="000000"/>
-                <w:sz w:val="19"/>
+                <w:sz w:val="20"/>
               </w:rPr>
               <w:t>TP53</w:t>
               <w:br/>
@@ -1990,6 +2119,7 @@
         <w:tc>
           <w:tcPr>
             <w:tcW w:type="dxa" w:w="3769"/>
+            <w:shd w:val="clear" w:color="auto" w:fill="f8f8f8"/>
             <w:tcMar>
               <w:top w:w="60" w:type="dxa"/>
               <w:bottom w:w="60" w:type="dxa"/>
@@ -1998,11 +2128,16 @@
             </w:tcMar>
           </w:tcPr>
           <w:p>
+            <w:pPr>
+              <w:jc w:val="left"/>
+            </w:pPr>
             <w:r>
               <w:rPr>
                 <w:rFonts w:ascii="Cambria" w:hAnsi="Cambria"/>
+                <w:b w:val="0"/>
+                <w:i w:val="0"/>
                 <w:color w:val="000000"/>
-                <w:sz w:val="19"/>
+                <w:sz w:val="20"/>
               </w:rPr>
               <w:t>None*</w:t>
             </w:r>
@@ -2011,6 +2146,7 @@
         <w:tc>
           <w:tcPr>
             <w:tcW w:type="dxa" w:w="3769"/>
+            <w:shd w:val="clear" w:color="auto" w:fill="f8f8f8"/>
             <w:tcMar>
               <w:top w:w="60" w:type="dxa"/>
               <w:bottom w:w="60" w:type="dxa"/>
@@ -2019,11 +2155,16 @@
             </w:tcMar>
           </w:tcPr>
           <w:p>
+            <w:pPr>
+              <w:jc w:val="right"/>
+            </w:pPr>
             <w:r>
               <w:rPr>
                 <w:rFonts w:ascii="Cambria" w:hAnsi="Cambria"/>
+                <w:b w:val="0"/>
+                <w:i w:val="0"/>
                 <w:color w:val="000000"/>
-                <w:sz w:val="19"/>
+                <w:sz w:val="20"/>
               </w:rPr>
               <w:t>None*</w:t>
             </w:r>
@@ -2052,8 +2193,8 @@
           <w:rFonts w:ascii="Cambria" w:hAnsi="Cambria"/>
           <w:b/>
           <w:i w:val="0"/>
-          <w:color w:val="1F497D"/>
-          <w:sz w:val="26"/>
+          <w:color w:val="008080"/>
+          <w:sz w:val="24"/>
         </w:rPr>
         <w:t>Biomarker Description:</w:t>
       </w:r>
@@ -2094,7 +2235,7 @@
         <w:tc>
           <w:tcPr>
             <w:tcW w:type="dxa" w:w="1578"/>
-            <w:shd w:val="clear" w:color="auto" w:fill="1f497d"/>
+            <w:shd w:val="clear" w:color="auto" w:fill="008080"/>
             <w:tcMar>
               <w:top w:w="60" w:type="dxa"/>
               <w:bottom w:w="60" w:type="dxa"/>
@@ -2111,7 +2252,7 @@
                 <w:rFonts w:ascii="Cambria" w:hAnsi="Cambria"/>
                 <w:b/>
                 <w:color w:val="FFFFFF"/>
-                <w:sz w:val="19"/>
+                <w:sz w:val="20"/>
               </w:rPr>
               <w:t>Variant</w:t>
             </w:r>
@@ -2120,7 +2261,7 @@
         <w:tc>
           <w:tcPr>
             <w:tcW w:type="dxa" w:w="8888"/>
-            <w:shd w:val="clear" w:color="auto" w:fill="1f497d"/>
+            <w:shd w:val="clear" w:color="auto" w:fill="008080"/>
             <w:tcMar>
               <w:top w:w="60" w:type="dxa"/>
               <w:bottom w:w="60" w:type="dxa"/>
@@ -2137,7 +2278,7 @@
                 <w:rFonts w:ascii="Cambria" w:hAnsi="Cambria"/>
                 <w:b/>
                 <w:color w:val="FFFFFF"/>
-                <w:sz w:val="19"/>
+                <w:sz w:val="20"/>
               </w:rPr>
               <w:t>Biomarker Description</w:t>
             </w:r>
@@ -2151,6 +2292,7 @@
         <w:tc>
           <w:tcPr>
             <w:tcW w:type="dxa" w:w="1578"/>
+            <w:shd w:val="clear" w:color="auto" w:fill="d8d9d8"/>
             <w:tcMar>
               <w:top w:w="60" w:type="dxa"/>
               <w:bottom w:w="60" w:type="dxa"/>
@@ -2159,11 +2301,16 @@
             </w:tcMar>
           </w:tcPr>
           <w:p>
+            <w:pPr>
+              <w:jc w:val="left"/>
+            </w:pPr>
             <w:r>
               <w:rPr>
                 <w:rFonts w:ascii="Cambria" w:hAnsi="Cambria"/>
+                <w:b w:val="0"/>
+                <w:i w:val="0"/>
                 <w:color w:val="000000"/>
-                <w:sz w:val="19"/>
+                <w:sz w:val="20"/>
               </w:rPr>
               <w:t>TP53</w:t>
               <w:br/>
@@ -2182,6 +2329,7 @@
         <w:tc>
           <w:tcPr>
             <w:tcW w:type="dxa" w:w="8888"/>
+            <w:shd w:val="clear" w:color="auto" w:fill="f8f8f8"/>
             <w:tcMar>
               <w:top w:w="60" w:type="dxa"/>
               <w:bottom w:w="60" w:type="dxa"/>
@@ -2190,12 +2338,16 @@
             </w:tcMar>
           </w:tcPr>
           <w:p>
+            <w:pPr>
+              <w:jc w:val="left"/>
+            </w:pPr>
             <w:r>
               <w:rPr>
                 <w:rFonts w:ascii="Cambria" w:hAnsi="Cambria"/>
-                <w:b/>
-                <w:color w:val="C00000"/>
-                <w:sz w:val="19"/>
+                <w:b w:val="0"/>
+                <w:i w:val="0"/>
+                <w:color w:val="000000"/>
+                <w:sz w:val="20"/>
               </w:rPr>
               <w:t>The TP53 gene encodes the tumor suppressor protein p53, which binds to DNA and activates</w:t>
               <w:br/>
@@ -2417,7 +2569,7 @@
         <w:tc>
           <w:tcPr>
             <w:tcW w:type="dxa" w:w="1093"/>
-            <w:shd w:val="clear" w:color="auto" w:fill="1f497d"/>
+            <w:shd w:val="clear" w:color="auto" w:fill="d8d9d8"/>
             <w:tcMar>
               <w:top w:w="60" w:type="dxa"/>
               <w:bottom w:w="60" w:type="dxa"/>
@@ -2443,7 +2595,7 @@
         <w:tc>
           <w:tcPr>
             <w:tcW w:type="dxa" w:w="9372"/>
-            <w:shd w:val="clear" w:color="auto" w:fill="1f497d"/>
+            <w:shd w:val="clear" w:color="auto" w:fill="f8f8f8"/>
             <w:tcMar>
               <w:top w:w="60" w:type="dxa"/>
               <w:bottom w:w="60" w:type="dxa"/>
@@ -2458,9 +2610,9 @@
             <w:r>
               <w:rPr>
                 <w:rFonts w:ascii="Cambria" w:hAnsi="Cambria"/>
-                <w:b/>
-                <w:color w:val="FFFFFF"/>
-                <w:sz w:val="19"/>
+                <w:b w:val="0"/>
+                <w:color w:val="000000"/>
+                <w:sz w:val="20"/>
               </w:rPr>
               <w:t>Biomarker Description</w:t>
             </w:r>
@@ -2482,9 +2634,14 @@
             </w:tcMar>
           </w:tcPr>
           <w:p>
+            <w:pPr>
+              <w:jc w:val="left"/>
+            </w:pPr>
             <w:r>
               <w:rPr>
                 <w:rFonts w:ascii="Cambria" w:hAnsi="Cambria"/>
+                <w:b w:val="0"/>
+                <w:i w:val="0"/>
                 <w:color w:val="000000"/>
                 <w:sz w:val="19"/>
               </w:rPr>
@@ -2502,11 +2659,15 @@
             </w:tcMar>
           </w:tcPr>
           <w:p>
+            <w:pPr>
+              <w:jc w:val="left"/>
+            </w:pPr>
             <w:r>
               <w:rPr>
                 <w:rFonts w:ascii="Cambria" w:hAnsi="Cambria"/>
-                <w:b/>
-                <w:color w:val="C00000"/>
+                <w:b w:val="0"/>
+                <w:i w:val="0"/>
+                <w:color w:val="000000"/>
                 <w:sz w:val="19"/>
               </w:rPr>
               <w:t>tumor, and less than 1% of B-lymphoblastic leukemia/lymphoma (2 in 731 cases) and</w:t>
@@ -2572,8 +2733,8 @@
           <w:rFonts w:ascii="Cambria" w:hAnsi="Cambria"/>
           <w:b/>
           <w:i w:val="0"/>
-          <w:color w:val="1F497D"/>
-          <w:sz w:val="26"/>
+          <w:color w:val="008080"/>
+          <w:sz w:val="24"/>
         </w:rPr>
         <w:t>Therapy &amp; Clinical Trials:</w:t>
       </w:r>
@@ -2590,7 +2751,7 @@
           <w:b/>
           <w:i w:val="0"/>
           <w:color w:val="008080"/>
-          <w:sz w:val="22"/>
+          <w:sz w:val="20"/>
         </w:rPr>
         <w:t>TP53 p.(C135*) c.405C&gt;A</w:t>
       </w:r>
@@ -2635,7 +2796,7 @@
         <w:tc>
           <w:tcPr>
             <w:tcW w:type="dxa" w:w="2892"/>
-            <w:shd w:val="clear" w:color="auto" w:fill="1f497d"/>
+            <w:shd w:val="clear" w:color="auto" w:fill="008080"/>
             <w:tcMar>
               <w:top w:w="60" w:type="dxa"/>
               <w:bottom w:w="60" w:type="dxa"/>
@@ -2652,7 +2813,7 @@
                 <w:rFonts w:ascii="Cambria" w:hAnsi="Cambria"/>
                 <w:b/>
                 <w:color w:val="FFFFFF"/>
-                <w:sz w:val="19"/>
+                <w:sz w:val="20"/>
               </w:rPr>
               <w:t>Therapy</w:t>
             </w:r>
@@ -2661,7 +2822,7 @@
         <w:tc>
           <w:tcPr>
             <w:tcW w:type="dxa" w:w="1910"/>
-            <w:shd w:val="clear" w:color="auto" w:fill="1f497d"/>
+            <w:shd w:val="clear" w:color="auto" w:fill="008080"/>
             <w:tcMar>
               <w:top w:w="60" w:type="dxa"/>
               <w:bottom w:w="60" w:type="dxa"/>
@@ -2678,7 +2839,7 @@
                 <w:rFonts w:ascii="Cambria" w:hAnsi="Cambria"/>
                 <w:b/>
                 <w:color w:val="FFFFFF"/>
-                <w:sz w:val="19"/>
+                <w:sz w:val="20"/>
               </w:rPr>
               <w:t>FDA</w:t>
             </w:r>
@@ -2687,7 +2848,7 @@
         <w:tc>
           <w:tcPr>
             <w:tcW w:type="dxa" w:w="1398"/>
-            <w:shd w:val="clear" w:color="auto" w:fill="1f497d"/>
+            <w:shd w:val="clear" w:color="auto" w:fill="008080"/>
             <w:tcMar>
               <w:top w:w="60" w:type="dxa"/>
               <w:bottom w:w="60" w:type="dxa"/>
@@ -2704,7 +2865,7 @@
                 <w:rFonts w:ascii="Cambria" w:hAnsi="Cambria"/>
                 <w:b/>
                 <w:color w:val="FFFFFF"/>
-                <w:sz w:val="19"/>
+                <w:sz w:val="20"/>
               </w:rPr>
               <w:t>NCCN</w:t>
             </w:r>
@@ -2713,7 +2874,7 @@
         <w:tc>
           <w:tcPr>
             <w:tcW w:type="dxa" w:w="1307"/>
-            <w:shd w:val="clear" w:color="auto" w:fill="1f497d"/>
+            <w:shd w:val="clear" w:color="auto" w:fill="008080"/>
             <w:tcMar>
               <w:top w:w="60" w:type="dxa"/>
               <w:bottom w:w="60" w:type="dxa"/>
@@ -2730,7 +2891,7 @@
                 <w:rFonts w:ascii="Cambria" w:hAnsi="Cambria"/>
                 <w:b/>
                 <w:color w:val="FFFFFF"/>
-                <w:sz w:val="19"/>
+                <w:sz w:val="20"/>
               </w:rPr>
               <w:t>EMA</w:t>
             </w:r>
@@ -2739,7 +2900,7 @@
         <w:tc>
           <w:tcPr>
             <w:tcW w:type="dxa" w:w="1398"/>
-            <w:shd w:val="clear" w:color="auto" w:fill="1f497d"/>
+            <w:shd w:val="clear" w:color="auto" w:fill="008080"/>
             <w:tcMar>
               <w:top w:w="60" w:type="dxa"/>
               <w:bottom w:w="60" w:type="dxa"/>
@@ -2756,7 +2917,7 @@
                 <w:rFonts w:ascii="Cambria" w:hAnsi="Cambria"/>
                 <w:b/>
                 <w:color w:val="FFFFFF"/>
-                <w:sz w:val="19"/>
+                <w:sz w:val="20"/>
               </w:rPr>
               <w:t>ESMO</w:t>
             </w:r>
@@ -2765,7 +2926,7 @@
         <w:tc>
           <w:tcPr>
             <w:tcW w:type="dxa" w:w="1561"/>
-            <w:shd w:val="clear" w:color="auto" w:fill="1f497d"/>
+            <w:shd w:val="clear" w:color="auto" w:fill="008080"/>
             <w:tcMar>
               <w:top w:w="60" w:type="dxa"/>
               <w:bottom w:w="60" w:type="dxa"/>
@@ -2782,7 +2943,7 @@
                 <w:rFonts w:ascii="Cambria" w:hAnsi="Cambria"/>
                 <w:b/>
                 <w:color w:val="FFFFFF"/>
-                <w:sz w:val="19"/>
+                <w:sz w:val="20"/>
               </w:rPr>
               <w:t>Trials</w:t>
             </w:r>
@@ -2796,6 +2957,7 @@
         <w:tc>
           <w:tcPr>
             <w:tcW w:type="dxa" w:w="2892"/>
+            <w:shd w:val="clear" w:color="auto" w:fill="f8f8f8"/>
             <w:tcMar>
               <w:top w:w="60" w:type="dxa"/>
               <w:bottom w:w="60" w:type="dxa"/>
@@ -2804,11 +2966,16 @@
             </w:tcMar>
           </w:tcPr>
           <w:p>
+            <w:pPr>
+              <w:jc w:val="left"/>
+            </w:pPr>
             <w:r>
               <w:rPr>
                 <w:rFonts w:ascii="Cambria" w:hAnsi="Cambria"/>
+                <w:b w:val="0"/>
+                <w:i w:val="0"/>
                 <w:color w:val="000000"/>
-                <w:sz w:val="19"/>
+                <w:sz w:val="20"/>
               </w:rPr>
               <w:t>niraparib</w:t>
             </w:r>
@@ -2817,6 +2984,7 @@
         <w:tc>
           <w:tcPr>
             <w:tcW w:type="dxa" w:w="1910"/>
+            <w:shd w:val="clear" w:color="auto" w:fill="f8f8f8"/>
             <w:tcMar>
               <w:top w:w="60" w:type="dxa"/>
               <w:bottom w:w="60" w:type="dxa"/>
@@ -2825,11 +2993,16 @@
             </w:tcMar>
           </w:tcPr>
           <w:p>
+            <w:pPr>
+              <w:jc w:val="left"/>
+            </w:pPr>
             <w:r>
               <w:rPr>
                 <w:rFonts w:ascii="Cambria" w:hAnsi="Cambria"/>
-                <w:color w:val="000000"/>
-                <w:sz w:val="19"/>
+                <w:b w:val="0"/>
+                <w:i w:val="0"/>
+                <w:color w:val="808080"/>
+                <w:sz w:val="24"/>
               </w:rPr>
               <w:t>X</w:t>
             </w:r>
@@ -2838,6 +3011,7 @@
         <w:tc>
           <w:tcPr>
             <w:tcW w:type="dxa" w:w="1398"/>
+            <w:shd w:val="clear" w:color="auto" w:fill="f8f8f8"/>
             <w:tcMar>
               <w:top w:w="60" w:type="dxa"/>
               <w:bottom w:w="60" w:type="dxa"/>
@@ -2846,11 +3020,16 @@
             </w:tcMar>
           </w:tcPr>
           <w:p>
+            <w:pPr>
+              <w:jc w:val="left"/>
+            </w:pPr>
             <w:r>
               <w:rPr>
                 <w:rFonts w:ascii="Cambria" w:hAnsi="Cambria"/>
-                <w:color w:val="000000"/>
-                <w:sz w:val="19"/>
+                <w:b w:val="0"/>
+                <w:i w:val="0"/>
+                <w:color w:val="808080"/>
+                <w:sz w:val="24"/>
               </w:rPr>
               <w:t>X</w:t>
             </w:r>
@@ -2859,6 +3038,7 @@
         <w:tc>
           <w:tcPr>
             <w:tcW w:type="dxa" w:w="1307"/>
+            <w:shd w:val="clear" w:color="auto" w:fill="f8f8f8"/>
             <w:tcMar>
               <w:top w:w="60" w:type="dxa"/>
               <w:bottom w:w="60" w:type="dxa"/>
@@ -2867,11 +3047,16 @@
             </w:tcMar>
           </w:tcPr>
           <w:p>
+            <w:pPr>
+              <w:jc w:val="left"/>
+            </w:pPr>
             <w:r>
               <w:rPr>
                 <w:rFonts w:ascii="Cambria" w:hAnsi="Cambria"/>
-                <w:color w:val="000000"/>
-                <w:sz w:val="19"/>
+                <w:b w:val="0"/>
+                <w:i w:val="0"/>
+                <w:color w:val="808080"/>
+                <w:sz w:val="24"/>
               </w:rPr>
               <w:t>X</w:t>
             </w:r>
@@ -2880,6 +3065,7 @@
         <w:tc>
           <w:tcPr>
             <w:tcW w:type="dxa" w:w="1398"/>
+            <w:shd w:val="clear" w:color="auto" w:fill="f8f8f8"/>
             <w:tcMar>
               <w:top w:w="60" w:type="dxa"/>
               <w:bottom w:w="60" w:type="dxa"/>
@@ -2888,11 +3074,16 @@
             </w:tcMar>
           </w:tcPr>
           <w:p>
+            <w:pPr>
+              <w:jc w:val="left"/>
+            </w:pPr>
             <w:r>
               <w:rPr>
                 <w:rFonts w:ascii="Cambria" w:hAnsi="Cambria"/>
-                <w:color w:val="000000"/>
-                <w:sz w:val="19"/>
+                <w:b w:val="0"/>
+                <w:i w:val="0"/>
+                <w:color w:val="808080"/>
+                <w:sz w:val="24"/>
               </w:rPr>
               <w:t>X</w:t>
             </w:r>
@@ -2901,6 +3092,7 @@
         <w:tc>
           <w:tcPr>
             <w:tcW w:type="dxa" w:w="1561"/>
+            <w:shd w:val="clear" w:color="auto" w:fill="f8f8f8"/>
             <w:tcMar>
               <w:top w:w="60" w:type="dxa"/>
               <w:bottom w:w="60" w:type="dxa"/>
@@ -2909,11 +3101,16 @@
             </w:tcMar>
           </w:tcPr>
           <w:p>
+            <w:pPr>
+              <w:jc w:val="right"/>
+            </w:pPr>
             <w:r>
               <w:rPr>
                 <w:rFonts w:ascii="Cambria" w:hAnsi="Cambria"/>
+                <w:b w:val="0"/>
+                <w:i w:val="0"/>
                 <w:color w:val="000000"/>
-                <w:sz w:val="19"/>
+                <w:sz w:val="20"/>
               </w:rPr>
               <w:t>II</w:t>
             </w:r>
@@ -2927,7 +3124,7 @@
         <w:tc>
           <w:tcPr>
             <w:tcW w:type="dxa" w:w="2892"/>
-            <w:shd w:val="clear" w:color="auto" w:fill="f8fafc"/>
+            <w:shd w:val="clear" w:color="auto" w:fill="ffffff"/>
             <w:tcMar>
               <w:top w:w="60" w:type="dxa"/>
               <w:bottom w:w="60" w:type="dxa"/>
@@ -2936,11 +3133,16 @@
             </w:tcMar>
           </w:tcPr>
           <w:p>
+            <w:pPr>
+              <w:jc w:val="left"/>
+            </w:pPr>
             <w:r>
               <w:rPr>
                 <w:rFonts w:ascii="Cambria" w:hAnsi="Cambria"/>
+                <w:b w:val="0"/>
+                <w:i w:val="0"/>
                 <w:color w:val="000000"/>
-                <w:sz w:val="19"/>
+                <w:sz w:val="20"/>
               </w:rPr>
               <w:t>atezolizumab</w:t>
             </w:r>
@@ -2949,7 +3151,7 @@
         <w:tc>
           <w:tcPr>
             <w:tcW w:type="dxa" w:w="1910"/>
-            <w:shd w:val="clear" w:color="auto" w:fill="f8fafc"/>
+            <w:shd w:val="clear" w:color="auto" w:fill="ffffff"/>
             <w:tcMar>
               <w:top w:w="60" w:type="dxa"/>
               <w:bottom w:w="60" w:type="dxa"/>
@@ -2958,11 +3160,16 @@
             </w:tcMar>
           </w:tcPr>
           <w:p>
+            <w:pPr>
+              <w:jc w:val="left"/>
+            </w:pPr>
             <w:r>
               <w:rPr>
                 <w:rFonts w:ascii="Cambria" w:hAnsi="Cambria"/>
-                <w:color w:val="000000"/>
-                <w:sz w:val="19"/>
+                <w:b w:val="0"/>
+                <w:i w:val="0"/>
+                <w:color w:val="808080"/>
+                <w:sz w:val="24"/>
               </w:rPr>
               <w:t>X</w:t>
             </w:r>
@@ -2971,7 +3178,7 @@
         <w:tc>
           <w:tcPr>
             <w:tcW w:type="dxa" w:w="1398"/>
-            <w:shd w:val="clear" w:color="auto" w:fill="f8fafc"/>
+            <w:shd w:val="clear" w:color="auto" w:fill="ffffff"/>
             <w:tcMar>
               <w:top w:w="60" w:type="dxa"/>
               <w:bottom w:w="60" w:type="dxa"/>
@@ -2980,11 +3187,16 @@
             </w:tcMar>
           </w:tcPr>
           <w:p>
+            <w:pPr>
+              <w:jc w:val="left"/>
+            </w:pPr>
             <w:r>
               <w:rPr>
                 <w:rFonts w:ascii="Cambria" w:hAnsi="Cambria"/>
-                <w:color w:val="000000"/>
-                <w:sz w:val="19"/>
+                <w:b w:val="0"/>
+                <w:i w:val="0"/>
+                <w:color w:val="808080"/>
+                <w:sz w:val="24"/>
               </w:rPr>
               <w:t>X</w:t>
             </w:r>
@@ -2993,7 +3205,7 @@
         <w:tc>
           <w:tcPr>
             <w:tcW w:type="dxa" w:w="1307"/>
-            <w:shd w:val="clear" w:color="auto" w:fill="f8fafc"/>
+            <w:shd w:val="clear" w:color="auto" w:fill="ffffff"/>
             <w:tcMar>
               <w:top w:w="60" w:type="dxa"/>
               <w:bottom w:w="60" w:type="dxa"/>
@@ -3002,11 +3214,16 @@
             </w:tcMar>
           </w:tcPr>
           <w:p>
+            <w:pPr>
+              <w:jc w:val="left"/>
+            </w:pPr>
             <w:r>
               <w:rPr>
                 <w:rFonts w:ascii="Cambria" w:hAnsi="Cambria"/>
-                <w:color w:val="000000"/>
-                <w:sz w:val="19"/>
+                <w:b w:val="0"/>
+                <w:i w:val="0"/>
+                <w:color w:val="808080"/>
+                <w:sz w:val="24"/>
               </w:rPr>
               <w:t>X</w:t>
             </w:r>
@@ -3015,7 +3232,7 @@
         <w:tc>
           <w:tcPr>
             <w:tcW w:type="dxa" w:w="1398"/>
-            <w:shd w:val="clear" w:color="auto" w:fill="f8fafc"/>
+            <w:shd w:val="clear" w:color="auto" w:fill="ffffff"/>
             <w:tcMar>
               <w:top w:w="60" w:type="dxa"/>
               <w:bottom w:w="60" w:type="dxa"/>
@@ -3024,11 +3241,16 @@
             </w:tcMar>
           </w:tcPr>
           <w:p>
+            <w:pPr>
+              <w:jc w:val="left"/>
+            </w:pPr>
             <w:r>
               <w:rPr>
                 <w:rFonts w:ascii="Cambria" w:hAnsi="Cambria"/>
-                <w:color w:val="000000"/>
-                <w:sz w:val="19"/>
+                <w:b w:val="0"/>
+                <w:i w:val="0"/>
+                <w:color w:val="808080"/>
+                <w:sz w:val="24"/>
               </w:rPr>
               <w:t>X</w:t>
             </w:r>
@@ -3037,7 +3259,7 @@
         <w:tc>
           <w:tcPr>
             <w:tcW w:type="dxa" w:w="1561"/>
-            <w:shd w:val="clear" w:color="auto" w:fill="f8fafc"/>
+            <w:shd w:val="clear" w:color="auto" w:fill="ffffff"/>
             <w:tcMar>
               <w:top w:w="60" w:type="dxa"/>
               <w:bottom w:w="60" w:type="dxa"/>
@@ -3046,11 +3268,16 @@
             </w:tcMar>
           </w:tcPr>
           <w:p>
+            <w:pPr>
+              <w:jc w:val="right"/>
+            </w:pPr>
             <w:r>
               <w:rPr>
                 <w:rFonts w:ascii="Cambria" w:hAnsi="Cambria"/>
+                <w:b w:val="0"/>
+                <w:i w:val="0"/>
                 <w:color w:val="000000"/>
-                <w:sz w:val="19"/>
+                <w:sz w:val="20"/>
               </w:rPr>
               <w:t>II</w:t>
             </w:r>
@@ -3064,6 +3291,7 @@
         <w:tc>
           <w:tcPr>
             <w:tcW w:type="dxa" w:w="2892"/>
+            <w:shd w:val="clear" w:color="auto" w:fill="f8f8f8"/>
             <w:tcMar>
               <w:top w:w="60" w:type="dxa"/>
               <w:bottom w:w="60" w:type="dxa"/>
@@ -3072,11 +3300,16 @@
             </w:tcMar>
           </w:tcPr>
           <w:p>
+            <w:pPr>
+              <w:jc w:val="left"/>
+            </w:pPr>
             <w:r>
               <w:rPr>
                 <w:rFonts w:ascii="Cambria" w:hAnsi="Cambria"/>
+                <w:b w:val="0"/>
+                <w:i w:val="0"/>
                 <w:color w:val="000000"/>
-                <w:sz w:val="19"/>
+                <w:sz w:val="20"/>
               </w:rPr>
               <w:t>azenosertib</w:t>
             </w:r>
@@ -3085,6 +3318,7 @@
         <w:tc>
           <w:tcPr>
             <w:tcW w:type="dxa" w:w="1910"/>
+            <w:shd w:val="clear" w:color="auto" w:fill="f8f8f8"/>
             <w:tcMar>
               <w:top w:w="60" w:type="dxa"/>
               <w:bottom w:w="60" w:type="dxa"/>
@@ -3093,11 +3327,16 @@
             </w:tcMar>
           </w:tcPr>
           <w:p>
+            <w:pPr>
+              <w:jc w:val="left"/>
+            </w:pPr>
             <w:r>
               <w:rPr>
                 <w:rFonts w:ascii="Cambria" w:hAnsi="Cambria"/>
-                <w:color w:val="000000"/>
-                <w:sz w:val="19"/>
+                <w:b w:val="0"/>
+                <w:i w:val="0"/>
+                <w:color w:val="808080"/>
+                <w:sz w:val="24"/>
               </w:rPr>
               <w:t>X</w:t>
             </w:r>
@@ -3106,6 +3345,7 @@
         <w:tc>
           <w:tcPr>
             <w:tcW w:type="dxa" w:w="1398"/>
+            <w:shd w:val="clear" w:color="auto" w:fill="f8f8f8"/>
             <w:tcMar>
               <w:top w:w="60" w:type="dxa"/>
               <w:bottom w:w="60" w:type="dxa"/>
@@ -3114,11 +3354,16 @@
             </w:tcMar>
           </w:tcPr>
           <w:p>
+            <w:pPr>
+              <w:jc w:val="left"/>
+            </w:pPr>
             <w:r>
               <w:rPr>
                 <w:rFonts w:ascii="Cambria" w:hAnsi="Cambria"/>
-                <w:color w:val="000000"/>
-                <w:sz w:val="19"/>
+                <w:b w:val="0"/>
+                <w:i w:val="0"/>
+                <w:color w:val="808080"/>
+                <w:sz w:val="24"/>
               </w:rPr>
               <w:t>X</w:t>
             </w:r>
@@ -3127,6 +3372,7 @@
         <w:tc>
           <w:tcPr>
             <w:tcW w:type="dxa" w:w="1307"/>
+            <w:shd w:val="clear" w:color="auto" w:fill="f8f8f8"/>
             <w:tcMar>
               <w:top w:w="60" w:type="dxa"/>
               <w:bottom w:w="60" w:type="dxa"/>
@@ -3135,11 +3381,16 @@
             </w:tcMar>
           </w:tcPr>
           <w:p>
+            <w:pPr>
+              <w:jc w:val="left"/>
+            </w:pPr>
             <w:r>
               <w:rPr>
                 <w:rFonts w:ascii="Cambria" w:hAnsi="Cambria"/>
-                <w:color w:val="000000"/>
-                <w:sz w:val="19"/>
+                <w:b w:val="0"/>
+                <w:i w:val="0"/>
+                <w:color w:val="808080"/>
+                <w:sz w:val="24"/>
               </w:rPr>
               <w:t>X</w:t>
             </w:r>
@@ -3148,6 +3399,7 @@
         <w:tc>
           <w:tcPr>
             <w:tcW w:type="dxa" w:w="1398"/>
+            <w:shd w:val="clear" w:color="auto" w:fill="f8f8f8"/>
             <w:tcMar>
               <w:top w:w="60" w:type="dxa"/>
               <w:bottom w:w="60" w:type="dxa"/>
@@ -3156,11 +3408,16 @@
             </w:tcMar>
           </w:tcPr>
           <w:p>
+            <w:pPr>
+              <w:jc w:val="left"/>
+            </w:pPr>
             <w:r>
               <w:rPr>
                 <w:rFonts w:ascii="Cambria" w:hAnsi="Cambria"/>
-                <w:color w:val="000000"/>
-                <w:sz w:val="19"/>
+                <w:b w:val="0"/>
+                <w:i w:val="0"/>
+                <w:color w:val="808080"/>
+                <w:sz w:val="24"/>
               </w:rPr>
               <w:t>X</w:t>
             </w:r>
@@ -3169,6 +3426,7 @@
         <w:tc>
           <w:tcPr>
             <w:tcW w:type="dxa" w:w="1561"/>
+            <w:shd w:val="clear" w:color="auto" w:fill="f8f8f8"/>
             <w:tcMar>
               <w:top w:w="60" w:type="dxa"/>
               <w:bottom w:w="60" w:type="dxa"/>
@@ -3177,11 +3435,16 @@
             </w:tcMar>
           </w:tcPr>
           <w:p>
+            <w:pPr>
+              <w:jc w:val="right"/>
+            </w:pPr>
             <w:r>
               <w:rPr>
                 <w:rFonts w:ascii="Cambria" w:hAnsi="Cambria"/>
+                <w:b w:val="0"/>
+                <w:i w:val="0"/>
                 <w:color w:val="000000"/>
-                <w:sz w:val="19"/>
+                <w:sz w:val="20"/>
               </w:rPr>
               <w:t>II</w:t>
             </w:r>
@@ -3195,7 +3458,7 @@
         <w:tc>
           <w:tcPr>
             <w:tcW w:type="dxa" w:w="2892"/>
-            <w:shd w:val="clear" w:color="auto" w:fill="f8fafc"/>
+            <w:shd w:val="clear" w:color="auto" w:fill="ffffff"/>
             <w:tcMar>
               <w:top w:w="60" w:type="dxa"/>
               <w:bottom w:w="60" w:type="dxa"/>
@@ -3204,11 +3467,16 @@
             </w:tcMar>
           </w:tcPr>
           <w:p>
+            <w:pPr>
+              <w:jc w:val="left"/>
+            </w:pPr>
             <w:r>
               <w:rPr>
                 <w:rFonts w:ascii="Cambria" w:hAnsi="Cambria"/>
+                <w:b w:val="0"/>
+                <w:i w:val="0"/>
                 <w:color w:val="000000"/>
-                <w:sz w:val="19"/>
+                <w:sz w:val="20"/>
               </w:rPr>
               <w:t>ART-6043, olaparib, niraparib</w:t>
             </w:r>
@@ -3217,7 +3485,7 @@
         <w:tc>
           <w:tcPr>
             <w:tcW w:type="dxa" w:w="1910"/>
-            <w:shd w:val="clear" w:color="auto" w:fill="f8fafc"/>
+            <w:shd w:val="clear" w:color="auto" w:fill="ffffff"/>
             <w:tcMar>
               <w:top w:w="60" w:type="dxa"/>
               <w:bottom w:w="60" w:type="dxa"/>
@@ -3226,11 +3494,16 @@
             </w:tcMar>
           </w:tcPr>
           <w:p>
+            <w:pPr>
+              <w:jc w:val="left"/>
+            </w:pPr>
             <w:r>
               <w:rPr>
                 <w:rFonts w:ascii="Cambria" w:hAnsi="Cambria"/>
-                <w:color w:val="000000"/>
-                <w:sz w:val="19"/>
+                <w:b w:val="0"/>
+                <w:i w:val="0"/>
+                <w:color w:val="808080"/>
+                <w:sz w:val="24"/>
               </w:rPr>
               <w:t>X</w:t>
             </w:r>
@@ -3239,7 +3512,7 @@
         <w:tc>
           <w:tcPr>
             <w:tcW w:type="dxa" w:w="1398"/>
-            <w:shd w:val="clear" w:color="auto" w:fill="f8fafc"/>
+            <w:shd w:val="clear" w:color="auto" w:fill="ffffff"/>
             <w:tcMar>
               <w:top w:w="60" w:type="dxa"/>
               <w:bottom w:w="60" w:type="dxa"/>
@@ -3248,11 +3521,16 @@
             </w:tcMar>
           </w:tcPr>
           <w:p>
+            <w:pPr>
+              <w:jc w:val="left"/>
+            </w:pPr>
             <w:r>
               <w:rPr>
                 <w:rFonts w:ascii="Cambria" w:hAnsi="Cambria"/>
-                <w:color w:val="000000"/>
-                <w:sz w:val="19"/>
+                <w:b w:val="0"/>
+                <w:i w:val="0"/>
+                <w:color w:val="808080"/>
+                <w:sz w:val="24"/>
               </w:rPr>
               <w:t>X</w:t>
             </w:r>
@@ -3261,7 +3539,7 @@
         <w:tc>
           <w:tcPr>
             <w:tcW w:type="dxa" w:w="1307"/>
-            <w:shd w:val="clear" w:color="auto" w:fill="f8fafc"/>
+            <w:shd w:val="clear" w:color="auto" w:fill="ffffff"/>
             <w:tcMar>
               <w:top w:w="60" w:type="dxa"/>
               <w:bottom w:w="60" w:type="dxa"/>
@@ -3270,11 +3548,16 @@
             </w:tcMar>
           </w:tcPr>
           <w:p>
+            <w:pPr>
+              <w:jc w:val="left"/>
+            </w:pPr>
             <w:r>
               <w:rPr>
                 <w:rFonts w:ascii="Cambria" w:hAnsi="Cambria"/>
-                <w:color w:val="000000"/>
-                <w:sz w:val="19"/>
+                <w:b w:val="0"/>
+                <w:i w:val="0"/>
+                <w:color w:val="808080"/>
+                <w:sz w:val="24"/>
               </w:rPr>
               <w:t>X</w:t>
             </w:r>
@@ -3283,7 +3566,7 @@
         <w:tc>
           <w:tcPr>
             <w:tcW w:type="dxa" w:w="1398"/>
-            <w:shd w:val="clear" w:color="auto" w:fill="f8fafc"/>
+            <w:shd w:val="clear" w:color="auto" w:fill="ffffff"/>
             <w:tcMar>
               <w:top w:w="60" w:type="dxa"/>
               <w:bottom w:w="60" w:type="dxa"/>
@@ -3292,11 +3575,16 @@
             </w:tcMar>
           </w:tcPr>
           <w:p>
+            <w:pPr>
+              <w:jc w:val="left"/>
+            </w:pPr>
             <w:r>
               <w:rPr>
                 <w:rFonts w:ascii="Cambria" w:hAnsi="Cambria"/>
-                <w:color w:val="000000"/>
-                <w:sz w:val="19"/>
+                <w:b w:val="0"/>
+                <w:i w:val="0"/>
+                <w:color w:val="808080"/>
+                <w:sz w:val="24"/>
               </w:rPr>
               <w:t>X</w:t>
             </w:r>
@@ -3305,7 +3593,7 @@
         <w:tc>
           <w:tcPr>
             <w:tcW w:type="dxa" w:w="1561"/>
-            <w:shd w:val="clear" w:color="auto" w:fill="f8fafc"/>
+            <w:shd w:val="clear" w:color="auto" w:fill="ffffff"/>
             <w:tcMar>
               <w:top w:w="60" w:type="dxa"/>
               <w:bottom w:w="60" w:type="dxa"/>
@@ -3314,11 +3602,16 @@
             </w:tcMar>
           </w:tcPr>
           <w:p>
+            <w:pPr>
+              <w:jc w:val="right"/>
+            </w:pPr>
             <w:r>
               <w:rPr>
                 <w:rFonts w:ascii="Cambria" w:hAnsi="Cambria"/>
+                <w:b w:val="0"/>
+                <w:i w:val="0"/>
                 <w:color w:val="000000"/>
-                <w:sz w:val="19"/>
+                <w:sz w:val="20"/>
               </w:rPr>
               <w:t>I/II</w:t>
             </w:r>
@@ -3332,6 +3625,7 @@
         <w:tc>
           <w:tcPr>
             <w:tcW w:type="dxa" w:w="2892"/>
+            <w:shd w:val="clear" w:color="auto" w:fill="f8f8f8"/>
             <w:tcMar>
               <w:top w:w="60" w:type="dxa"/>
               <w:bottom w:w="60" w:type="dxa"/>
@@ -3340,11 +3634,16 @@
             </w:tcMar>
           </w:tcPr>
           <w:p>
+            <w:pPr>
+              <w:jc w:val="left"/>
+            </w:pPr>
             <w:r>
               <w:rPr>
                 <w:rFonts w:ascii="Cambria" w:hAnsi="Cambria"/>
+                <w:b w:val="0"/>
+                <w:i w:val="0"/>
                 <w:color w:val="000000"/>
-                <w:sz w:val="19"/>
+                <w:sz w:val="20"/>
               </w:rPr>
               <w:t>ATRN-119</w:t>
             </w:r>
@@ -3353,6 +3652,7 @@
         <w:tc>
           <w:tcPr>
             <w:tcW w:type="dxa" w:w="1910"/>
+            <w:shd w:val="clear" w:color="auto" w:fill="f8f8f8"/>
             <w:tcMar>
               <w:top w:w="60" w:type="dxa"/>
               <w:bottom w:w="60" w:type="dxa"/>
@@ -3361,11 +3661,16 @@
             </w:tcMar>
           </w:tcPr>
           <w:p>
+            <w:pPr>
+              <w:jc w:val="left"/>
+            </w:pPr>
             <w:r>
               <w:rPr>
                 <w:rFonts w:ascii="Cambria" w:hAnsi="Cambria"/>
-                <w:color w:val="000000"/>
-                <w:sz w:val="19"/>
+                <w:b w:val="0"/>
+                <w:i w:val="0"/>
+                <w:color w:val="808080"/>
+                <w:sz w:val="24"/>
               </w:rPr>
               <w:t>X</w:t>
             </w:r>
@@ -3374,6 +3679,7 @@
         <w:tc>
           <w:tcPr>
             <w:tcW w:type="dxa" w:w="1398"/>
+            <w:shd w:val="clear" w:color="auto" w:fill="f8f8f8"/>
             <w:tcMar>
               <w:top w:w="60" w:type="dxa"/>
               <w:bottom w:w="60" w:type="dxa"/>
@@ -3382,11 +3688,16 @@
             </w:tcMar>
           </w:tcPr>
           <w:p>
+            <w:pPr>
+              <w:jc w:val="left"/>
+            </w:pPr>
             <w:r>
               <w:rPr>
                 <w:rFonts w:ascii="Cambria" w:hAnsi="Cambria"/>
-                <w:color w:val="000000"/>
-                <w:sz w:val="19"/>
+                <w:b w:val="0"/>
+                <w:i w:val="0"/>
+                <w:color w:val="808080"/>
+                <w:sz w:val="24"/>
               </w:rPr>
               <w:t>X</w:t>
             </w:r>
@@ -3395,6 +3706,7 @@
         <w:tc>
           <w:tcPr>
             <w:tcW w:type="dxa" w:w="1307"/>
+            <w:shd w:val="clear" w:color="auto" w:fill="f8f8f8"/>
             <w:tcMar>
               <w:top w:w="60" w:type="dxa"/>
               <w:bottom w:w="60" w:type="dxa"/>
@@ -3403,11 +3715,16 @@
             </w:tcMar>
           </w:tcPr>
           <w:p>
+            <w:pPr>
+              <w:jc w:val="left"/>
+            </w:pPr>
             <w:r>
               <w:rPr>
                 <w:rFonts w:ascii="Cambria" w:hAnsi="Cambria"/>
-                <w:color w:val="000000"/>
-                <w:sz w:val="19"/>
+                <w:b w:val="0"/>
+                <w:i w:val="0"/>
+                <w:color w:val="808080"/>
+                <w:sz w:val="24"/>
               </w:rPr>
               <w:t>X</w:t>
             </w:r>
@@ -3416,6 +3733,7 @@
         <w:tc>
           <w:tcPr>
             <w:tcW w:type="dxa" w:w="1398"/>
+            <w:shd w:val="clear" w:color="auto" w:fill="f8f8f8"/>
             <w:tcMar>
               <w:top w:w="60" w:type="dxa"/>
               <w:bottom w:w="60" w:type="dxa"/>
@@ -3424,11 +3742,16 @@
             </w:tcMar>
           </w:tcPr>
           <w:p>
+            <w:pPr>
+              <w:jc w:val="left"/>
+            </w:pPr>
             <w:r>
               <w:rPr>
                 <w:rFonts w:ascii="Cambria" w:hAnsi="Cambria"/>
-                <w:color w:val="000000"/>
-                <w:sz w:val="19"/>
+                <w:b w:val="0"/>
+                <w:i w:val="0"/>
+                <w:color w:val="808080"/>
+                <w:sz w:val="24"/>
               </w:rPr>
               <w:t>X</w:t>
             </w:r>
@@ -3437,6 +3760,7 @@
         <w:tc>
           <w:tcPr>
             <w:tcW w:type="dxa" w:w="1561"/>
+            <w:shd w:val="clear" w:color="auto" w:fill="f8f8f8"/>
             <w:tcMar>
               <w:top w:w="60" w:type="dxa"/>
               <w:bottom w:w="60" w:type="dxa"/>
@@ -3445,11 +3769,16 @@
             </w:tcMar>
           </w:tcPr>
           <w:p>
+            <w:pPr>
+              <w:jc w:val="right"/>
+            </w:pPr>
             <w:r>
               <w:rPr>
                 <w:rFonts w:ascii="Cambria" w:hAnsi="Cambria"/>
+                <w:b w:val="0"/>
+                <w:i w:val="0"/>
                 <w:color w:val="000000"/>
-                <w:sz w:val="19"/>
+                <w:sz w:val="20"/>
               </w:rPr>
               <w:t>I/II</w:t>
             </w:r>
@@ -3463,7 +3792,7 @@
         <w:tc>
           <w:tcPr>
             <w:tcW w:type="dxa" w:w="2892"/>
-            <w:shd w:val="clear" w:color="auto" w:fill="f8fafc"/>
+            <w:shd w:val="clear" w:color="auto" w:fill="ffffff"/>
             <w:tcMar>
               <w:top w:w="60" w:type="dxa"/>
               <w:bottom w:w="60" w:type="dxa"/>
@@ -3472,11 +3801,16 @@
             </w:tcMar>
           </w:tcPr>
           <w:p>
+            <w:pPr>
+              <w:jc w:val="left"/>
+            </w:pPr>
             <w:r>
               <w:rPr>
                 <w:rFonts w:ascii="Cambria" w:hAnsi="Cambria"/>
+                <w:b w:val="0"/>
+                <w:i w:val="0"/>
                 <w:color w:val="000000"/>
-                <w:sz w:val="19"/>
+                <w:sz w:val="20"/>
               </w:rPr>
               <w:t>niraparib, GSK-101</w:t>
             </w:r>
@@ -3485,7 +3819,7 @@
         <w:tc>
           <w:tcPr>
             <w:tcW w:type="dxa" w:w="1910"/>
-            <w:shd w:val="clear" w:color="auto" w:fill="f8fafc"/>
+            <w:shd w:val="clear" w:color="auto" w:fill="ffffff"/>
             <w:tcMar>
               <w:top w:w="60" w:type="dxa"/>
               <w:bottom w:w="60" w:type="dxa"/>
@@ -3494,11 +3828,16 @@
             </w:tcMar>
           </w:tcPr>
           <w:p>
+            <w:pPr>
+              <w:jc w:val="left"/>
+            </w:pPr>
             <w:r>
               <w:rPr>
                 <w:rFonts w:ascii="Cambria" w:hAnsi="Cambria"/>
-                <w:color w:val="000000"/>
-                <w:sz w:val="19"/>
+                <w:b w:val="0"/>
+                <w:i w:val="0"/>
+                <w:color w:val="808080"/>
+                <w:sz w:val="24"/>
               </w:rPr>
               <w:t>X</w:t>
             </w:r>
@@ -3507,7 +3846,7 @@
         <w:tc>
           <w:tcPr>
             <w:tcW w:type="dxa" w:w="1398"/>
-            <w:shd w:val="clear" w:color="auto" w:fill="f8fafc"/>
+            <w:shd w:val="clear" w:color="auto" w:fill="ffffff"/>
             <w:tcMar>
               <w:top w:w="60" w:type="dxa"/>
               <w:bottom w:w="60" w:type="dxa"/>
@@ -3516,11 +3855,16 @@
             </w:tcMar>
           </w:tcPr>
           <w:p>
+            <w:pPr>
+              <w:jc w:val="left"/>
+            </w:pPr>
             <w:r>
               <w:rPr>
                 <w:rFonts w:ascii="Cambria" w:hAnsi="Cambria"/>
-                <w:color w:val="000000"/>
-                <w:sz w:val="19"/>
+                <w:b w:val="0"/>
+                <w:i w:val="0"/>
+                <w:color w:val="808080"/>
+                <w:sz w:val="24"/>
               </w:rPr>
               <w:t>X</w:t>
             </w:r>
@@ -3529,7 +3873,7 @@
         <w:tc>
           <w:tcPr>
             <w:tcW w:type="dxa" w:w="1307"/>
-            <w:shd w:val="clear" w:color="auto" w:fill="f8fafc"/>
+            <w:shd w:val="clear" w:color="auto" w:fill="ffffff"/>
             <w:tcMar>
               <w:top w:w="60" w:type="dxa"/>
               <w:bottom w:w="60" w:type="dxa"/>
@@ -3538,11 +3882,16 @@
             </w:tcMar>
           </w:tcPr>
           <w:p>
+            <w:pPr>
+              <w:jc w:val="left"/>
+            </w:pPr>
             <w:r>
               <w:rPr>
                 <w:rFonts w:ascii="Cambria" w:hAnsi="Cambria"/>
-                <w:color w:val="000000"/>
-                <w:sz w:val="19"/>
+                <w:b w:val="0"/>
+                <w:i w:val="0"/>
+                <w:color w:val="808080"/>
+                <w:sz w:val="24"/>
               </w:rPr>
               <w:t>X</w:t>
             </w:r>
@@ -3551,7 +3900,7 @@
         <w:tc>
           <w:tcPr>
             <w:tcW w:type="dxa" w:w="1398"/>
-            <w:shd w:val="clear" w:color="auto" w:fill="f8fafc"/>
+            <w:shd w:val="clear" w:color="auto" w:fill="ffffff"/>
             <w:tcMar>
               <w:top w:w="60" w:type="dxa"/>
               <w:bottom w:w="60" w:type="dxa"/>
@@ -3560,11 +3909,16 @@
             </w:tcMar>
           </w:tcPr>
           <w:p>
+            <w:pPr>
+              <w:jc w:val="left"/>
+            </w:pPr>
             <w:r>
               <w:rPr>
                 <w:rFonts w:ascii="Cambria" w:hAnsi="Cambria"/>
-                <w:color w:val="000000"/>
-                <w:sz w:val="19"/>
+                <w:b w:val="0"/>
+                <w:i w:val="0"/>
+                <w:color w:val="808080"/>
+                <w:sz w:val="24"/>
               </w:rPr>
               <w:t>X</w:t>
             </w:r>
@@ -3573,7 +3927,7 @@
         <w:tc>
           <w:tcPr>
             <w:tcW w:type="dxa" w:w="1561"/>
-            <w:shd w:val="clear" w:color="auto" w:fill="f8fafc"/>
+            <w:shd w:val="clear" w:color="auto" w:fill="ffffff"/>
             <w:tcMar>
               <w:top w:w="60" w:type="dxa"/>
               <w:bottom w:w="60" w:type="dxa"/>
@@ -3582,11 +3936,16 @@
             </w:tcMar>
           </w:tcPr>
           <w:p>
+            <w:pPr>
+              <w:jc w:val="right"/>
+            </w:pPr>
             <w:r>
               <w:rPr>
                 <w:rFonts w:ascii="Cambria" w:hAnsi="Cambria"/>
+                <w:b w:val="0"/>
+                <w:i w:val="0"/>
                 <w:color w:val="000000"/>
-                <w:sz w:val="19"/>
+                <w:sz w:val="20"/>
               </w:rPr>
               <w:t>I/II</w:t>
             </w:r>
@@ -3600,6 +3959,7 @@
         <w:tc>
           <w:tcPr>
             <w:tcW w:type="dxa" w:w="2892"/>
+            <w:shd w:val="clear" w:color="auto" w:fill="f8f8f8"/>
             <w:tcMar>
               <w:top w:w="60" w:type="dxa"/>
               <w:bottom w:w="60" w:type="dxa"/>
@@ -3608,11 +3968,16 @@
             </w:tcMar>
           </w:tcPr>
           <w:p>
+            <w:pPr>
+              <w:jc w:val="left"/>
+            </w:pPr>
             <w:r>
               <w:rPr>
                 <w:rFonts w:ascii="Cambria" w:hAnsi="Cambria"/>
+                <w:b w:val="0"/>
+                <w:i w:val="0"/>
                 <w:color w:val="000000"/>
-                <w:sz w:val="19"/>
+                <w:sz w:val="20"/>
               </w:rPr>
               <w:t>VB-15010</w:t>
             </w:r>
@@ -3621,6 +3986,7 @@
         <w:tc>
           <w:tcPr>
             <w:tcW w:type="dxa" w:w="1910"/>
+            <w:shd w:val="clear" w:color="auto" w:fill="f8f8f8"/>
             <w:tcMar>
               <w:top w:w="60" w:type="dxa"/>
               <w:bottom w:w="60" w:type="dxa"/>
@@ -3629,11 +3995,16 @@
             </w:tcMar>
           </w:tcPr>
           <w:p>
+            <w:pPr>
+              <w:jc w:val="left"/>
+            </w:pPr>
             <w:r>
               <w:rPr>
                 <w:rFonts w:ascii="Cambria" w:hAnsi="Cambria"/>
-                <w:color w:val="000000"/>
-                <w:sz w:val="19"/>
+                <w:b w:val="0"/>
+                <w:i w:val="0"/>
+                <w:color w:val="808080"/>
+                <w:sz w:val="24"/>
               </w:rPr>
               <w:t>X</w:t>
             </w:r>
@@ -3642,6 +4013,7 @@
         <w:tc>
           <w:tcPr>
             <w:tcW w:type="dxa" w:w="1398"/>
+            <w:shd w:val="clear" w:color="auto" w:fill="f8f8f8"/>
             <w:tcMar>
               <w:top w:w="60" w:type="dxa"/>
               <w:bottom w:w="60" w:type="dxa"/>
@@ -3650,11 +4022,16 @@
             </w:tcMar>
           </w:tcPr>
           <w:p>
+            <w:pPr>
+              <w:jc w:val="left"/>
+            </w:pPr>
             <w:r>
               <w:rPr>
                 <w:rFonts w:ascii="Cambria" w:hAnsi="Cambria"/>
-                <w:color w:val="000000"/>
-                <w:sz w:val="19"/>
+                <w:b w:val="0"/>
+                <w:i w:val="0"/>
+                <w:color w:val="808080"/>
+                <w:sz w:val="24"/>
               </w:rPr>
               <w:t>X</w:t>
             </w:r>
@@ -3663,6 +4040,7 @@
         <w:tc>
           <w:tcPr>
             <w:tcW w:type="dxa" w:w="1307"/>
+            <w:shd w:val="clear" w:color="auto" w:fill="f8f8f8"/>
             <w:tcMar>
               <w:top w:w="60" w:type="dxa"/>
               <w:bottom w:w="60" w:type="dxa"/>
@@ -3671,11 +4049,16 @@
             </w:tcMar>
           </w:tcPr>
           <w:p>
+            <w:pPr>
+              <w:jc w:val="left"/>
+            </w:pPr>
             <w:r>
               <w:rPr>
                 <w:rFonts w:ascii="Cambria" w:hAnsi="Cambria"/>
-                <w:color w:val="000000"/>
-                <w:sz w:val="19"/>
+                <w:b w:val="0"/>
+                <w:i w:val="0"/>
+                <w:color w:val="808080"/>
+                <w:sz w:val="24"/>
               </w:rPr>
               <w:t>X</w:t>
             </w:r>
@@ -3684,6 +4067,7 @@
         <w:tc>
           <w:tcPr>
             <w:tcW w:type="dxa" w:w="1398"/>
+            <w:shd w:val="clear" w:color="auto" w:fill="f8f8f8"/>
             <w:tcMar>
               <w:top w:w="60" w:type="dxa"/>
               <w:bottom w:w="60" w:type="dxa"/>
@@ -3692,11 +4076,16 @@
             </w:tcMar>
           </w:tcPr>
           <w:p>
+            <w:pPr>
+              <w:jc w:val="left"/>
+            </w:pPr>
             <w:r>
               <w:rPr>
                 <w:rFonts w:ascii="Cambria" w:hAnsi="Cambria"/>
-                <w:color w:val="000000"/>
-                <w:sz w:val="19"/>
+                <w:b w:val="0"/>
+                <w:i w:val="0"/>
+                <w:color w:val="808080"/>
+                <w:sz w:val="24"/>
               </w:rPr>
               <w:t>X</w:t>
             </w:r>
@@ -3705,6 +4094,7 @@
         <w:tc>
           <w:tcPr>
             <w:tcW w:type="dxa" w:w="1561"/>
+            <w:shd w:val="clear" w:color="auto" w:fill="f8f8f8"/>
             <w:tcMar>
               <w:top w:w="60" w:type="dxa"/>
               <w:bottom w:w="60" w:type="dxa"/>
@@ -3713,11 +4103,16 @@
             </w:tcMar>
           </w:tcPr>
           <w:p>
+            <w:pPr>
+              <w:jc w:val="right"/>
+            </w:pPr>
             <w:r>
               <w:rPr>
                 <w:rFonts w:ascii="Cambria" w:hAnsi="Cambria"/>
+                <w:b w:val="0"/>
+                <w:i w:val="0"/>
                 <w:color w:val="000000"/>
-                <w:sz w:val="19"/>
+                <w:sz w:val="20"/>
               </w:rPr>
               <w:t>I/II</w:t>
             </w:r>
@@ -3731,7 +4126,7 @@
         <w:tc>
           <w:tcPr>
             <w:tcW w:type="dxa" w:w="2892"/>
-            <w:shd w:val="clear" w:color="auto" w:fill="f8fafc"/>
+            <w:shd w:val="clear" w:color="auto" w:fill="ffffff"/>
             <w:tcMar>
               <w:top w:w="60" w:type="dxa"/>
               <w:bottom w:w="60" w:type="dxa"/>
@@ -3740,11 +4135,16 @@
             </w:tcMar>
           </w:tcPr>
           <w:p>
+            <w:pPr>
+              <w:jc w:val="left"/>
+            </w:pPr>
             <w:r>
               <w:rPr>
                 <w:rFonts w:ascii="Cambria" w:hAnsi="Cambria"/>
+                <w:b w:val="0"/>
+                <w:i w:val="0"/>
                 <w:color w:val="000000"/>
-                <w:sz w:val="19"/>
+                <w:sz w:val="20"/>
               </w:rPr>
               <w:t>GenSci-122</w:t>
               <w:br/>
@@ -3755,7 +4155,7 @@
         <w:tc>
           <w:tcPr>
             <w:tcW w:type="dxa" w:w="1910"/>
-            <w:shd w:val="clear" w:color="auto" w:fill="f8fafc"/>
+            <w:shd w:val="clear" w:color="auto" w:fill="ffffff"/>
             <w:tcMar>
               <w:top w:w="60" w:type="dxa"/>
               <w:bottom w:w="60" w:type="dxa"/>
@@ -3764,11 +4164,16 @@
             </w:tcMar>
           </w:tcPr>
           <w:p>
+            <w:pPr>
+              <w:jc w:val="left"/>
+            </w:pPr>
             <w:r>
               <w:rPr>
                 <w:rFonts w:ascii="Cambria" w:hAnsi="Cambria"/>
-                <w:color w:val="000000"/>
-                <w:sz w:val="19"/>
+                <w:b w:val="0"/>
+                <w:i w:val="0"/>
+                <w:color w:val="808080"/>
+                <w:sz w:val="24"/>
               </w:rPr>
               <w:t>X</w:t>
               <w:br/>
@@ -3779,7 +4184,7 @@
         <w:tc>
           <w:tcPr>
             <w:tcW w:type="dxa" w:w="1398"/>
-            <w:shd w:val="clear" w:color="auto" w:fill="f8fafc"/>
+            <w:shd w:val="clear" w:color="auto" w:fill="ffffff"/>
             <w:tcMar>
               <w:top w:w="60" w:type="dxa"/>
               <w:bottom w:w="60" w:type="dxa"/>
@@ -3788,11 +4193,16 @@
             </w:tcMar>
           </w:tcPr>
           <w:p>
+            <w:pPr>
+              <w:jc w:val="left"/>
+            </w:pPr>
             <w:r>
               <w:rPr>
                 <w:rFonts w:ascii="Cambria" w:hAnsi="Cambria"/>
-                <w:color w:val="000000"/>
-                <w:sz w:val="19"/>
+                <w:b w:val="0"/>
+                <w:i w:val="0"/>
+                <w:color w:val="808080"/>
+                <w:sz w:val="24"/>
               </w:rPr>
               <w:t>X</w:t>
             </w:r>
@@ -3801,7 +4211,7 @@
         <w:tc>
           <w:tcPr>
             <w:tcW w:type="dxa" w:w="1307"/>
-            <w:shd w:val="clear" w:color="auto" w:fill="f8fafc"/>
+            <w:shd w:val="clear" w:color="auto" w:fill="ffffff"/>
             <w:tcMar>
               <w:top w:w="60" w:type="dxa"/>
               <w:bottom w:w="60" w:type="dxa"/>
@@ -3810,11 +4220,16 @@
             </w:tcMar>
           </w:tcPr>
           <w:p>
+            <w:pPr>
+              <w:jc w:val="left"/>
+            </w:pPr>
             <w:r>
               <w:rPr>
                 <w:rFonts w:ascii="Cambria" w:hAnsi="Cambria"/>
-                <w:color w:val="000000"/>
-                <w:sz w:val="19"/>
+                <w:b w:val="0"/>
+                <w:i w:val="0"/>
+                <w:color w:val="808080"/>
+                <w:sz w:val="24"/>
               </w:rPr>
               <w:t>X</w:t>
             </w:r>
@@ -3823,7 +4238,7 @@
         <w:tc>
           <w:tcPr>
             <w:tcW w:type="dxa" w:w="1398"/>
-            <w:shd w:val="clear" w:color="auto" w:fill="f8fafc"/>
+            <w:shd w:val="clear" w:color="auto" w:fill="ffffff"/>
             <w:tcMar>
               <w:top w:w="60" w:type="dxa"/>
               <w:bottom w:w="60" w:type="dxa"/>
@@ -3832,11 +4247,16 @@
             </w:tcMar>
           </w:tcPr>
           <w:p>
+            <w:pPr>
+              <w:jc w:val="left"/>
+            </w:pPr>
             <w:r>
               <w:rPr>
                 <w:rFonts w:ascii="Cambria" w:hAnsi="Cambria"/>
-                <w:color w:val="000000"/>
-                <w:sz w:val="19"/>
+                <w:b w:val="0"/>
+                <w:i w:val="0"/>
+                <w:color w:val="808080"/>
+                <w:sz w:val="24"/>
               </w:rPr>
               <w:t>X</w:t>
             </w:r>
@@ -3845,7 +4265,7 @@
         <w:tc>
           <w:tcPr>
             <w:tcW w:type="dxa" w:w="1561"/>
-            <w:shd w:val="clear" w:color="auto" w:fill="f8fafc"/>
+            <w:shd w:val="clear" w:color="auto" w:fill="ffffff"/>
             <w:tcMar>
               <w:top w:w="60" w:type="dxa"/>
               <w:bottom w:w="60" w:type="dxa"/>
@@ -3854,11 +4274,16 @@
             </w:tcMar>
           </w:tcPr>
           <w:p>
+            <w:pPr>
+              <w:jc w:val="right"/>
+            </w:pPr>
             <w:r>
               <w:rPr>
                 <w:rFonts w:ascii="Cambria" w:hAnsi="Cambria"/>
+                <w:b w:val="0"/>
+                <w:i w:val="0"/>
                 <w:color w:val="000000"/>
-                <w:sz w:val="19"/>
+                <w:sz w:val="20"/>
               </w:rPr>
               <w:t>I</w:t>
             </w:r>
@@ -4048,7 +4473,7 @@
         <w:tc>
           <w:tcPr>
             <w:tcW w:type="dxa" w:w="3910"/>
-            <w:shd w:val="clear" w:color="auto" w:fill="1f497d"/>
+            <w:shd w:val="clear" w:color="auto" w:fill="f8f8f8"/>
             <w:tcMar>
               <w:top w:w="60" w:type="dxa"/>
               <w:bottom w:w="60" w:type="dxa"/>
@@ -4063,9 +4488,9 @@
             <w:r>
               <w:rPr>
                 <w:rFonts w:ascii="Cambria" w:hAnsi="Cambria"/>
-                <w:b/>
-                <w:color w:val="FFFFFF"/>
-                <w:sz w:val="19"/>
+                <w:b w:val="0"/>
+                <w:color w:val="000000"/>
+                <w:sz w:val="20"/>
               </w:rPr>
               <w:t>Therapy</w:t>
             </w:r>
@@ -4074,7 +4499,7 @@
         <w:tc>
           <w:tcPr>
             <w:tcW w:type="dxa" w:w="1239"/>
-            <w:shd w:val="clear" w:color="auto" w:fill="1f497d"/>
+            <w:shd w:val="clear" w:color="auto" w:fill="f8f8f8"/>
             <w:tcMar>
               <w:top w:w="60" w:type="dxa"/>
               <w:bottom w:w="60" w:type="dxa"/>
@@ -4089,9 +4514,9 @@
             <w:r>
               <w:rPr>
                 <w:rFonts w:ascii="Cambria" w:hAnsi="Cambria"/>
-                <w:b/>
-                <w:color w:val="FFFFFF"/>
-                <w:sz w:val="19"/>
+                <w:b w:val="0"/>
+                <w:color w:val="808080"/>
+                <w:sz w:val="24"/>
               </w:rPr>
               <w:t>FDA</w:t>
             </w:r>
@@ -4100,7 +4525,7 @@
         <w:tc>
           <w:tcPr>
             <w:tcW w:type="dxa" w:w="1314"/>
-            <w:shd w:val="clear" w:color="auto" w:fill="1f497d"/>
+            <w:shd w:val="clear" w:color="auto" w:fill="f8f8f8"/>
             <w:tcMar>
               <w:top w:w="60" w:type="dxa"/>
               <w:bottom w:w="60" w:type="dxa"/>
@@ -4115,9 +4540,9 @@
             <w:r>
               <w:rPr>
                 <w:rFonts w:ascii="Cambria" w:hAnsi="Cambria"/>
-                <w:b/>
-                <w:color w:val="FFFFFF"/>
-                <w:sz w:val="19"/>
+                <w:b w:val="0"/>
+                <w:color w:val="808080"/>
+                <w:sz w:val="24"/>
               </w:rPr>
               <w:t>NCCN</w:t>
             </w:r>
@@ -4126,7 +4551,7 @@
         <w:tc>
           <w:tcPr>
             <w:tcW w:type="dxa" w:w="1239"/>
-            <w:shd w:val="clear" w:color="auto" w:fill="1f497d"/>
+            <w:shd w:val="clear" w:color="auto" w:fill="f8f8f8"/>
             <w:tcMar>
               <w:top w:w="60" w:type="dxa"/>
               <w:bottom w:w="60" w:type="dxa"/>
@@ -4141,9 +4566,9 @@
             <w:r>
               <w:rPr>
                 <w:rFonts w:ascii="Cambria" w:hAnsi="Cambria"/>
-                <w:b/>
-                <w:color w:val="FFFFFF"/>
-                <w:sz w:val="19"/>
+                <w:b w:val="0"/>
+                <w:color w:val="808080"/>
+                <w:sz w:val="24"/>
               </w:rPr>
               <w:t>EMA</w:t>
             </w:r>
@@ -4152,7 +4577,7 @@
         <w:tc>
           <w:tcPr>
             <w:tcW w:type="dxa" w:w="1314"/>
-            <w:shd w:val="clear" w:color="auto" w:fill="1f497d"/>
+            <w:shd w:val="clear" w:color="auto" w:fill="f8f8f8"/>
             <w:tcMar>
               <w:top w:w="60" w:type="dxa"/>
               <w:bottom w:w="60" w:type="dxa"/>
@@ -4167,9 +4592,9 @@
             <w:r>
               <w:rPr>
                 <w:rFonts w:ascii="Cambria" w:hAnsi="Cambria"/>
-                <w:b/>
-                <w:color w:val="FFFFFF"/>
-                <w:sz w:val="19"/>
+                <w:b w:val="0"/>
+                <w:color w:val="808080"/>
+                <w:sz w:val="24"/>
               </w:rPr>
               <w:t>ESMO</w:t>
             </w:r>
@@ -4178,7 +4603,7 @@
         <w:tc>
           <w:tcPr>
             <w:tcW w:type="dxa" w:w="1450"/>
-            <w:shd w:val="clear" w:color="auto" w:fill="1f497d"/>
+            <w:shd w:val="clear" w:color="auto" w:fill="f8f8f8"/>
             <w:tcMar>
               <w:top w:w="60" w:type="dxa"/>
               <w:bottom w:w="60" w:type="dxa"/>
@@ -4193,9 +4618,9 @@
             <w:r>
               <w:rPr>
                 <w:rFonts w:ascii="Cambria" w:hAnsi="Cambria"/>
-                <w:b/>
-                <w:color w:val="FFFFFF"/>
-                <w:sz w:val="19"/>
+                <w:b w:val="0"/>
+                <w:color w:val="000000"/>
+                <w:sz w:val="20"/>
               </w:rPr>
               <w:t>Trials</w:t>
             </w:r>
@@ -4209,6 +4634,7 @@
         <w:tc>
           <w:tcPr>
             <w:tcW w:type="dxa" w:w="3910"/>
+            <w:shd w:val="clear" w:color="auto" w:fill="ffffff"/>
             <w:tcMar>
               <w:top w:w="60" w:type="dxa"/>
               <w:bottom w:w="60" w:type="dxa"/>
@@ -4217,11 +4643,16 @@
             </w:tcMar>
           </w:tcPr>
           <w:p>
+            <w:pPr>
+              <w:jc w:val="left"/>
+            </w:pPr>
             <w:r>
               <w:rPr>
                 <w:rFonts w:ascii="Cambria" w:hAnsi="Cambria"/>
+                <w:b w:val="0"/>
+                <w:i w:val="0"/>
                 <w:color w:val="000000"/>
-                <w:sz w:val="19"/>
+                <w:sz w:val="20"/>
               </w:rPr>
               <w:t>GH-2616</w:t>
             </w:r>
@@ -4230,6 +4661,7 @@
         <w:tc>
           <w:tcPr>
             <w:tcW w:type="dxa" w:w="1239"/>
+            <w:shd w:val="clear" w:color="auto" w:fill="ffffff"/>
             <w:tcMar>
               <w:top w:w="60" w:type="dxa"/>
               <w:bottom w:w="60" w:type="dxa"/>
@@ -4238,11 +4670,16 @@
             </w:tcMar>
           </w:tcPr>
           <w:p>
+            <w:pPr>
+              <w:jc w:val="left"/>
+            </w:pPr>
             <w:r>
               <w:rPr>
                 <w:rFonts w:ascii="Cambria" w:hAnsi="Cambria"/>
-                <w:color w:val="000000"/>
-                <w:sz w:val="19"/>
+                <w:b w:val="0"/>
+                <w:i w:val="0"/>
+                <w:color w:val="808080"/>
+                <w:sz w:val="24"/>
               </w:rPr>
               <w:t>X</w:t>
             </w:r>
@@ -4251,6 +4688,7 @@
         <w:tc>
           <w:tcPr>
             <w:tcW w:type="dxa" w:w="1314"/>
+            <w:shd w:val="clear" w:color="auto" w:fill="ffffff"/>
             <w:tcMar>
               <w:top w:w="60" w:type="dxa"/>
               <w:bottom w:w="60" w:type="dxa"/>
@@ -4259,11 +4697,16 @@
             </w:tcMar>
           </w:tcPr>
           <w:p>
+            <w:pPr>
+              <w:jc w:val="left"/>
+            </w:pPr>
             <w:r>
               <w:rPr>
                 <w:rFonts w:ascii="Cambria" w:hAnsi="Cambria"/>
-                <w:color w:val="000000"/>
-                <w:sz w:val="19"/>
+                <w:b w:val="0"/>
+                <w:i w:val="0"/>
+                <w:color w:val="808080"/>
+                <w:sz w:val="24"/>
               </w:rPr>
               <w:t>X</w:t>
             </w:r>
@@ -4272,6 +4715,7 @@
         <w:tc>
           <w:tcPr>
             <w:tcW w:type="dxa" w:w="1239"/>
+            <w:shd w:val="clear" w:color="auto" w:fill="ffffff"/>
             <w:tcMar>
               <w:top w:w="60" w:type="dxa"/>
               <w:bottom w:w="60" w:type="dxa"/>
@@ -4280,11 +4724,16 @@
             </w:tcMar>
           </w:tcPr>
           <w:p>
+            <w:pPr>
+              <w:jc w:val="left"/>
+            </w:pPr>
             <w:r>
               <w:rPr>
                 <w:rFonts w:ascii="Cambria" w:hAnsi="Cambria"/>
-                <w:color w:val="000000"/>
-                <w:sz w:val="19"/>
+                <w:b w:val="0"/>
+                <w:i w:val="0"/>
+                <w:color w:val="808080"/>
+                <w:sz w:val="24"/>
               </w:rPr>
               <w:t>X</w:t>
             </w:r>
@@ -4293,6 +4742,7 @@
         <w:tc>
           <w:tcPr>
             <w:tcW w:type="dxa" w:w="1314"/>
+            <w:shd w:val="clear" w:color="auto" w:fill="ffffff"/>
             <w:tcMar>
               <w:top w:w="60" w:type="dxa"/>
               <w:bottom w:w="60" w:type="dxa"/>
@@ -4301,11 +4751,16 @@
             </w:tcMar>
           </w:tcPr>
           <w:p>
+            <w:pPr>
+              <w:jc w:val="left"/>
+            </w:pPr>
             <w:r>
               <w:rPr>
                 <w:rFonts w:ascii="Cambria" w:hAnsi="Cambria"/>
-                <w:color w:val="000000"/>
-                <w:sz w:val="19"/>
+                <w:b w:val="0"/>
+                <w:i w:val="0"/>
+                <w:color w:val="808080"/>
+                <w:sz w:val="24"/>
               </w:rPr>
               <w:t>X</w:t>
             </w:r>
@@ -4314,6 +4769,7 @@
         <w:tc>
           <w:tcPr>
             <w:tcW w:type="dxa" w:w="1450"/>
+            <w:shd w:val="clear" w:color="auto" w:fill="ffffff"/>
             <w:tcMar>
               <w:top w:w="60" w:type="dxa"/>
               <w:bottom w:w="60" w:type="dxa"/>
@@ -4322,11 +4778,16 @@
             </w:tcMar>
           </w:tcPr>
           <w:p>
+            <w:pPr>
+              <w:jc w:val="right"/>
+            </w:pPr>
             <w:r>
               <w:rPr>
                 <w:rFonts w:ascii="Cambria" w:hAnsi="Cambria"/>
+                <w:b w:val="0"/>
+                <w:i w:val="0"/>
                 <w:color w:val="000000"/>
-                <w:sz w:val="19"/>
+                <w:sz w:val="20"/>
               </w:rPr>
               <w:t>I</w:t>
             </w:r>
@@ -4340,7 +4801,7 @@
         <w:tc>
           <w:tcPr>
             <w:tcW w:type="dxa" w:w="3910"/>
-            <w:shd w:val="clear" w:color="auto" w:fill="f8fafc"/>
+            <w:shd w:val="clear" w:color="auto" w:fill="f8f8f8"/>
             <w:tcMar>
               <w:top w:w="60" w:type="dxa"/>
               <w:bottom w:w="60" w:type="dxa"/>
@@ -4349,11 +4810,16 @@
             </w:tcMar>
           </w:tcPr>
           <w:p>
+            <w:pPr>
+              <w:jc w:val="left"/>
+            </w:pPr>
             <w:r>
               <w:rPr>
                 <w:rFonts w:ascii="Cambria" w:hAnsi="Cambria"/>
+                <w:b w:val="0"/>
+                <w:i w:val="0"/>
                 <w:color w:val="000000"/>
-                <w:sz w:val="19"/>
+                <w:sz w:val="20"/>
               </w:rPr>
               <w:t>HRS-1167</w:t>
             </w:r>
@@ -4362,7 +4828,7 @@
         <w:tc>
           <w:tcPr>
             <w:tcW w:type="dxa" w:w="1239"/>
-            <w:shd w:val="clear" w:color="auto" w:fill="f8fafc"/>
+            <w:shd w:val="clear" w:color="auto" w:fill="f8f8f8"/>
             <w:tcMar>
               <w:top w:w="60" w:type="dxa"/>
               <w:bottom w:w="60" w:type="dxa"/>
@@ -4371,11 +4837,16 @@
             </w:tcMar>
           </w:tcPr>
           <w:p>
+            <w:pPr>
+              <w:jc w:val="left"/>
+            </w:pPr>
             <w:r>
               <w:rPr>
                 <w:rFonts w:ascii="Cambria" w:hAnsi="Cambria"/>
-                <w:color w:val="000000"/>
-                <w:sz w:val="19"/>
+                <w:b w:val="0"/>
+                <w:i w:val="0"/>
+                <w:color w:val="808080"/>
+                <w:sz w:val="24"/>
               </w:rPr>
               <w:t>X</w:t>
             </w:r>
@@ -4384,7 +4855,7 @@
         <w:tc>
           <w:tcPr>
             <w:tcW w:type="dxa" w:w="1314"/>
-            <w:shd w:val="clear" w:color="auto" w:fill="f8fafc"/>
+            <w:shd w:val="clear" w:color="auto" w:fill="f8f8f8"/>
             <w:tcMar>
               <w:top w:w="60" w:type="dxa"/>
               <w:bottom w:w="60" w:type="dxa"/>
@@ -4393,11 +4864,16 @@
             </w:tcMar>
           </w:tcPr>
           <w:p>
+            <w:pPr>
+              <w:jc w:val="left"/>
+            </w:pPr>
             <w:r>
               <w:rPr>
                 <w:rFonts w:ascii="Cambria" w:hAnsi="Cambria"/>
-                <w:color w:val="000000"/>
-                <w:sz w:val="19"/>
+                <w:b w:val="0"/>
+                <w:i w:val="0"/>
+                <w:color w:val="808080"/>
+                <w:sz w:val="24"/>
               </w:rPr>
               <w:t>X</w:t>
             </w:r>
@@ -4406,7 +4882,7 @@
         <w:tc>
           <w:tcPr>
             <w:tcW w:type="dxa" w:w="1239"/>
-            <w:shd w:val="clear" w:color="auto" w:fill="f8fafc"/>
+            <w:shd w:val="clear" w:color="auto" w:fill="f8f8f8"/>
             <w:tcMar>
               <w:top w:w="60" w:type="dxa"/>
               <w:bottom w:w="60" w:type="dxa"/>
@@ -4415,11 +4891,16 @@
             </w:tcMar>
           </w:tcPr>
           <w:p>
+            <w:pPr>
+              <w:jc w:val="left"/>
+            </w:pPr>
             <w:r>
               <w:rPr>
                 <w:rFonts w:ascii="Cambria" w:hAnsi="Cambria"/>
-                <w:color w:val="000000"/>
-                <w:sz w:val="19"/>
+                <w:b w:val="0"/>
+                <w:i w:val="0"/>
+                <w:color w:val="808080"/>
+                <w:sz w:val="24"/>
               </w:rPr>
               <w:t>X</w:t>
             </w:r>
@@ -4428,7 +4909,7 @@
         <w:tc>
           <w:tcPr>
             <w:tcW w:type="dxa" w:w="1314"/>
-            <w:shd w:val="clear" w:color="auto" w:fill="f8fafc"/>
+            <w:shd w:val="clear" w:color="auto" w:fill="f8f8f8"/>
             <w:tcMar>
               <w:top w:w="60" w:type="dxa"/>
               <w:bottom w:w="60" w:type="dxa"/>
@@ -4437,11 +4918,16 @@
             </w:tcMar>
           </w:tcPr>
           <w:p>
+            <w:pPr>
+              <w:jc w:val="left"/>
+            </w:pPr>
             <w:r>
               <w:rPr>
                 <w:rFonts w:ascii="Cambria" w:hAnsi="Cambria"/>
-                <w:color w:val="000000"/>
-                <w:sz w:val="19"/>
+                <w:b w:val="0"/>
+                <w:i w:val="0"/>
+                <w:color w:val="808080"/>
+                <w:sz w:val="24"/>
               </w:rPr>
               <w:t>X</w:t>
             </w:r>
@@ -4450,7 +4936,7 @@
         <w:tc>
           <w:tcPr>
             <w:tcW w:type="dxa" w:w="1450"/>
-            <w:shd w:val="clear" w:color="auto" w:fill="f8fafc"/>
+            <w:shd w:val="clear" w:color="auto" w:fill="f8f8f8"/>
             <w:tcMar>
               <w:top w:w="60" w:type="dxa"/>
               <w:bottom w:w="60" w:type="dxa"/>
@@ -4459,11 +4945,16 @@
             </w:tcMar>
           </w:tcPr>
           <w:p>
+            <w:pPr>
+              <w:jc w:val="right"/>
+            </w:pPr>
             <w:r>
               <w:rPr>
                 <w:rFonts w:ascii="Cambria" w:hAnsi="Cambria"/>
+                <w:b w:val="0"/>
+                <w:i w:val="0"/>
                 <w:color w:val="000000"/>
-                <w:sz w:val="19"/>
+                <w:sz w:val="20"/>
               </w:rPr>
               <w:t>I</w:t>
             </w:r>
@@ -4477,6 +4968,7 @@
         <w:tc>
           <w:tcPr>
             <w:tcW w:type="dxa" w:w="3910"/>
+            <w:shd w:val="clear" w:color="auto" w:fill="ffffff"/>
             <w:tcMar>
               <w:top w:w="60" w:type="dxa"/>
               <w:bottom w:w="60" w:type="dxa"/>
@@ -4485,11 +4977,16 @@
             </w:tcMar>
           </w:tcPr>
           <w:p>
+            <w:pPr>
+              <w:jc w:val="left"/>
+            </w:pPr>
             <w:r>
               <w:rPr>
                 <w:rFonts w:ascii="Cambria" w:hAnsi="Cambria"/>
+                <w:b w:val="0"/>
+                <w:i w:val="0"/>
                 <w:color w:val="000000"/>
-                <w:sz w:val="19"/>
+                <w:sz w:val="20"/>
               </w:rPr>
               <w:t>HS-10502</w:t>
             </w:r>
@@ -4498,6 +4995,7 @@
         <w:tc>
           <w:tcPr>
             <w:tcW w:type="dxa" w:w="1239"/>
+            <w:shd w:val="clear" w:color="auto" w:fill="ffffff"/>
             <w:tcMar>
               <w:top w:w="60" w:type="dxa"/>
               <w:bottom w:w="60" w:type="dxa"/>
@@ -4506,11 +5004,16 @@
             </w:tcMar>
           </w:tcPr>
           <w:p>
+            <w:pPr>
+              <w:jc w:val="left"/>
+            </w:pPr>
             <w:r>
               <w:rPr>
                 <w:rFonts w:ascii="Cambria" w:hAnsi="Cambria"/>
-                <w:color w:val="000000"/>
-                <w:sz w:val="19"/>
+                <w:b w:val="0"/>
+                <w:i w:val="0"/>
+                <w:color w:val="808080"/>
+                <w:sz w:val="24"/>
               </w:rPr>
               <w:t>X</w:t>
             </w:r>
@@ -4519,6 +5022,7 @@
         <w:tc>
           <w:tcPr>
             <w:tcW w:type="dxa" w:w="1314"/>
+            <w:shd w:val="clear" w:color="auto" w:fill="ffffff"/>
             <w:tcMar>
               <w:top w:w="60" w:type="dxa"/>
               <w:bottom w:w="60" w:type="dxa"/>
@@ -4527,11 +5031,16 @@
             </w:tcMar>
           </w:tcPr>
           <w:p>
+            <w:pPr>
+              <w:jc w:val="left"/>
+            </w:pPr>
             <w:r>
               <w:rPr>
                 <w:rFonts w:ascii="Cambria" w:hAnsi="Cambria"/>
-                <w:color w:val="000000"/>
-                <w:sz w:val="19"/>
+                <w:b w:val="0"/>
+                <w:i w:val="0"/>
+                <w:color w:val="808080"/>
+                <w:sz w:val="24"/>
               </w:rPr>
               <w:t>X</w:t>
             </w:r>
@@ -4540,6 +5049,7 @@
         <w:tc>
           <w:tcPr>
             <w:tcW w:type="dxa" w:w="1239"/>
+            <w:shd w:val="clear" w:color="auto" w:fill="ffffff"/>
             <w:tcMar>
               <w:top w:w="60" w:type="dxa"/>
               <w:bottom w:w="60" w:type="dxa"/>
@@ -4548,11 +5058,16 @@
             </w:tcMar>
           </w:tcPr>
           <w:p>
+            <w:pPr>
+              <w:jc w:val="left"/>
+            </w:pPr>
             <w:r>
               <w:rPr>
                 <w:rFonts w:ascii="Cambria" w:hAnsi="Cambria"/>
-                <w:color w:val="000000"/>
-                <w:sz w:val="19"/>
+                <w:b w:val="0"/>
+                <w:i w:val="0"/>
+                <w:color w:val="808080"/>
+                <w:sz w:val="24"/>
               </w:rPr>
               <w:t>X</w:t>
             </w:r>
@@ -4561,6 +5076,7 @@
         <w:tc>
           <w:tcPr>
             <w:tcW w:type="dxa" w:w="1314"/>
+            <w:shd w:val="clear" w:color="auto" w:fill="ffffff"/>
             <w:tcMar>
               <w:top w:w="60" w:type="dxa"/>
               <w:bottom w:w="60" w:type="dxa"/>
@@ -4569,11 +5085,16 @@
             </w:tcMar>
           </w:tcPr>
           <w:p>
+            <w:pPr>
+              <w:jc w:val="left"/>
+            </w:pPr>
             <w:r>
               <w:rPr>
                 <w:rFonts w:ascii="Cambria" w:hAnsi="Cambria"/>
-                <w:color w:val="000000"/>
-                <w:sz w:val="19"/>
+                <w:b w:val="0"/>
+                <w:i w:val="0"/>
+                <w:color w:val="808080"/>
+                <w:sz w:val="24"/>
               </w:rPr>
               <w:t>X</w:t>
             </w:r>
@@ -4582,6 +5103,7 @@
         <w:tc>
           <w:tcPr>
             <w:tcW w:type="dxa" w:w="1450"/>
+            <w:shd w:val="clear" w:color="auto" w:fill="ffffff"/>
             <w:tcMar>
               <w:top w:w="60" w:type="dxa"/>
               <w:bottom w:w="60" w:type="dxa"/>
@@ -4590,11 +5112,16 @@
             </w:tcMar>
           </w:tcPr>
           <w:p>
+            <w:pPr>
+              <w:jc w:val="right"/>
+            </w:pPr>
             <w:r>
               <w:rPr>
                 <w:rFonts w:ascii="Cambria" w:hAnsi="Cambria"/>
+                <w:b w:val="0"/>
+                <w:i w:val="0"/>
                 <w:color w:val="000000"/>
-                <w:sz w:val="19"/>
+                <w:sz w:val="20"/>
               </w:rPr>
               <w:t>I</w:t>
             </w:r>
@@ -4608,7 +5135,7 @@
         <w:tc>
           <w:tcPr>
             <w:tcW w:type="dxa" w:w="3910"/>
-            <w:shd w:val="clear" w:color="auto" w:fill="f8fafc"/>
+            <w:shd w:val="clear" w:color="auto" w:fill="f8f8f8"/>
             <w:tcMar>
               <w:top w:w="60" w:type="dxa"/>
               <w:bottom w:w="60" w:type="dxa"/>
@@ -4617,11 +5144,16 @@
             </w:tcMar>
           </w:tcPr>
           <w:p>
+            <w:pPr>
+              <w:jc w:val="left"/>
+            </w:pPr>
             <w:r>
               <w:rPr>
                 <w:rFonts w:ascii="Cambria" w:hAnsi="Cambria"/>
+                <w:b w:val="0"/>
+                <w:i w:val="0"/>
                 <w:color w:val="000000"/>
-                <w:sz w:val="19"/>
+                <w:sz w:val="20"/>
               </w:rPr>
               <w:t>SIM-0501</w:t>
             </w:r>
@@ -4630,7 +5162,7 @@
         <w:tc>
           <w:tcPr>
             <w:tcW w:type="dxa" w:w="1239"/>
-            <w:shd w:val="clear" w:color="auto" w:fill="f8fafc"/>
+            <w:shd w:val="clear" w:color="auto" w:fill="f8f8f8"/>
             <w:tcMar>
               <w:top w:w="60" w:type="dxa"/>
               <w:bottom w:w="60" w:type="dxa"/>
@@ -4639,11 +5171,16 @@
             </w:tcMar>
           </w:tcPr>
           <w:p>
+            <w:pPr>
+              <w:jc w:val="left"/>
+            </w:pPr>
             <w:r>
               <w:rPr>
                 <w:rFonts w:ascii="Cambria" w:hAnsi="Cambria"/>
-                <w:color w:val="000000"/>
-                <w:sz w:val="19"/>
+                <w:b w:val="0"/>
+                <w:i w:val="0"/>
+                <w:color w:val="808080"/>
+                <w:sz w:val="24"/>
               </w:rPr>
               <w:t>X</w:t>
             </w:r>
@@ -4652,7 +5189,7 @@
         <w:tc>
           <w:tcPr>
             <w:tcW w:type="dxa" w:w="1314"/>
-            <w:shd w:val="clear" w:color="auto" w:fill="f8fafc"/>
+            <w:shd w:val="clear" w:color="auto" w:fill="f8f8f8"/>
             <w:tcMar>
               <w:top w:w="60" w:type="dxa"/>
               <w:bottom w:w="60" w:type="dxa"/>
@@ -4661,11 +5198,16 @@
             </w:tcMar>
           </w:tcPr>
           <w:p>
+            <w:pPr>
+              <w:jc w:val="left"/>
+            </w:pPr>
             <w:r>
               <w:rPr>
                 <w:rFonts w:ascii="Cambria" w:hAnsi="Cambria"/>
-                <w:color w:val="000000"/>
-                <w:sz w:val="19"/>
+                <w:b w:val="0"/>
+                <w:i w:val="0"/>
+                <w:color w:val="808080"/>
+                <w:sz w:val="24"/>
               </w:rPr>
               <w:t>X</w:t>
             </w:r>
@@ -4674,7 +5216,7 @@
         <w:tc>
           <w:tcPr>
             <w:tcW w:type="dxa" w:w="1239"/>
-            <w:shd w:val="clear" w:color="auto" w:fill="f8fafc"/>
+            <w:shd w:val="clear" w:color="auto" w:fill="f8f8f8"/>
             <w:tcMar>
               <w:top w:w="60" w:type="dxa"/>
               <w:bottom w:w="60" w:type="dxa"/>
@@ -4683,11 +5225,16 @@
             </w:tcMar>
           </w:tcPr>
           <w:p>
+            <w:pPr>
+              <w:jc w:val="left"/>
+            </w:pPr>
             <w:r>
               <w:rPr>
                 <w:rFonts w:ascii="Cambria" w:hAnsi="Cambria"/>
-                <w:color w:val="000000"/>
-                <w:sz w:val="19"/>
+                <w:b w:val="0"/>
+                <w:i w:val="0"/>
+                <w:color w:val="808080"/>
+                <w:sz w:val="24"/>
               </w:rPr>
               <w:t>X</w:t>
             </w:r>
@@ -4696,7 +5243,7 @@
         <w:tc>
           <w:tcPr>
             <w:tcW w:type="dxa" w:w="1314"/>
-            <w:shd w:val="clear" w:color="auto" w:fill="f8fafc"/>
+            <w:shd w:val="clear" w:color="auto" w:fill="f8f8f8"/>
             <w:tcMar>
               <w:top w:w="60" w:type="dxa"/>
               <w:bottom w:w="60" w:type="dxa"/>
@@ -4705,11 +5252,16 @@
             </w:tcMar>
           </w:tcPr>
           <w:p>
+            <w:pPr>
+              <w:jc w:val="left"/>
+            </w:pPr>
             <w:r>
               <w:rPr>
                 <w:rFonts w:ascii="Cambria" w:hAnsi="Cambria"/>
-                <w:color w:val="000000"/>
-                <w:sz w:val="19"/>
+                <w:b w:val="0"/>
+                <w:i w:val="0"/>
+                <w:color w:val="808080"/>
+                <w:sz w:val="24"/>
               </w:rPr>
               <w:t>X</w:t>
             </w:r>
@@ -4718,7 +5270,7 @@
         <w:tc>
           <w:tcPr>
             <w:tcW w:type="dxa" w:w="1450"/>
-            <w:shd w:val="clear" w:color="auto" w:fill="f8fafc"/>
+            <w:shd w:val="clear" w:color="auto" w:fill="f8f8f8"/>
             <w:tcMar>
               <w:top w:w="60" w:type="dxa"/>
               <w:bottom w:w="60" w:type="dxa"/>
@@ -4727,11 +5279,16 @@
             </w:tcMar>
           </w:tcPr>
           <w:p>
+            <w:pPr>
+              <w:jc w:val="right"/>
+            </w:pPr>
             <w:r>
               <w:rPr>
                 <w:rFonts w:ascii="Cambria" w:hAnsi="Cambria"/>
+                <w:b w:val="0"/>
+                <w:i w:val="0"/>
                 <w:color w:val="000000"/>
-                <w:sz w:val="19"/>
+                <w:sz w:val="20"/>
               </w:rPr>
               <w:t>I</w:t>
             </w:r>
@@ -4745,6 +5302,7 @@
         <w:tc>
           <w:tcPr>
             <w:tcW w:type="dxa" w:w="3910"/>
+            <w:shd w:val="clear" w:color="auto" w:fill="ffffff"/>
             <w:tcMar>
               <w:top w:w="60" w:type="dxa"/>
               <w:bottom w:w="60" w:type="dxa"/>
@@ -4753,11 +5311,16 @@
             </w:tcMar>
           </w:tcPr>
           <w:p>
+            <w:pPr>
+              <w:jc w:val="left"/>
+            </w:pPr>
             <w:r>
               <w:rPr>
                 <w:rFonts w:ascii="Cambria" w:hAnsi="Cambria"/>
+                <w:b w:val="0"/>
+                <w:i w:val="0"/>
                 <w:color w:val="000000"/>
-                <w:sz w:val="19"/>
+                <w:sz w:val="20"/>
               </w:rPr>
               <w:t>talazoparib, palbociclib, axitinib, crizotinib</w:t>
             </w:r>
@@ -4766,6 +5329,7 @@
         <w:tc>
           <w:tcPr>
             <w:tcW w:type="dxa" w:w="1239"/>
+            <w:shd w:val="clear" w:color="auto" w:fill="ffffff"/>
             <w:tcMar>
               <w:top w:w="60" w:type="dxa"/>
               <w:bottom w:w="60" w:type="dxa"/>
@@ -4774,11 +5338,16 @@
             </w:tcMar>
           </w:tcPr>
           <w:p>
+            <w:pPr>
+              <w:jc w:val="left"/>
+            </w:pPr>
             <w:r>
               <w:rPr>
                 <w:rFonts w:ascii="Cambria" w:hAnsi="Cambria"/>
-                <w:color w:val="000000"/>
-                <w:sz w:val="19"/>
+                <w:b w:val="0"/>
+                <w:i w:val="0"/>
+                <w:color w:val="808080"/>
+                <w:sz w:val="24"/>
               </w:rPr>
               <w:t>X</w:t>
             </w:r>
@@ -4787,6 +5356,7 @@
         <w:tc>
           <w:tcPr>
             <w:tcW w:type="dxa" w:w="1314"/>
+            <w:shd w:val="clear" w:color="auto" w:fill="ffffff"/>
             <w:tcMar>
               <w:top w:w="60" w:type="dxa"/>
               <w:bottom w:w="60" w:type="dxa"/>
@@ -4795,11 +5365,16 @@
             </w:tcMar>
           </w:tcPr>
           <w:p>
+            <w:pPr>
+              <w:jc w:val="left"/>
+            </w:pPr>
             <w:r>
               <w:rPr>
                 <w:rFonts w:ascii="Cambria" w:hAnsi="Cambria"/>
-                <w:color w:val="000000"/>
-                <w:sz w:val="19"/>
+                <w:b w:val="0"/>
+                <w:i w:val="0"/>
+                <w:color w:val="808080"/>
+                <w:sz w:val="24"/>
               </w:rPr>
               <w:t>X</w:t>
             </w:r>
@@ -4808,6 +5383,7 @@
         <w:tc>
           <w:tcPr>
             <w:tcW w:type="dxa" w:w="1239"/>
+            <w:shd w:val="clear" w:color="auto" w:fill="ffffff"/>
             <w:tcMar>
               <w:top w:w="60" w:type="dxa"/>
               <w:bottom w:w="60" w:type="dxa"/>
@@ -4816,11 +5392,16 @@
             </w:tcMar>
           </w:tcPr>
           <w:p>
+            <w:pPr>
+              <w:jc w:val="left"/>
+            </w:pPr>
             <w:r>
               <w:rPr>
                 <w:rFonts w:ascii="Cambria" w:hAnsi="Cambria"/>
-                <w:color w:val="000000"/>
-                <w:sz w:val="19"/>
+                <w:b w:val="0"/>
+                <w:i w:val="0"/>
+                <w:color w:val="808080"/>
+                <w:sz w:val="24"/>
               </w:rPr>
               <w:t>X</w:t>
             </w:r>
@@ -4829,6 +5410,7 @@
         <w:tc>
           <w:tcPr>
             <w:tcW w:type="dxa" w:w="1314"/>
+            <w:shd w:val="clear" w:color="auto" w:fill="ffffff"/>
             <w:tcMar>
               <w:top w:w="60" w:type="dxa"/>
               <w:bottom w:w="60" w:type="dxa"/>
@@ -4837,11 +5419,16 @@
             </w:tcMar>
           </w:tcPr>
           <w:p>
+            <w:pPr>
+              <w:jc w:val="left"/>
+            </w:pPr>
             <w:r>
               <w:rPr>
                 <w:rFonts w:ascii="Cambria" w:hAnsi="Cambria"/>
-                <w:color w:val="000000"/>
-                <w:sz w:val="19"/>
+                <w:b w:val="0"/>
+                <w:i w:val="0"/>
+                <w:color w:val="808080"/>
+                <w:sz w:val="24"/>
               </w:rPr>
               <w:t>X</w:t>
             </w:r>
@@ -4850,6 +5437,7 @@
         <w:tc>
           <w:tcPr>
             <w:tcW w:type="dxa" w:w="1450"/>
+            <w:shd w:val="clear" w:color="auto" w:fill="ffffff"/>
             <w:tcMar>
               <w:top w:w="60" w:type="dxa"/>
               <w:bottom w:w="60" w:type="dxa"/>
@@ -4858,11 +5446,16 @@
             </w:tcMar>
           </w:tcPr>
           <w:p>
+            <w:pPr>
+              <w:jc w:val="right"/>
+            </w:pPr>
             <w:r>
               <w:rPr>
                 <w:rFonts w:ascii="Cambria" w:hAnsi="Cambria"/>
+                <w:b w:val="0"/>
+                <w:i w:val="0"/>
                 <w:color w:val="000000"/>
-                <w:sz w:val="19"/>
+                <w:sz w:val="20"/>
               </w:rPr>
               <w:t>I</w:t>
             </w:r>
@@ -4876,7 +5469,7 @@
         <w:tc>
           <w:tcPr>
             <w:tcW w:type="dxa" w:w="3910"/>
-            <w:shd w:val="clear" w:color="auto" w:fill="f8fafc"/>
+            <w:shd w:val="clear" w:color="auto" w:fill="f8f8f8"/>
             <w:tcMar>
               <w:top w:w="60" w:type="dxa"/>
               <w:bottom w:w="60" w:type="dxa"/>
@@ -4885,11 +5478,16 @@
             </w:tcMar>
           </w:tcPr>
           <w:p>
+            <w:pPr>
+              <w:jc w:val="left"/>
+            </w:pPr>
             <w:r>
               <w:rPr>
                 <w:rFonts w:ascii="Cambria" w:hAnsi="Cambria"/>
+                <w:b w:val="0"/>
+                <w:i w:val="0"/>
                 <w:color w:val="000000"/>
-                <w:sz w:val="19"/>
+                <w:sz w:val="20"/>
               </w:rPr>
               <w:t>XL-309, olaparib</w:t>
             </w:r>
@@ -4898,7 +5496,7 @@
         <w:tc>
           <w:tcPr>
             <w:tcW w:type="dxa" w:w="1239"/>
-            <w:shd w:val="clear" w:color="auto" w:fill="f8fafc"/>
+            <w:shd w:val="clear" w:color="auto" w:fill="f8f8f8"/>
             <w:tcMar>
               <w:top w:w="60" w:type="dxa"/>
               <w:bottom w:w="60" w:type="dxa"/>
@@ -4907,11 +5505,16 @@
             </w:tcMar>
           </w:tcPr>
           <w:p>
+            <w:pPr>
+              <w:jc w:val="left"/>
+            </w:pPr>
             <w:r>
               <w:rPr>
                 <w:rFonts w:ascii="Cambria" w:hAnsi="Cambria"/>
-                <w:color w:val="000000"/>
-                <w:sz w:val="19"/>
+                <w:b w:val="0"/>
+                <w:i w:val="0"/>
+                <w:color w:val="808080"/>
+                <w:sz w:val="24"/>
               </w:rPr>
               <w:t>X</w:t>
             </w:r>
@@ -4920,7 +5523,7 @@
         <w:tc>
           <w:tcPr>
             <w:tcW w:type="dxa" w:w="1314"/>
-            <w:shd w:val="clear" w:color="auto" w:fill="f8fafc"/>
+            <w:shd w:val="clear" w:color="auto" w:fill="f8f8f8"/>
             <w:tcMar>
               <w:top w:w="60" w:type="dxa"/>
               <w:bottom w:w="60" w:type="dxa"/>
@@ -4929,11 +5532,16 @@
             </w:tcMar>
           </w:tcPr>
           <w:p>
+            <w:pPr>
+              <w:jc w:val="left"/>
+            </w:pPr>
             <w:r>
               <w:rPr>
                 <w:rFonts w:ascii="Cambria" w:hAnsi="Cambria"/>
-                <w:color w:val="000000"/>
-                <w:sz w:val="19"/>
+                <w:b w:val="0"/>
+                <w:i w:val="0"/>
+                <w:color w:val="808080"/>
+                <w:sz w:val="24"/>
               </w:rPr>
               <w:t>X</w:t>
             </w:r>
@@ -4942,7 +5550,7 @@
         <w:tc>
           <w:tcPr>
             <w:tcW w:type="dxa" w:w="1239"/>
-            <w:shd w:val="clear" w:color="auto" w:fill="f8fafc"/>
+            <w:shd w:val="clear" w:color="auto" w:fill="f8f8f8"/>
             <w:tcMar>
               <w:top w:w="60" w:type="dxa"/>
               <w:bottom w:w="60" w:type="dxa"/>
@@ -4951,11 +5559,16 @@
             </w:tcMar>
           </w:tcPr>
           <w:p>
+            <w:pPr>
+              <w:jc w:val="left"/>
+            </w:pPr>
             <w:r>
               <w:rPr>
                 <w:rFonts w:ascii="Cambria" w:hAnsi="Cambria"/>
-                <w:color w:val="000000"/>
-                <w:sz w:val="19"/>
+                <w:b w:val="0"/>
+                <w:i w:val="0"/>
+                <w:color w:val="808080"/>
+                <w:sz w:val="24"/>
               </w:rPr>
               <w:t>X</w:t>
             </w:r>
@@ -4964,7 +5577,7 @@
         <w:tc>
           <w:tcPr>
             <w:tcW w:type="dxa" w:w="1314"/>
-            <w:shd w:val="clear" w:color="auto" w:fill="f8fafc"/>
+            <w:shd w:val="clear" w:color="auto" w:fill="f8f8f8"/>
             <w:tcMar>
               <w:top w:w="60" w:type="dxa"/>
               <w:bottom w:w="60" w:type="dxa"/>
@@ -4973,11 +5586,16 @@
             </w:tcMar>
           </w:tcPr>
           <w:p>
+            <w:pPr>
+              <w:jc w:val="left"/>
+            </w:pPr>
             <w:r>
               <w:rPr>
                 <w:rFonts w:ascii="Cambria" w:hAnsi="Cambria"/>
-                <w:color w:val="000000"/>
-                <w:sz w:val="19"/>
+                <w:b w:val="0"/>
+                <w:i w:val="0"/>
+                <w:color w:val="808080"/>
+                <w:sz w:val="24"/>
               </w:rPr>
               <w:t>X</w:t>
             </w:r>
@@ -4986,7 +5604,7 @@
         <w:tc>
           <w:tcPr>
             <w:tcW w:type="dxa" w:w="1450"/>
-            <w:shd w:val="clear" w:color="auto" w:fill="f8fafc"/>
+            <w:shd w:val="clear" w:color="auto" w:fill="f8f8f8"/>
             <w:tcMar>
               <w:top w:w="60" w:type="dxa"/>
               <w:bottom w:w="60" w:type="dxa"/>
@@ -4995,11 +5613,16 @@
             </w:tcMar>
           </w:tcPr>
           <w:p>
+            <w:pPr>
+              <w:jc w:val="right"/>
+            </w:pPr>
             <w:r>
               <w:rPr>
                 <w:rFonts w:ascii="Cambria" w:hAnsi="Cambria"/>
+                <w:b w:val="0"/>
+                <w:i w:val="0"/>
                 <w:color w:val="000000"/>
-                <w:sz w:val="19"/>
+                <w:sz w:val="20"/>
               </w:rPr>
               <w:t>I</w:t>
             </w:r>
@@ -5013,6 +5636,7 @@
         <w:tc>
           <w:tcPr>
             <w:tcW w:type="dxa" w:w="3910"/>
+            <w:shd w:val="clear" w:color="auto" w:fill="ffffff"/>
             <w:tcMar>
               <w:top w:w="60" w:type="dxa"/>
               <w:bottom w:w="60" w:type="dxa"/>
@@ -5021,11 +5645,16 @@
             </w:tcMar>
           </w:tcPr>
           <w:p>
+            <w:pPr>
+              <w:jc w:val="left"/>
+            </w:pPr>
             <w:r>
               <w:rPr>
                 <w:rFonts w:ascii="Cambria" w:hAnsi="Cambria"/>
+                <w:b w:val="0"/>
+                <w:i w:val="0"/>
                 <w:color w:val="000000"/>
-                <w:sz w:val="19"/>
+                <w:sz w:val="20"/>
               </w:rPr>
               <w:t>pembrolizumab, chemotherapy</w:t>
             </w:r>
@@ -5034,6 +5663,7 @@
         <w:tc>
           <w:tcPr>
             <w:tcW w:type="dxa" w:w="1239"/>
+            <w:shd w:val="clear" w:color="auto" w:fill="ffffff"/>
             <w:tcMar>
               <w:top w:w="60" w:type="dxa"/>
               <w:bottom w:w="60" w:type="dxa"/>
@@ -5042,11 +5672,16 @@
             </w:tcMar>
           </w:tcPr>
           <w:p>
+            <w:pPr>
+              <w:jc w:val="left"/>
+            </w:pPr>
             <w:r>
               <w:rPr>
                 <w:rFonts w:ascii="Cambria" w:hAnsi="Cambria"/>
-                <w:color w:val="000000"/>
-                <w:sz w:val="19"/>
+                <w:b w:val="0"/>
+                <w:i w:val="0"/>
+                <w:color w:val="808080"/>
+                <w:sz w:val="24"/>
               </w:rPr>
               <w:t>X</w:t>
             </w:r>
@@ -5055,6 +5690,7 @@
         <w:tc>
           <w:tcPr>
             <w:tcW w:type="dxa" w:w="1314"/>
+            <w:shd w:val="clear" w:color="auto" w:fill="ffffff"/>
             <w:tcMar>
               <w:top w:w="60" w:type="dxa"/>
               <w:bottom w:w="60" w:type="dxa"/>
@@ -5063,11 +5699,16 @@
             </w:tcMar>
           </w:tcPr>
           <w:p>
+            <w:pPr>
+              <w:jc w:val="left"/>
+            </w:pPr>
             <w:r>
               <w:rPr>
                 <w:rFonts w:ascii="Cambria" w:hAnsi="Cambria"/>
-                <w:color w:val="000000"/>
-                <w:sz w:val="19"/>
+                <w:b w:val="0"/>
+                <w:i w:val="0"/>
+                <w:color w:val="808080"/>
+                <w:sz w:val="24"/>
               </w:rPr>
               <w:t>X</w:t>
             </w:r>
@@ -5076,6 +5717,7 @@
         <w:tc>
           <w:tcPr>
             <w:tcW w:type="dxa" w:w="1239"/>
+            <w:shd w:val="clear" w:color="auto" w:fill="ffffff"/>
             <w:tcMar>
               <w:top w:w="60" w:type="dxa"/>
               <w:bottom w:w="60" w:type="dxa"/>
@@ -5084,11 +5726,16 @@
             </w:tcMar>
           </w:tcPr>
           <w:p>
+            <w:pPr>
+              <w:jc w:val="left"/>
+            </w:pPr>
             <w:r>
               <w:rPr>
                 <w:rFonts w:ascii="Cambria" w:hAnsi="Cambria"/>
-                <w:color w:val="000000"/>
-                <w:sz w:val="19"/>
+                <w:b w:val="0"/>
+                <w:i w:val="0"/>
+                <w:color w:val="808080"/>
+                <w:sz w:val="24"/>
               </w:rPr>
               <w:t>X</w:t>
             </w:r>
@@ -5097,6 +5744,7 @@
         <w:tc>
           <w:tcPr>
             <w:tcW w:type="dxa" w:w="1314"/>
+            <w:shd w:val="clear" w:color="auto" w:fill="ffffff"/>
             <w:tcMar>
               <w:top w:w="60" w:type="dxa"/>
               <w:bottom w:w="60" w:type="dxa"/>
@@ -5105,11 +5753,16 @@
             </w:tcMar>
           </w:tcPr>
           <w:p>
+            <w:pPr>
+              <w:jc w:val="left"/>
+            </w:pPr>
             <w:r>
               <w:rPr>
                 <w:rFonts w:ascii="Cambria" w:hAnsi="Cambria"/>
-                <w:color w:val="000000"/>
-                <w:sz w:val="19"/>
+                <w:b w:val="0"/>
+                <w:i w:val="0"/>
+                <w:color w:val="808080"/>
+                <w:sz w:val="24"/>
               </w:rPr>
               <w:t>X</w:t>
             </w:r>
@@ -5118,6 +5771,7 @@
         <w:tc>
           <w:tcPr>
             <w:tcW w:type="dxa" w:w="1450"/>
+            <w:shd w:val="clear" w:color="auto" w:fill="ffffff"/>
             <w:tcMar>
               <w:top w:w="60" w:type="dxa"/>
               <w:bottom w:w="60" w:type="dxa"/>
@@ -5126,11 +5780,16 @@
             </w:tcMar>
           </w:tcPr>
           <w:p>
+            <w:pPr>
+              <w:jc w:val="right"/>
+            </w:pPr>
             <w:r>
               <w:rPr>
                 <w:rFonts w:ascii="Cambria" w:hAnsi="Cambria"/>
+                <w:b w:val="0"/>
+                <w:i w:val="0"/>
                 <w:color w:val="000000"/>
-                <w:sz w:val="19"/>
+                <w:sz w:val="20"/>
               </w:rPr>
               <w:t>IV</w:t>
             </w:r>
@@ -5144,7 +5803,7 @@
         <w:tc>
           <w:tcPr>
             <w:tcW w:type="dxa" w:w="3910"/>
-            <w:shd w:val="clear" w:color="auto" w:fill="f8fafc"/>
+            <w:shd w:val="clear" w:color="auto" w:fill="f8f8f8"/>
             <w:tcMar>
               <w:top w:w="60" w:type="dxa"/>
               <w:bottom w:w="60" w:type="dxa"/>
@@ -5153,11 +5812,16 @@
             </w:tcMar>
           </w:tcPr>
           <w:p>
+            <w:pPr>
+              <w:jc w:val="left"/>
+            </w:pPr>
             <w:r>
               <w:rPr>
                 <w:rFonts w:ascii="Cambria" w:hAnsi="Cambria"/>
+                <w:b w:val="0"/>
+                <w:i w:val="0"/>
                 <w:color w:val="000000"/>
-                <w:sz w:val="19"/>
+                <w:sz w:val="20"/>
               </w:rPr>
               <w:t>hormone therapy, chemotherapy</w:t>
             </w:r>
@@ -5166,7 +5830,7 @@
         <w:tc>
           <w:tcPr>
             <w:tcW w:type="dxa" w:w="1239"/>
-            <w:shd w:val="clear" w:color="auto" w:fill="f8fafc"/>
+            <w:shd w:val="clear" w:color="auto" w:fill="f8f8f8"/>
             <w:tcMar>
               <w:top w:w="60" w:type="dxa"/>
               <w:bottom w:w="60" w:type="dxa"/>
@@ -5175,11 +5839,16 @@
             </w:tcMar>
           </w:tcPr>
           <w:p>
+            <w:pPr>
+              <w:jc w:val="left"/>
+            </w:pPr>
             <w:r>
               <w:rPr>
                 <w:rFonts w:ascii="Cambria" w:hAnsi="Cambria"/>
-                <w:color w:val="000000"/>
-                <w:sz w:val="19"/>
+                <w:b w:val="0"/>
+                <w:i w:val="0"/>
+                <w:color w:val="808080"/>
+                <w:sz w:val="24"/>
               </w:rPr>
               <w:t>X</w:t>
             </w:r>
@@ -5188,7 +5857,7 @@
         <w:tc>
           <w:tcPr>
             <w:tcW w:type="dxa" w:w="1314"/>
-            <w:shd w:val="clear" w:color="auto" w:fill="f8fafc"/>
+            <w:shd w:val="clear" w:color="auto" w:fill="f8f8f8"/>
             <w:tcMar>
               <w:top w:w="60" w:type="dxa"/>
               <w:bottom w:w="60" w:type="dxa"/>
@@ -5197,11 +5866,16 @@
             </w:tcMar>
           </w:tcPr>
           <w:p>
+            <w:pPr>
+              <w:jc w:val="left"/>
+            </w:pPr>
             <w:r>
               <w:rPr>
                 <w:rFonts w:ascii="Cambria" w:hAnsi="Cambria"/>
-                <w:color w:val="000000"/>
-                <w:sz w:val="19"/>
+                <w:b w:val="0"/>
+                <w:i w:val="0"/>
+                <w:color w:val="808080"/>
+                <w:sz w:val="24"/>
               </w:rPr>
               <w:t>X</w:t>
             </w:r>
@@ -5210,7 +5884,7 @@
         <w:tc>
           <w:tcPr>
             <w:tcW w:type="dxa" w:w="1239"/>
-            <w:shd w:val="clear" w:color="auto" w:fill="f8fafc"/>
+            <w:shd w:val="clear" w:color="auto" w:fill="f8f8f8"/>
             <w:tcMar>
               <w:top w:w="60" w:type="dxa"/>
               <w:bottom w:w="60" w:type="dxa"/>
@@ -5219,11 +5893,16 @@
             </w:tcMar>
           </w:tcPr>
           <w:p>
+            <w:pPr>
+              <w:jc w:val="left"/>
+            </w:pPr>
             <w:r>
               <w:rPr>
                 <w:rFonts w:ascii="Cambria" w:hAnsi="Cambria"/>
-                <w:color w:val="000000"/>
-                <w:sz w:val="19"/>
+                <w:b w:val="0"/>
+                <w:i w:val="0"/>
+                <w:color w:val="808080"/>
+                <w:sz w:val="24"/>
               </w:rPr>
               <w:t>X</w:t>
             </w:r>
@@ -5232,7 +5911,7 @@
         <w:tc>
           <w:tcPr>
             <w:tcW w:type="dxa" w:w="1314"/>
-            <w:shd w:val="clear" w:color="auto" w:fill="f8fafc"/>
+            <w:shd w:val="clear" w:color="auto" w:fill="f8f8f8"/>
             <w:tcMar>
               <w:top w:w="60" w:type="dxa"/>
               <w:bottom w:w="60" w:type="dxa"/>
@@ -5241,11 +5920,16 @@
             </w:tcMar>
           </w:tcPr>
           <w:p>
+            <w:pPr>
+              <w:jc w:val="left"/>
+            </w:pPr>
             <w:r>
               <w:rPr>
                 <w:rFonts w:ascii="Cambria" w:hAnsi="Cambria"/>
-                <w:color w:val="000000"/>
-                <w:sz w:val="19"/>
+                <w:b w:val="0"/>
+                <w:i w:val="0"/>
+                <w:color w:val="808080"/>
+                <w:sz w:val="24"/>
               </w:rPr>
               <w:t>X</w:t>
             </w:r>
@@ -5254,7 +5938,7 @@
         <w:tc>
           <w:tcPr>
             <w:tcW w:type="dxa" w:w="1450"/>
-            <w:shd w:val="clear" w:color="auto" w:fill="f8fafc"/>
+            <w:shd w:val="clear" w:color="auto" w:fill="f8f8f8"/>
             <w:tcMar>
               <w:top w:w="60" w:type="dxa"/>
               <w:bottom w:w="60" w:type="dxa"/>
@@ -5263,11 +5947,16 @@
             </w:tcMar>
           </w:tcPr>
           <w:p>
+            <w:pPr>
+              <w:jc w:val="right"/>
+            </w:pPr>
             <w:r>
               <w:rPr>
                 <w:rFonts w:ascii="Cambria" w:hAnsi="Cambria"/>
+                <w:b w:val="0"/>
+                <w:i w:val="0"/>
                 <w:color w:val="000000"/>
-                <w:sz w:val="19"/>
+                <w:sz w:val="20"/>
               </w:rPr>
               <w:t>III</w:t>
             </w:r>
@@ -5281,6 +5970,7 @@
         <w:tc>
           <w:tcPr>
             <w:tcW w:type="dxa" w:w="3910"/>
+            <w:shd w:val="clear" w:color="auto" w:fill="ffffff"/>
             <w:tcMar>
               <w:top w:w="60" w:type="dxa"/>
               <w:bottom w:w="60" w:type="dxa"/>
@@ -5289,11 +5979,16 @@
             </w:tcMar>
           </w:tcPr>
           <w:p>
+            <w:pPr>
+              <w:jc w:val="left"/>
+            </w:pPr>
             <w:r>
               <w:rPr>
                 <w:rFonts w:ascii="Cambria" w:hAnsi="Cambria"/>
+                <w:b w:val="0"/>
+                <w:i w:val="0"/>
                 <w:color w:val="000000"/>
-                <w:sz w:val="19"/>
+                <w:sz w:val="20"/>
               </w:rPr>
               <w:t>olaparib, chemotherapy, radiation therapy</w:t>
             </w:r>
@@ -5302,6 +5997,7 @@
         <w:tc>
           <w:tcPr>
             <w:tcW w:type="dxa" w:w="1239"/>
+            <w:shd w:val="clear" w:color="auto" w:fill="ffffff"/>
             <w:tcMar>
               <w:top w:w="60" w:type="dxa"/>
               <w:bottom w:w="60" w:type="dxa"/>
@@ -5310,11 +6006,16 @@
             </w:tcMar>
           </w:tcPr>
           <w:p>
+            <w:pPr>
+              <w:jc w:val="left"/>
+            </w:pPr>
             <w:r>
               <w:rPr>
                 <w:rFonts w:ascii="Cambria" w:hAnsi="Cambria"/>
-                <w:color w:val="000000"/>
-                <w:sz w:val="19"/>
+                <w:b w:val="0"/>
+                <w:i w:val="0"/>
+                <w:color w:val="808080"/>
+                <w:sz w:val="24"/>
               </w:rPr>
               <w:t>X</w:t>
             </w:r>
@@ -5323,6 +6024,7 @@
         <w:tc>
           <w:tcPr>
             <w:tcW w:type="dxa" w:w="1314"/>
+            <w:shd w:val="clear" w:color="auto" w:fill="ffffff"/>
             <w:tcMar>
               <w:top w:w="60" w:type="dxa"/>
               <w:bottom w:w="60" w:type="dxa"/>
@@ -5331,11 +6033,16 @@
             </w:tcMar>
           </w:tcPr>
           <w:p>
+            <w:pPr>
+              <w:jc w:val="left"/>
+            </w:pPr>
             <w:r>
               <w:rPr>
                 <w:rFonts w:ascii="Cambria" w:hAnsi="Cambria"/>
-                <w:color w:val="000000"/>
-                <w:sz w:val="19"/>
+                <w:b w:val="0"/>
+                <w:i w:val="0"/>
+                <w:color w:val="808080"/>
+                <w:sz w:val="24"/>
               </w:rPr>
               <w:t>X</w:t>
             </w:r>
@@ -5344,6 +6051,7 @@
         <w:tc>
           <w:tcPr>
             <w:tcW w:type="dxa" w:w="1239"/>
+            <w:shd w:val="clear" w:color="auto" w:fill="ffffff"/>
             <w:tcMar>
               <w:top w:w="60" w:type="dxa"/>
               <w:bottom w:w="60" w:type="dxa"/>
@@ -5352,11 +6060,16 @@
             </w:tcMar>
           </w:tcPr>
           <w:p>
+            <w:pPr>
+              <w:jc w:val="left"/>
+            </w:pPr>
             <w:r>
               <w:rPr>
                 <w:rFonts w:ascii="Cambria" w:hAnsi="Cambria"/>
-                <w:color w:val="000000"/>
-                <w:sz w:val="19"/>
+                <w:b w:val="0"/>
+                <w:i w:val="0"/>
+                <w:color w:val="808080"/>
+                <w:sz w:val="24"/>
               </w:rPr>
               <w:t>X</w:t>
             </w:r>
@@ -5365,6 +6078,7 @@
         <w:tc>
           <w:tcPr>
             <w:tcW w:type="dxa" w:w="1314"/>
+            <w:shd w:val="clear" w:color="auto" w:fill="ffffff"/>
             <w:tcMar>
               <w:top w:w="60" w:type="dxa"/>
               <w:bottom w:w="60" w:type="dxa"/>
@@ -5373,11 +6087,16 @@
             </w:tcMar>
           </w:tcPr>
           <w:p>
+            <w:pPr>
+              <w:jc w:val="left"/>
+            </w:pPr>
             <w:r>
               <w:rPr>
                 <w:rFonts w:ascii="Cambria" w:hAnsi="Cambria"/>
-                <w:color w:val="000000"/>
-                <w:sz w:val="19"/>
+                <w:b w:val="0"/>
+                <w:i w:val="0"/>
+                <w:color w:val="808080"/>
+                <w:sz w:val="24"/>
               </w:rPr>
               <w:t>X</w:t>
             </w:r>
@@ -5386,6 +6105,7 @@
         <w:tc>
           <w:tcPr>
             <w:tcW w:type="dxa" w:w="1450"/>
+            <w:shd w:val="clear" w:color="auto" w:fill="ffffff"/>
             <w:tcMar>
               <w:top w:w="60" w:type="dxa"/>
               <w:bottom w:w="60" w:type="dxa"/>
@@ -5394,11 +6114,16 @@
             </w:tcMar>
           </w:tcPr>
           <w:p>
+            <w:pPr>
+              <w:jc w:val="right"/>
+            </w:pPr>
             <w:r>
               <w:rPr>
                 <w:rFonts w:ascii="Cambria" w:hAnsi="Cambria"/>
+                <w:b w:val="0"/>
+                <w:i w:val="0"/>
                 <w:color w:val="000000"/>
-                <w:sz w:val="19"/>
+                <w:sz w:val="20"/>
               </w:rPr>
               <w:t>III</w:t>
             </w:r>
@@ -5412,7 +6137,7 @@
         <w:tc>
           <w:tcPr>
             <w:tcW w:type="dxa" w:w="3910"/>
-            <w:shd w:val="clear" w:color="auto" w:fill="f8fafc"/>
+            <w:shd w:val="clear" w:color="auto" w:fill="f8f8f8"/>
             <w:tcMar>
               <w:top w:w="60" w:type="dxa"/>
               <w:bottom w:w="60" w:type="dxa"/>
@@ -5421,11 +6146,16 @@
             </w:tcMar>
           </w:tcPr>
           <w:p>
+            <w:pPr>
+              <w:jc w:val="left"/>
+            </w:pPr>
             <w:r>
               <w:rPr>
                 <w:rFonts w:ascii="Cambria" w:hAnsi="Cambria"/>
+                <w:b w:val="0"/>
+                <w:i w:val="0"/>
                 <w:color w:val="000000"/>
-                <w:sz w:val="19"/>
+                <w:sz w:val="20"/>
               </w:rPr>
               <w:t>saruparib, hormone therapy</w:t>
             </w:r>
@@ -5434,7 +6164,7 @@
         <w:tc>
           <w:tcPr>
             <w:tcW w:type="dxa" w:w="1239"/>
-            <w:shd w:val="clear" w:color="auto" w:fill="f8fafc"/>
+            <w:shd w:val="clear" w:color="auto" w:fill="f8f8f8"/>
             <w:tcMar>
               <w:top w:w="60" w:type="dxa"/>
               <w:bottom w:w="60" w:type="dxa"/>
@@ -5443,11 +6173,16 @@
             </w:tcMar>
           </w:tcPr>
           <w:p>
+            <w:pPr>
+              <w:jc w:val="left"/>
+            </w:pPr>
             <w:r>
               <w:rPr>
                 <w:rFonts w:ascii="Cambria" w:hAnsi="Cambria"/>
-                <w:color w:val="000000"/>
-                <w:sz w:val="19"/>
+                <w:b w:val="0"/>
+                <w:i w:val="0"/>
+                <w:color w:val="808080"/>
+                <w:sz w:val="24"/>
               </w:rPr>
               <w:t>X</w:t>
             </w:r>
@@ -5456,7 +6191,7 @@
         <w:tc>
           <w:tcPr>
             <w:tcW w:type="dxa" w:w="1314"/>
-            <w:shd w:val="clear" w:color="auto" w:fill="f8fafc"/>
+            <w:shd w:val="clear" w:color="auto" w:fill="f8f8f8"/>
             <w:tcMar>
               <w:top w:w="60" w:type="dxa"/>
               <w:bottom w:w="60" w:type="dxa"/>
@@ -5465,11 +6200,16 @@
             </w:tcMar>
           </w:tcPr>
           <w:p>
+            <w:pPr>
+              <w:jc w:val="left"/>
+            </w:pPr>
             <w:r>
               <w:rPr>
                 <w:rFonts w:ascii="Cambria" w:hAnsi="Cambria"/>
-                <w:color w:val="000000"/>
-                <w:sz w:val="19"/>
+                <w:b w:val="0"/>
+                <w:i w:val="0"/>
+                <w:color w:val="808080"/>
+                <w:sz w:val="24"/>
               </w:rPr>
               <w:t>X</w:t>
             </w:r>
@@ -5478,7 +6218,7 @@
         <w:tc>
           <w:tcPr>
             <w:tcW w:type="dxa" w:w="1239"/>
-            <w:shd w:val="clear" w:color="auto" w:fill="f8fafc"/>
+            <w:shd w:val="clear" w:color="auto" w:fill="f8f8f8"/>
             <w:tcMar>
               <w:top w:w="60" w:type="dxa"/>
               <w:bottom w:w="60" w:type="dxa"/>
@@ -5487,11 +6227,16 @@
             </w:tcMar>
           </w:tcPr>
           <w:p>
+            <w:pPr>
+              <w:jc w:val="left"/>
+            </w:pPr>
             <w:r>
               <w:rPr>
                 <w:rFonts w:ascii="Cambria" w:hAnsi="Cambria"/>
-                <w:color w:val="000000"/>
-                <w:sz w:val="19"/>
+                <w:b w:val="0"/>
+                <w:i w:val="0"/>
+                <w:color w:val="808080"/>
+                <w:sz w:val="24"/>
               </w:rPr>
               <w:t>X</w:t>
             </w:r>
@@ -5500,7 +6245,7 @@
         <w:tc>
           <w:tcPr>
             <w:tcW w:type="dxa" w:w="1314"/>
-            <w:shd w:val="clear" w:color="auto" w:fill="f8fafc"/>
+            <w:shd w:val="clear" w:color="auto" w:fill="f8f8f8"/>
             <w:tcMar>
               <w:top w:w="60" w:type="dxa"/>
               <w:bottom w:w="60" w:type="dxa"/>
@@ -5509,11 +6254,16 @@
             </w:tcMar>
           </w:tcPr>
           <w:p>
+            <w:pPr>
+              <w:jc w:val="left"/>
+            </w:pPr>
             <w:r>
               <w:rPr>
                 <w:rFonts w:ascii="Cambria" w:hAnsi="Cambria"/>
-                <w:color w:val="000000"/>
-                <w:sz w:val="19"/>
+                <w:b w:val="0"/>
+                <w:i w:val="0"/>
+                <w:color w:val="808080"/>
+                <w:sz w:val="24"/>
               </w:rPr>
               <w:t>X</w:t>
             </w:r>
@@ -5522,7 +6272,7 @@
         <w:tc>
           <w:tcPr>
             <w:tcW w:type="dxa" w:w="1450"/>
-            <w:shd w:val="clear" w:color="auto" w:fill="f8fafc"/>
+            <w:shd w:val="clear" w:color="auto" w:fill="f8f8f8"/>
             <w:tcMar>
               <w:top w:w="60" w:type="dxa"/>
               <w:bottom w:w="60" w:type="dxa"/>
@@ -5531,11 +6281,16 @@
             </w:tcMar>
           </w:tcPr>
           <w:p>
+            <w:pPr>
+              <w:jc w:val="right"/>
+            </w:pPr>
             <w:r>
               <w:rPr>
                 <w:rFonts w:ascii="Cambria" w:hAnsi="Cambria"/>
+                <w:b w:val="0"/>
+                <w:i w:val="0"/>
                 <w:color w:val="000000"/>
-                <w:sz w:val="19"/>
+                <w:sz w:val="20"/>
               </w:rPr>
               <w:t>III</w:t>
             </w:r>
@@ -5549,6 +6304,7 @@
         <w:tc>
           <w:tcPr>
             <w:tcW w:type="dxa" w:w="3910"/>
+            <w:shd w:val="clear" w:color="auto" w:fill="ffffff"/>
             <w:tcMar>
               <w:top w:w="60" w:type="dxa"/>
               <w:bottom w:w="60" w:type="dxa"/>
@@ -5557,11 +6313,16 @@
             </w:tcMar>
           </w:tcPr>
           <w:p>
+            <w:pPr>
+              <w:jc w:val="left"/>
+            </w:pPr>
             <w:r>
               <w:rPr>
                 <w:rFonts w:ascii="Cambria" w:hAnsi="Cambria"/>
+                <w:b w:val="0"/>
+                <w:i w:val="0"/>
                 <w:color w:val="000000"/>
-                <w:sz w:val="19"/>
+                <w:sz w:val="20"/>
               </w:rPr>
               <w:t>niraparib, radiation therapy</w:t>
             </w:r>
@@ -5570,6 +6331,7 @@
         <w:tc>
           <w:tcPr>
             <w:tcW w:type="dxa" w:w="1239"/>
+            <w:shd w:val="clear" w:color="auto" w:fill="ffffff"/>
             <w:tcMar>
               <w:top w:w="60" w:type="dxa"/>
               <w:bottom w:w="60" w:type="dxa"/>
@@ -5578,11 +6340,16 @@
             </w:tcMar>
           </w:tcPr>
           <w:p>
+            <w:pPr>
+              <w:jc w:val="left"/>
+            </w:pPr>
             <w:r>
               <w:rPr>
                 <w:rFonts w:ascii="Cambria" w:hAnsi="Cambria"/>
-                <w:color w:val="000000"/>
-                <w:sz w:val="19"/>
+                <w:b w:val="0"/>
+                <w:i w:val="0"/>
+                <w:color w:val="808080"/>
+                <w:sz w:val="24"/>
               </w:rPr>
               <w:t>X</w:t>
             </w:r>
@@ -5591,6 +6358,7 @@
         <w:tc>
           <w:tcPr>
             <w:tcW w:type="dxa" w:w="1314"/>
+            <w:shd w:val="clear" w:color="auto" w:fill="ffffff"/>
             <w:tcMar>
               <w:top w:w="60" w:type="dxa"/>
               <w:bottom w:w="60" w:type="dxa"/>
@@ -5599,11 +6367,16 @@
             </w:tcMar>
           </w:tcPr>
           <w:p>
+            <w:pPr>
+              <w:jc w:val="left"/>
+            </w:pPr>
             <w:r>
               <w:rPr>
                 <w:rFonts w:ascii="Cambria" w:hAnsi="Cambria"/>
-                <w:color w:val="000000"/>
-                <w:sz w:val="19"/>
+                <w:b w:val="0"/>
+                <w:i w:val="0"/>
+                <w:color w:val="808080"/>
+                <w:sz w:val="24"/>
               </w:rPr>
               <w:t>X</w:t>
             </w:r>
@@ -5612,6 +6385,7 @@
         <w:tc>
           <w:tcPr>
             <w:tcW w:type="dxa" w:w="1239"/>
+            <w:shd w:val="clear" w:color="auto" w:fill="ffffff"/>
             <w:tcMar>
               <w:top w:w="60" w:type="dxa"/>
               <w:bottom w:w="60" w:type="dxa"/>
@@ -5620,11 +6394,16 @@
             </w:tcMar>
           </w:tcPr>
           <w:p>
+            <w:pPr>
+              <w:jc w:val="left"/>
+            </w:pPr>
             <w:r>
               <w:rPr>
                 <w:rFonts w:ascii="Cambria" w:hAnsi="Cambria"/>
-                <w:color w:val="000000"/>
-                <w:sz w:val="19"/>
+                <w:b w:val="0"/>
+                <w:i w:val="0"/>
+                <w:color w:val="808080"/>
+                <w:sz w:val="24"/>
               </w:rPr>
               <w:t>X</w:t>
             </w:r>
@@ -5633,6 +6412,7 @@
         <w:tc>
           <w:tcPr>
             <w:tcW w:type="dxa" w:w="1314"/>
+            <w:shd w:val="clear" w:color="auto" w:fill="ffffff"/>
             <w:tcMar>
               <w:top w:w="60" w:type="dxa"/>
               <w:bottom w:w="60" w:type="dxa"/>
@@ -5641,11 +6421,16 @@
             </w:tcMar>
           </w:tcPr>
           <w:p>
+            <w:pPr>
+              <w:jc w:val="left"/>
+            </w:pPr>
             <w:r>
               <w:rPr>
                 <w:rFonts w:ascii="Cambria" w:hAnsi="Cambria"/>
-                <w:color w:val="000000"/>
-                <w:sz w:val="19"/>
+                <w:b w:val="0"/>
+                <w:i w:val="0"/>
+                <w:color w:val="808080"/>
+                <w:sz w:val="24"/>
               </w:rPr>
               <w:t>X</w:t>
             </w:r>
@@ -5654,6 +6439,7 @@
         <w:tc>
           <w:tcPr>
             <w:tcW w:type="dxa" w:w="1450"/>
+            <w:shd w:val="clear" w:color="auto" w:fill="ffffff"/>
             <w:tcMar>
               <w:top w:w="60" w:type="dxa"/>
               <w:bottom w:w="60" w:type="dxa"/>
@@ -5662,11 +6448,16 @@
             </w:tcMar>
           </w:tcPr>
           <w:p>
+            <w:pPr>
+              <w:jc w:val="right"/>
+            </w:pPr>
             <w:r>
               <w:rPr>
                 <w:rFonts w:ascii="Cambria" w:hAnsi="Cambria"/>
+                <w:b w:val="0"/>
+                <w:i w:val="0"/>
                 <w:color w:val="000000"/>
-                <w:sz w:val="19"/>
+                <w:sz w:val="20"/>
               </w:rPr>
               <w:t>II/III</w:t>
             </w:r>
@@ -5680,7 +6471,7 @@
         <w:tc>
           <w:tcPr>
             <w:tcW w:type="dxa" w:w="3910"/>
-            <w:shd w:val="clear" w:color="auto" w:fill="f8fafc"/>
+            <w:shd w:val="clear" w:color="auto" w:fill="f8f8f8"/>
             <w:tcMar>
               <w:top w:w="60" w:type="dxa"/>
               <w:bottom w:w="60" w:type="dxa"/>
@@ -5689,11 +6480,16 @@
             </w:tcMar>
           </w:tcPr>
           <w:p>
+            <w:pPr>
+              <w:jc w:val="left"/>
+            </w:pPr>
             <w:r>
               <w:rPr>
                 <w:rFonts w:ascii="Cambria" w:hAnsi="Cambria"/>
+                <w:b w:val="0"/>
+                <w:i w:val="0"/>
                 <w:color w:val="000000"/>
-                <w:sz w:val="19"/>
+                <w:sz w:val="20"/>
               </w:rPr>
               <w:t>olaparib + chemotherapy</w:t>
             </w:r>
@@ -5702,7 +6498,7 @@
         <w:tc>
           <w:tcPr>
             <w:tcW w:type="dxa" w:w="1239"/>
-            <w:shd w:val="clear" w:color="auto" w:fill="f8fafc"/>
+            <w:shd w:val="clear" w:color="auto" w:fill="f8f8f8"/>
             <w:tcMar>
               <w:top w:w="60" w:type="dxa"/>
               <w:bottom w:w="60" w:type="dxa"/>
@@ -5711,11 +6507,16 @@
             </w:tcMar>
           </w:tcPr>
           <w:p>
+            <w:pPr>
+              <w:jc w:val="left"/>
+            </w:pPr>
             <w:r>
               <w:rPr>
                 <w:rFonts w:ascii="Cambria" w:hAnsi="Cambria"/>
-                <w:color w:val="000000"/>
-                <w:sz w:val="19"/>
+                <w:b w:val="0"/>
+                <w:i w:val="0"/>
+                <w:color w:val="808080"/>
+                <w:sz w:val="24"/>
               </w:rPr>
               <w:t>X</w:t>
             </w:r>
@@ -5724,7 +6525,7 @@
         <w:tc>
           <w:tcPr>
             <w:tcW w:type="dxa" w:w="1314"/>
-            <w:shd w:val="clear" w:color="auto" w:fill="f8fafc"/>
+            <w:shd w:val="clear" w:color="auto" w:fill="f8f8f8"/>
             <w:tcMar>
               <w:top w:w="60" w:type="dxa"/>
               <w:bottom w:w="60" w:type="dxa"/>
@@ -5733,11 +6534,16 @@
             </w:tcMar>
           </w:tcPr>
           <w:p>
+            <w:pPr>
+              <w:jc w:val="left"/>
+            </w:pPr>
             <w:r>
               <w:rPr>
                 <w:rFonts w:ascii="Cambria" w:hAnsi="Cambria"/>
-                <w:color w:val="000000"/>
-                <w:sz w:val="19"/>
+                <w:b w:val="0"/>
+                <w:i w:val="0"/>
+                <w:color w:val="808080"/>
+                <w:sz w:val="24"/>
               </w:rPr>
               <w:t>X</w:t>
             </w:r>
@@ -5746,7 +6552,7 @@
         <w:tc>
           <w:tcPr>
             <w:tcW w:type="dxa" w:w="1239"/>
-            <w:shd w:val="clear" w:color="auto" w:fill="f8fafc"/>
+            <w:shd w:val="clear" w:color="auto" w:fill="f8f8f8"/>
             <w:tcMar>
               <w:top w:w="60" w:type="dxa"/>
               <w:bottom w:w="60" w:type="dxa"/>
@@ -5755,11 +6561,16 @@
             </w:tcMar>
           </w:tcPr>
           <w:p>
+            <w:pPr>
+              <w:jc w:val="left"/>
+            </w:pPr>
             <w:r>
               <w:rPr>
                 <w:rFonts w:ascii="Cambria" w:hAnsi="Cambria"/>
-                <w:color w:val="000000"/>
-                <w:sz w:val="19"/>
+                <w:b w:val="0"/>
+                <w:i w:val="0"/>
+                <w:color w:val="808080"/>
+                <w:sz w:val="24"/>
               </w:rPr>
               <w:t>X</w:t>
             </w:r>
@@ -5768,7 +6579,7 @@
         <w:tc>
           <w:tcPr>
             <w:tcW w:type="dxa" w:w="1314"/>
-            <w:shd w:val="clear" w:color="auto" w:fill="f8fafc"/>
+            <w:shd w:val="clear" w:color="auto" w:fill="f8f8f8"/>
             <w:tcMar>
               <w:top w:w="60" w:type="dxa"/>
               <w:bottom w:w="60" w:type="dxa"/>
@@ -5777,11 +6588,16 @@
             </w:tcMar>
           </w:tcPr>
           <w:p>
+            <w:pPr>
+              <w:jc w:val="left"/>
+            </w:pPr>
             <w:r>
               <w:rPr>
                 <w:rFonts w:ascii="Cambria" w:hAnsi="Cambria"/>
-                <w:color w:val="000000"/>
-                <w:sz w:val="19"/>
+                <w:b w:val="0"/>
+                <w:i w:val="0"/>
+                <w:color w:val="808080"/>
+                <w:sz w:val="24"/>
               </w:rPr>
               <w:t>X</w:t>
             </w:r>
@@ -5790,7 +6606,7 @@
         <w:tc>
           <w:tcPr>
             <w:tcW w:type="dxa" w:w="1450"/>
-            <w:shd w:val="clear" w:color="auto" w:fill="f8fafc"/>
+            <w:shd w:val="clear" w:color="auto" w:fill="f8f8f8"/>
             <w:tcMar>
               <w:top w:w="60" w:type="dxa"/>
               <w:bottom w:w="60" w:type="dxa"/>
@@ -5799,11 +6615,16 @@
             </w:tcMar>
           </w:tcPr>
           <w:p>
+            <w:pPr>
+              <w:jc w:val="right"/>
+            </w:pPr>
             <w:r>
               <w:rPr>
                 <w:rFonts w:ascii="Cambria" w:hAnsi="Cambria"/>
+                <w:b w:val="0"/>
+                <w:i w:val="0"/>
                 <w:color w:val="000000"/>
-                <w:sz w:val="19"/>
+                <w:sz w:val="20"/>
               </w:rPr>
               <w:t>II/III</w:t>
             </w:r>
@@ -5817,6 +6638,7 @@
         <w:tc>
           <w:tcPr>
             <w:tcW w:type="dxa" w:w="3910"/>
+            <w:shd w:val="clear" w:color="auto" w:fill="ffffff"/>
             <w:tcMar>
               <w:top w:w="60" w:type="dxa"/>
               <w:bottom w:w="60" w:type="dxa"/>
@@ -5825,11 +6647,16 @@
             </w:tcMar>
           </w:tcPr>
           <w:p>
+            <w:pPr>
+              <w:jc w:val="left"/>
+            </w:pPr>
             <w:r>
               <w:rPr>
                 <w:rFonts w:ascii="Cambria" w:hAnsi="Cambria"/>
+                <w:b w:val="0"/>
+                <w:i w:val="0"/>
                 <w:color w:val="000000"/>
-                <w:sz w:val="19"/>
+                <w:sz w:val="20"/>
               </w:rPr>
               <w:t>abiraterone + niraparib, hormone therapy, radiation therapy,</w:t>
               <w:br/>
@@ -5840,6 +6667,7 @@
         <w:tc>
           <w:tcPr>
             <w:tcW w:type="dxa" w:w="1239"/>
+            <w:shd w:val="clear" w:color="auto" w:fill="ffffff"/>
             <w:tcMar>
               <w:top w:w="60" w:type="dxa"/>
               <w:bottom w:w="60" w:type="dxa"/>
@@ -5848,11 +6676,16 @@
             </w:tcMar>
           </w:tcPr>
           <w:p>
+            <w:pPr>
+              <w:jc w:val="left"/>
+            </w:pPr>
             <w:r>
               <w:rPr>
                 <w:rFonts w:ascii="Cambria" w:hAnsi="Cambria"/>
-                <w:color w:val="000000"/>
-                <w:sz w:val="19"/>
+                <w:b w:val="0"/>
+                <w:i w:val="0"/>
+                <w:color w:val="808080"/>
+                <w:sz w:val="24"/>
               </w:rPr>
               <w:t>X</w:t>
             </w:r>
@@ -5861,6 +6694,7 @@
         <w:tc>
           <w:tcPr>
             <w:tcW w:type="dxa" w:w="1314"/>
+            <w:shd w:val="clear" w:color="auto" w:fill="ffffff"/>
             <w:tcMar>
               <w:top w:w="60" w:type="dxa"/>
               <w:bottom w:w="60" w:type="dxa"/>
@@ -5869,11 +6703,16 @@
             </w:tcMar>
           </w:tcPr>
           <w:p>
+            <w:pPr>
+              <w:jc w:val="left"/>
+            </w:pPr>
             <w:r>
               <w:rPr>
                 <w:rFonts w:ascii="Cambria" w:hAnsi="Cambria"/>
-                <w:color w:val="000000"/>
-                <w:sz w:val="19"/>
+                <w:b w:val="0"/>
+                <w:i w:val="0"/>
+                <w:color w:val="808080"/>
+                <w:sz w:val="24"/>
               </w:rPr>
               <w:t>X</w:t>
             </w:r>
@@ -5882,6 +6721,7 @@
         <w:tc>
           <w:tcPr>
             <w:tcW w:type="dxa" w:w="1239"/>
+            <w:shd w:val="clear" w:color="auto" w:fill="ffffff"/>
             <w:tcMar>
               <w:top w:w="60" w:type="dxa"/>
               <w:bottom w:w="60" w:type="dxa"/>
@@ -5890,11 +6730,16 @@
             </w:tcMar>
           </w:tcPr>
           <w:p>
+            <w:pPr>
+              <w:jc w:val="left"/>
+            </w:pPr>
             <w:r>
               <w:rPr>
                 <w:rFonts w:ascii="Cambria" w:hAnsi="Cambria"/>
-                <w:color w:val="000000"/>
-                <w:sz w:val="19"/>
+                <w:b w:val="0"/>
+                <w:i w:val="0"/>
+                <w:color w:val="808080"/>
+                <w:sz w:val="24"/>
               </w:rPr>
               <w:t>X</w:t>
             </w:r>
@@ -5903,6 +6748,7 @@
         <w:tc>
           <w:tcPr>
             <w:tcW w:type="dxa" w:w="1314"/>
+            <w:shd w:val="clear" w:color="auto" w:fill="ffffff"/>
             <w:tcMar>
               <w:top w:w="60" w:type="dxa"/>
               <w:bottom w:w="60" w:type="dxa"/>
@@ -5911,11 +6757,16 @@
             </w:tcMar>
           </w:tcPr>
           <w:p>
+            <w:pPr>
+              <w:jc w:val="left"/>
+            </w:pPr>
             <w:r>
               <w:rPr>
                 <w:rFonts w:ascii="Cambria" w:hAnsi="Cambria"/>
-                <w:color w:val="000000"/>
-                <w:sz w:val="19"/>
+                <w:b w:val="0"/>
+                <w:i w:val="0"/>
+                <w:color w:val="808080"/>
+                <w:sz w:val="24"/>
               </w:rPr>
               <w:t>X</w:t>
             </w:r>
@@ -5924,6 +6775,7 @@
         <w:tc>
           <w:tcPr>
             <w:tcW w:type="dxa" w:w="1450"/>
+            <w:shd w:val="clear" w:color="auto" w:fill="ffffff"/>
             <w:tcMar>
               <w:top w:w="60" w:type="dxa"/>
               <w:bottom w:w="60" w:type="dxa"/>
@@ -5932,11 +6784,16 @@
             </w:tcMar>
           </w:tcPr>
           <w:p>
+            <w:pPr>
+              <w:jc w:val="right"/>
+            </w:pPr>
             <w:r>
               <w:rPr>
                 <w:rFonts w:ascii="Cambria" w:hAnsi="Cambria"/>
+                <w:b w:val="0"/>
+                <w:i w:val="0"/>
                 <w:color w:val="000000"/>
-                <w:sz w:val="19"/>
+                <w:sz w:val="20"/>
               </w:rPr>
               <w:t>II</w:t>
             </w:r>
@@ -5950,7 +6807,7 @@
         <w:tc>
           <w:tcPr>
             <w:tcW w:type="dxa" w:w="3910"/>
-            <w:shd w:val="clear" w:color="auto" w:fill="f8fafc"/>
+            <w:shd w:val="clear" w:color="auto" w:fill="f8f8f8"/>
             <w:tcMar>
               <w:top w:w="60" w:type="dxa"/>
               <w:bottom w:w="60" w:type="dxa"/>
@@ -5959,11 +6816,16 @@
             </w:tcMar>
           </w:tcPr>
           <w:p>
+            <w:pPr>
+              <w:jc w:val="left"/>
+            </w:pPr>
             <w:r>
               <w:rPr>
                 <w:rFonts w:ascii="Cambria" w:hAnsi="Cambria"/>
+                <w:b w:val="0"/>
+                <w:i w:val="0"/>
                 <w:color w:val="000000"/>
-                <w:sz w:val="19"/>
+                <w:sz w:val="20"/>
               </w:rPr>
               <w:t>camrelizumab, fluzoparib, chemotherapy</w:t>
             </w:r>
@@ -5972,7 +6834,7 @@
         <w:tc>
           <w:tcPr>
             <w:tcW w:type="dxa" w:w="1239"/>
-            <w:shd w:val="clear" w:color="auto" w:fill="f8fafc"/>
+            <w:shd w:val="clear" w:color="auto" w:fill="f8f8f8"/>
             <w:tcMar>
               <w:top w:w="60" w:type="dxa"/>
               <w:bottom w:w="60" w:type="dxa"/>
@@ -5981,11 +6843,16 @@
             </w:tcMar>
           </w:tcPr>
           <w:p>
+            <w:pPr>
+              <w:jc w:val="left"/>
+            </w:pPr>
             <w:r>
               <w:rPr>
                 <w:rFonts w:ascii="Cambria" w:hAnsi="Cambria"/>
-                <w:color w:val="000000"/>
-                <w:sz w:val="19"/>
+                <w:b w:val="0"/>
+                <w:i w:val="0"/>
+                <w:color w:val="808080"/>
+                <w:sz w:val="24"/>
               </w:rPr>
               <w:t>X</w:t>
             </w:r>
@@ -5994,7 +6861,7 @@
         <w:tc>
           <w:tcPr>
             <w:tcW w:type="dxa" w:w="1314"/>
-            <w:shd w:val="clear" w:color="auto" w:fill="f8fafc"/>
+            <w:shd w:val="clear" w:color="auto" w:fill="f8f8f8"/>
             <w:tcMar>
               <w:top w:w="60" w:type="dxa"/>
               <w:bottom w:w="60" w:type="dxa"/>
@@ -6003,11 +6870,16 @@
             </w:tcMar>
           </w:tcPr>
           <w:p>
+            <w:pPr>
+              <w:jc w:val="left"/>
+            </w:pPr>
             <w:r>
               <w:rPr>
                 <w:rFonts w:ascii="Cambria" w:hAnsi="Cambria"/>
-                <w:color w:val="000000"/>
-                <w:sz w:val="19"/>
+                <w:b w:val="0"/>
+                <w:i w:val="0"/>
+                <w:color w:val="808080"/>
+                <w:sz w:val="24"/>
               </w:rPr>
               <w:t>X</w:t>
             </w:r>
@@ -6016,7 +6888,7 @@
         <w:tc>
           <w:tcPr>
             <w:tcW w:type="dxa" w:w="1239"/>
-            <w:shd w:val="clear" w:color="auto" w:fill="f8fafc"/>
+            <w:shd w:val="clear" w:color="auto" w:fill="f8f8f8"/>
             <w:tcMar>
               <w:top w:w="60" w:type="dxa"/>
               <w:bottom w:w="60" w:type="dxa"/>
@@ -6025,11 +6897,16 @@
             </w:tcMar>
           </w:tcPr>
           <w:p>
+            <w:pPr>
+              <w:jc w:val="left"/>
+            </w:pPr>
             <w:r>
               <w:rPr>
                 <w:rFonts w:ascii="Cambria" w:hAnsi="Cambria"/>
-                <w:color w:val="000000"/>
-                <w:sz w:val="19"/>
+                <w:b w:val="0"/>
+                <w:i w:val="0"/>
+                <w:color w:val="808080"/>
+                <w:sz w:val="24"/>
               </w:rPr>
               <w:t>X</w:t>
             </w:r>
@@ -6038,7 +6915,7 @@
         <w:tc>
           <w:tcPr>
             <w:tcW w:type="dxa" w:w="1314"/>
-            <w:shd w:val="clear" w:color="auto" w:fill="f8fafc"/>
+            <w:shd w:val="clear" w:color="auto" w:fill="f8f8f8"/>
             <w:tcMar>
               <w:top w:w="60" w:type="dxa"/>
               <w:bottom w:w="60" w:type="dxa"/>
@@ -6047,11 +6924,16 @@
             </w:tcMar>
           </w:tcPr>
           <w:p>
+            <w:pPr>
+              <w:jc w:val="left"/>
+            </w:pPr>
             <w:r>
               <w:rPr>
                 <w:rFonts w:ascii="Cambria" w:hAnsi="Cambria"/>
-                <w:color w:val="000000"/>
-                <w:sz w:val="19"/>
+                <w:b w:val="0"/>
+                <w:i w:val="0"/>
+                <w:color w:val="808080"/>
+                <w:sz w:val="24"/>
               </w:rPr>
               <w:t>X</w:t>
             </w:r>
@@ -6060,7 +6942,7 @@
         <w:tc>
           <w:tcPr>
             <w:tcW w:type="dxa" w:w="1450"/>
-            <w:shd w:val="clear" w:color="auto" w:fill="f8fafc"/>
+            <w:shd w:val="clear" w:color="auto" w:fill="f8f8f8"/>
             <w:tcMar>
               <w:top w:w="60" w:type="dxa"/>
               <w:bottom w:w="60" w:type="dxa"/>
@@ -6069,11 +6951,16 @@
             </w:tcMar>
           </w:tcPr>
           <w:p>
+            <w:pPr>
+              <w:jc w:val="right"/>
+            </w:pPr>
             <w:r>
               <w:rPr>
                 <w:rFonts w:ascii="Cambria" w:hAnsi="Cambria"/>
+                <w:b w:val="0"/>
+                <w:i w:val="0"/>
                 <w:color w:val="000000"/>
-                <w:sz w:val="19"/>
+                <w:sz w:val="20"/>
               </w:rPr>
               <w:t>II</w:t>
             </w:r>
@@ -6087,6 +6974,7 @@
         <w:tc>
           <w:tcPr>
             <w:tcW w:type="dxa" w:w="3910"/>
+            <w:shd w:val="clear" w:color="auto" w:fill="ffffff"/>
             <w:tcMar>
               <w:top w:w="60" w:type="dxa"/>
               <w:bottom w:w="60" w:type="dxa"/>
@@ -6095,11 +6983,16 @@
             </w:tcMar>
           </w:tcPr>
           <w:p>
+            <w:pPr>
+              <w:jc w:val="left"/>
+            </w:pPr>
             <w:r>
               <w:rPr>
                 <w:rFonts w:ascii="Cambria" w:hAnsi="Cambria"/>
+                <w:b w:val="0"/>
+                <w:i w:val="0"/>
                 <w:color w:val="000000"/>
-                <w:sz w:val="19"/>
+                <w:sz w:val="20"/>
               </w:rPr>
               <w:t>eflornithine</w:t>
             </w:r>
@@ -6108,6 +7001,7 @@
         <w:tc>
           <w:tcPr>
             <w:tcW w:type="dxa" w:w="1239"/>
+            <w:shd w:val="clear" w:color="auto" w:fill="ffffff"/>
             <w:tcMar>
               <w:top w:w="60" w:type="dxa"/>
               <w:bottom w:w="60" w:type="dxa"/>
@@ -6116,11 +7010,16 @@
             </w:tcMar>
           </w:tcPr>
           <w:p>
+            <w:pPr>
+              <w:jc w:val="left"/>
+            </w:pPr>
             <w:r>
               <w:rPr>
                 <w:rFonts w:ascii="Cambria" w:hAnsi="Cambria"/>
-                <w:color w:val="000000"/>
-                <w:sz w:val="19"/>
+                <w:b w:val="0"/>
+                <w:i w:val="0"/>
+                <w:color w:val="808080"/>
+                <w:sz w:val="24"/>
               </w:rPr>
               <w:t>X</w:t>
             </w:r>
@@ -6129,6 +7028,7 @@
         <w:tc>
           <w:tcPr>
             <w:tcW w:type="dxa" w:w="1314"/>
+            <w:shd w:val="clear" w:color="auto" w:fill="ffffff"/>
             <w:tcMar>
               <w:top w:w="60" w:type="dxa"/>
               <w:bottom w:w="60" w:type="dxa"/>
@@ -6137,11 +7037,16 @@
             </w:tcMar>
           </w:tcPr>
           <w:p>
+            <w:pPr>
+              <w:jc w:val="left"/>
+            </w:pPr>
             <w:r>
               <w:rPr>
                 <w:rFonts w:ascii="Cambria" w:hAnsi="Cambria"/>
-                <w:color w:val="000000"/>
-                <w:sz w:val="19"/>
+                <w:b w:val="0"/>
+                <w:i w:val="0"/>
+                <w:color w:val="808080"/>
+                <w:sz w:val="24"/>
               </w:rPr>
               <w:t>X</w:t>
             </w:r>
@@ -6150,6 +7055,7 @@
         <w:tc>
           <w:tcPr>
             <w:tcW w:type="dxa" w:w="1239"/>
+            <w:shd w:val="clear" w:color="auto" w:fill="ffffff"/>
             <w:tcMar>
               <w:top w:w="60" w:type="dxa"/>
               <w:bottom w:w="60" w:type="dxa"/>
@@ -6158,11 +7064,16 @@
             </w:tcMar>
           </w:tcPr>
           <w:p>
+            <w:pPr>
+              <w:jc w:val="left"/>
+            </w:pPr>
             <w:r>
               <w:rPr>
                 <w:rFonts w:ascii="Cambria" w:hAnsi="Cambria"/>
-                <w:color w:val="000000"/>
-                <w:sz w:val="19"/>
+                <w:b w:val="0"/>
+                <w:i w:val="0"/>
+                <w:color w:val="808080"/>
+                <w:sz w:val="24"/>
               </w:rPr>
               <w:t>X</w:t>
             </w:r>
@@ -6171,6 +7082,7 @@
         <w:tc>
           <w:tcPr>
             <w:tcW w:type="dxa" w:w="1314"/>
+            <w:shd w:val="clear" w:color="auto" w:fill="ffffff"/>
             <w:tcMar>
               <w:top w:w="60" w:type="dxa"/>
               <w:bottom w:w="60" w:type="dxa"/>
@@ -6179,11 +7091,16 @@
             </w:tcMar>
           </w:tcPr>
           <w:p>
+            <w:pPr>
+              <w:jc w:val="left"/>
+            </w:pPr>
             <w:r>
               <w:rPr>
                 <w:rFonts w:ascii="Cambria" w:hAnsi="Cambria"/>
-                <w:color w:val="000000"/>
-                <w:sz w:val="19"/>
+                <w:b w:val="0"/>
+                <w:i w:val="0"/>
+                <w:color w:val="808080"/>
+                <w:sz w:val="24"/>
               </w:rPr>
               <w:t>X</w:t>
             </w:r>
@@ -6192,6 +7109,7 @@
         <w:tc>
           <w:tcPr>
             <w:tcW w:type="dxa" w:w="1450"/>
+            <w:shd w:val="clear" w:color="auto" w:fill="ffffff"/>
             <w:tcMar>
               <w:top w:w="60" w:type="dxa"/>
               <w:bottom w:w="60" w:type="dxa"/>
@@ -6200,11 +7118,16 @@
             </w:tcMar>
           </w:tcPr>
           <w:p>
+            <w:pPr>
+              <w:jc w:val="right"/>
+            </w:pPr>
             <w:r>
               <w:rPr>
                 <w:rFonts w:ascii="Cambria" w:hAnsi="Cambria"/>
+                <w:b w:val="0"/>
+                <w:i w:val="0"/>
                 <w:color w:val="000000"/>
-                <w:sz w:val="19"/>
+                <w:sz w:val="20"/>
               </w:rPr>
               <w:t>II</w:t>
             </w:r>
@@ -6218,7 +7141,7 @@
         <w:tc>
           <w:tcPr>
             <w:tcW w:type="dxa" w:w="3910"/>
-            <w:shd w:val="clear" w:color="auto" w:fill="f8fafc"/>
+            <w:shd w:val="clear" w:color="auto" w:fill="f8f8f8"/>
             <w:tcMar>
               <w:top w:w="60" w:type="dxa"/>
               <w:bottom w:w="60" w:type="dxa"/>
@@ -6227,11 +7150,16 @@
             </w:tcMar>
           </w:tcPr>
           <w:p>
+            <w:pPr>
+              <w:jc w:val="left"/>
+            </w:pPr>
             <w:r>
               <w:rPr>
                 <w:rFonts w:ascii="Cambria" w:hAnsi="Cambria"/>
+                <w:b w:val="0"/>
+                <w:i w:val="0"/>
                 <w:color w:val="000000"/>
-                <w:sz w:val="19"/>
+                <w:sz w:val="20"/>
               </w:rPr>
               <w:t>hormone therapy, hormone therapy + chemotherapy</w:t>
             </w:r>
@@ -6240,7 +7168,7 @@
         <w:tc>
           <w:tcPr>
             <w:tcW w:type="dxa" w:w="1239"/>
-            <w:shd w:val="clear" w:color="auto" w:fill="f8fafc"/>
+            <w:shd w:val="clear" w:color="auto" w:fill="f8f8f8"/>
             <w:tcMar>
               <w:top w:w="60" w:type="dxa"/>
               <w:bottom w:w="60" w:type="dxa"/>
@@ -6249,11 +7177,16 @@
             </w:tcMar>
           </w:tcPr>
           <w:p>
+            <w:pPr>
+              <w:jc w:val="left"/>
+            </w:pPr>
             <w:r>
               <w:rPr>
                 <w:rFonts w:ascii="Cambria" w:hAnsi="Cambria"/>
-                <w:color w:val="000000"/>
-                <w:sz w:val="19"/>
+                <w:b w:val="0"/>
+                <w:i w:val="0"/>
+                <w:color w:val="808080"/>
+                <w:sz w:val="24"/>
               </w:rPr>
               <w:t>X</w:t>
             </w:r>
@@ -6262,7 +7195,7 @@
         <w:tc>
           <w:tcPr>
             <w:tcW w:type="dxa" w:w="1314"/>
-            <w:shd w:val="clear" w:color="auto" w:fill="f8fafc"/>
+            <w:shd w:val="clear" w:color="auto" w:fill="f8f8f8"/>
             <w:tcMar>
               <w:top w:w="60" w:type="dxa"/>
               <w:bottom w:w="60" w:type="dxa"/>
@@ -6271,11 +7204,16 @@
             </w:tcMar>
           </w:tcPr>
           <w:p>
+            <w:pPr>
+              <w:jc w:val="left"/>
+            </w:pPr>
             <w:r>
               <w:rPr>
                 <w:rFonts w:ascii="Cambria" w:hAnsi="Cambria"/>
-                <w:color w:val="000000"/>
-                <w:sz w:val="19"/>
+                <w:b w:val="0"/>
+                <w:i w:val="0"/>
+                <w:color w:val="808080"/>
+                <w:sz w:val="24"/>
               </w:rPr>
               <w:t>X</w:t>
             </w:r>
@@ -6284,7 +7222,7 @@
         <w:tc>
           <w:tcPr>
             <w:tcW w:type="dxa" w:w="1239"/>
-            <w:shd w:val="clear" w:color="auto" w:fill="f8fafc"/>
+            <w:shd w:val="clear" w:color="auto" w:fill="f8f8f8"/>
             <w:tcMar>
               <w:top w:w="60" w:type="dxa"/>
               <w:bottom w:w="60" w:type="dxa"/>
@@ -6293,11 +7231,16 @@
             </w:tcMar>
           </w:tcPr>
           <w:p>
+            <w:pPr>
+              <w:jc w:val="left"/>
+            </w:pPr>
             <w:r>
               <w:rPr>
                 <w:rFonts w:ascii="Cambria" w:hAnsi="Cambria"/>
-                <w:color w:val="000000"/>
-                <w:sz w:val="19"/>
+                <w:b w:val="0"/>
+                <w:i w:val="0"/>
+                <w:color w:val="808080"/>
+                <w:sz w:val="24"/>
               </w:rPr>
               <w:t>X</w:t>
             </w:r>
@@ -6306,7 +7249,7 @@
         <w:tc>
           <w:tcPr>
             <w:tcW w:type="dxa" w:w="1314"/>
-            <w:shd w:val="clear" w:color="auto" w:fill="f8fafc"/>
+            <w:shd w:val="clear" w:color="auto" w:fill="f8f8f8"/>
             <w:tcMar>
               <w:top w:w="60" w:type="dxa"/>
               <w:bottom w:w="60" w:type="dxa"/>
@@ -6315,11 +7258,16 @@
             </w:tcMar>
           </w:tcPr>
           <w:p>
+            <w:pPr>
+              <w:jc w:val="left"/>
+            </w:pPr>
             <w:r>
               <w:rPr>
                 <w:rFonts w:ascii="Cambria" w:hAnsi="Cambria"/>
-                <w:color w:val="000000"/>
-                <w:sz w:val="19"/>
+                <w:b w:val="0"/>
+                <w:i w:val="0"/>
+                <w:color w:val="808080"/>
+                <w:sz w:val="24"/>
               </w:rPr>
               <w:t>X</w:t>
             </w:r>
@@ -6328,7 +7276,7 @@
         <w:tc>
           <w:tcPr>
             <w:tcW w:type="dxa" w:w="1450"/>
-            <w:shd w:val="clear" w:color="auto" w:fill="f8fafc"/>
+            <w:shd w:val="clear" w:color="auto" w:fill="f8f8f8"/>
             <w:tcMar>
               <w:top w:w="60" w:type="dxa"/>
               <w:bottom w:w="60" w:type="dxa"/>
@@ -6337,11 +7285,16 @@
             </w:tcMar>
           </w:tcPr>
           <w:p>
+            <w:pPr>
+              <w:jc w:val="right"/>
+            </w:pPr>
             <w:r>
               <w:rPr>
                 <w:rFonts w:ascii="Cambria" w:hAnsi="Cambria"/>
+                <w:b w:val="0"/>
+                <w:i w:val="0"/>
                 <w:color w:val="000000"/>
-                <w:sz w:val="19"/>
+                <w:sz w:val="20"/>
               </w:rPr>
               <w:t>II</w:t>
             </w:r>
@@ -6355,6 +7308,7 @@
         <w:tc>
           <w:tcPr>
             <w:tcW w:type="dxa" w:w="3910"/>
+            <w:shd w:val="clear" w:color="auto" w:fill="ffffff"/>
             <w:tcMar>
               <w:top w:w="60" w:type="dxa"/>
               <w:bottom w:w="60" w:type="dxa"/>
@@ -6363,11 +7317,16 @@
             </w:tcMar>
           </w:tcPr>
           <w:p>
+            <w:pPr>
+              <w:jc w:val="left"/>
+            </w:pPr>
             <w:r>
               <w:rPr>
                 <w:rFonts w:ascii="Cambria" w:hAnsi="Cambria"/>
+                <w:b w:val="0"/>
+                <w:i w:val="0"/>
                 <w:color w:val="000000"/>
-                <w:sz w:val="19"/>
+                <w:sz w:val="20"/>
               </w:rPr>
               <w:t>lunresertib, trastuzumab, chemotherapy, camonsertib</w:t>
             </w:r>
@@ -6376,6 +7335,7 @@
         <w:tc>
           <w:tcPr>
             <w:tcW w:type="dxa" w:w="1239"/>
+            <w:shd w:val="clear" w:color="auto" w:fill="ffffff"/>
             <w:tcMar>
               <w:top w:w="60" w:type="dxa"/>
               <w:bottom w:w="60" w:type="dxa"/>
@@ -6384,11 +7344,16 @@
             </w:tcMar>
           </w:tcPr>
           <w:p>
+            <w:pPr>
+              <w:jc w:val="left"/>
+            </w:pPr>
             <w:r>
               <w:rPr>
                 <w:rFonts w:ascii="Cambria" w:hAnsi="Cambria"/>
-                <w:color w:val="000000"/>
-                <w:sz w:val="19"/>
+                <w:b w:val="0"/>
+                <w:i w:val="0"/>
+                <w:color w:val="808080"/>
+                <w:sz w:val="24"/>
               </w:rPr>
               <w:t>X</w:t>
             </w:r>
@@ -6397,6 +7362,7 @@
         <w:tc>
           <w:tcPr>
             <w:tcW w:type="dxa" w:w="1314"/>
+            <w:shd w:val="clear" w:color="auto" w:fill="ffffff"/>
             <w:tcMar>
               <w:top w:w="60" w:type="dxa"/>
               <w:bottom w:w="60" w:type="dxa"/>
@@ -6405,11 +7371,16 @@
             </w:tcMar>
           </w:tcPr>
           <w:p>
+            <w:pPr>
+              <w:jc w:val="left"/>
+            </w:pPr>
             <w:r>
               <w:rPr>
                 <w:rFonts w:ascii="Cambria" w:hAnsi="Cambria"/>
-                <w:color w:val="000000"/>
-                <w:sz w:val="19"/>
+                <w:b w:val="0"/>
+                <w:i w:val="0"/>
+                <w:color w:val="808080"/>
+                <w:sz w:val="24"/>
               </w:rPr>
               <w:t>X</w:t>
             </w:r>
@@ -6418,6 +7389,7 @@
         <w:tc>
           <w:tcPr>
             <w:tcW w:type="dxa" w:w="1239"/>
+            <w:shd w:val="clear" w:color="auto" w:fill="ffffff"/>
             <w:tcMar>
               <w:top w:w="60" w:type="dxa"/>
               <w:bottom w:w="60" w:type="dxa"/>
@@ -6426,11 +7398,16 @@
             </w:tcMar>
           </w:tcPr>
           <w:p>
+            <w:pPr>
+              <w:jc w:val="left"/>
+            </w:pPr>
             <w:r>
               <w:rPr>
                 <w:rFonts w:ascii="Cambria" w:hAnsi="Cambria"/>
-                <w:color w:val="000000"/>
-                <w:sz w:val="19"/>
+                <w:b w:val="0"/>
+                <w:i w:val="0"/>
+                <w:color w:val="808080"/>
+                <w:sz w:val="24"/>
               </w:rPr>
               <w:t>X</w:t>
             </w:r>
@@ -6439,6 +7416,7 @@
         <w:tc>
           <w:tcPr>
             <w:tcW w:type="dxa" w:w="1314"/>
+            <w:shd w:val="clear" w:color="auto" w:fill="ffffff"/>
             <w:tcMar>
               <w:top w:w="60" w:type="dxa"/>
               <w:bottom w:w="60" w:type="dxa"/>
@@ -6447,11 +7425,16 @@
             </w:tcMar>
           </w:tcPr>
           <w:p>
+            <w:pPr>
+              <w:jc w:val="left"/>
+            </w:pPr>
             <w:r>
               <w:rPr>
                 <w:rFonts w:ascii="Cambria" w:hAnsi="Cambria"/>
-                <w:color w:val="000000"/>
-                <w:sz w:val="19"/>
+                <w:b w:val="0"/>
+                <w:i w:val="0"/>
+                <w:color w:val="808080"/>
+                <w:sz w:val="24"/>
               </w:rPr>
               <w:t>X</w:t>
             </w:r>
@@ -6460,6 +7443,7 @@
         <w:tc>
           <w:tcPr>
             <w:tcW w:type="dxa" w:w="1450"/>
+            <w:shd w:val="clear" w:color="auto" w:fill="ffffff"/>
             <w:tcMar>
               <w:top w:w="60" w:type="dxa"/>
               <w:bottom w:w="60" w:type="dxa"/>
@@ -6468,11 +7452,16 @@
             </w:tcMar>
           </w:tcPr>
           <w:p>
+            <w:pPr>
+              <w:jc w:val="right"/>
+            </w:pPr>
             <w:r>
               <w:rPr>
                 <w:rFonts w:ascii="Cambria" w:hAnsi="Cambria"/>
+                <w:b w:val="0"/>
+                <w:i w:val="0"/>
                 <w:color w:val="000000"/>
-                <w:sz w:val="19"/>
+                <w:sz w:val="20"/>
               </w:rPr>
               <w:t>II</w:t>
             </w:r>
@@ -6486,7 +7475,7 @@
         <w:tc>
           <w:tcPr>
             <w:tcW w:type="dxa" w:w="3910"/>
-            <w:shd w:val="clear" w:color="auto" w:fill="f8fafc"/>
+            <w:shd w:val="clear" w:color="auto" w:fill="f8f8f8"/>
             <w:tcMar>
               <w:top w:w="60" w:type="dxa"/>
               <w:bottom w:w="60" w:type="dxa"/>
@@ -6495,11 +7484,16 @@
             </w:tcMar>
           </w:tcPr>
           <w:p>
+            <w:pPr>
+              <w:jc w:val="left"/>
+            </w:pPr>
             <w:r>
               <w:rPr>
                 <w:rFonts w:ascii="Cambria" w:hAnsi="Cambria"/>
+                <w:b w:val="0"/>
+                <w:i w:val="0"/>
                 <w:color w:val="000000"/>
-                <w:sz w:val="19"/>
+                <w:sz w:val="20"/>
               </w:rPr>
               <w:t>niraparib, dostarlimab</w:t>
             </w:r>
@@ -6508,7 +7502,7 @@
         <w:tc>
           <w:tcPr>
             <w:tcW w:type="dxa" w:w="1239"/>
-            <w:shd w:val="clear" w:color="auto" w:fill="f8fafc"/>
+            <w:shd w:val="clear" w:color="auto" w:fill="f8f8f8"/>
             <w:tcMar>
               <w:top w:w="60" w:type="dxa"/>
               <w:bottom w:w="60" w:type="dxa"/>
@@ -6517,11 +7511,16 @@
             </w:tcMar>
           </w:tcPr>
           <w:p>
+            <w:pPr>
+              <w:jc w:val="left"/>
+            </w:pPr>
             <w:r>
               <w:rPr>
                 <w:rFonts w:ascii="Cambria" w:hAnsi="Cambria"/>
-                <w:color w:val="000000"/>
-                <w:sz w:val="19"/>
+                <w:b w:val="0"/>
+                <w:i w:val="0"/>
+                <w:color w:val="808080"/>
+                <w:sz w:val="24"/>
               </w:rPr>
               <w:t>X</w:t>
             </w:r>
@@ -6530,7 +7529,7 @@
         <w:tc>
           <w:tcPr>
             <w:tcW w:type="dxa" w:w="1314"/>
-            <w:shd w:val="clear" w:color="auto" w:fill="f8fafc"/>
+            <w:shd w:val="clear" w:color="auto" w:fill="f8f8f8"/>
             <w:tcMar>
               <w:top w:w="60" w:type="dxa"/>
               <w:bottom w:w="60" w:type="dxa"/>
@@ -6539,11 +7538,16 @@
             </w:tcMar>
           </w:tcPr>
           <w:p>
+            <w:pPr>
+              <w:jc w:val="left"/>
+            </w:pPr>
             <w:r>
               <w:rPr>
                 <w:rFonts w:ascii="Cambria" w:hAnsi="Cambria"/>
-                <w:color w:val="000000"/>
-                <w:sz w:val="19"/>
+                <w:b w:val="0"/>
+                <w:i w:val="0"/>
+                <w:color w:val="808080"/>
+                <w:sz w:val="24"/>
               </w:rPr>
               <w:t>X</w:t>
             </w:r>
@@ -6552,7 +7556,7 @@
         <w:tc>
           <w:tcPr>
             <w:tcW w:type="dxa" w:w="1239"/>
-            <w:shd w:val="clear" w:color="auto" w:fill="f8fafc"/>
+            <w:shd w:val="clear" w:color="auto" w:fill="f8f8f8"/>
             <w:tcMar>
               <w:top w:w="60" w:type="dxa"/>
               <w:bottom w:w="60" w:type="dxa"/>
@@ -6561,11 +7565,16 @@
             </w:tcMar>
           </w:tcPr>
           <w:p>
+            <w:pPr>
+              <w:jc w:val="left"/>
+            </w:pPr>
             <w:r>
               <w:rPr>
                 <w:rFonts w:ascii="Cambria" w:hAnsi="Cambria"/>
-                <w:color w:val="000000"/>
-                <w:sz w:val="19"/>
+                <w:b w:val="0"/>
+                <w:i w:val="0"/>
+                <w:color w:val="808080"/>
+                <w:sz w:val="24"/>
               </w:rPr>
               <w:t>X</w:t>
             </w:r>
@@ -6574,7 +7583,7 @@
         <w:tc>
           <w:tcPr>
             <w:tcW w:type="dxa" w:w="1314"/>
-            <w:shd w:val="clear" w:color="auto" w:fill="f8fafc"/>
+            <w:shd w:val="clear" w:color="auto" w:fill="f8f8f8"/>
             <w:tcMar>
               <w:top w:w="60" w:type="dxa"/>
               <w:bottom w:w="60" w:type="dxa"/>
@@ -6583,11 +7592,16 @@
             </w:tcMar>
           </w:tcPr>
           <w:p>
+            <w:pPr>
+              <w:jc w:val="left"/>
+            </w:pPr>
             <w:r>
               <w:rPr>
                 <w:rFonts w:ascii="Cambria" w:hAnsi="Cambria"/>
-                <w:color w:val="000000"/>
-                <w:sz w:val="19"/>
+                <w:b w:val="0"/>
+                <w:i w:val="0"/>
+                <w:color w:val="808080"/>
+                <w:sz w:val="24"/>
               </w:rPr>
               <w:t>X</w:t>
             </w:r>
@@ -6596,7 +7610,7 @@
         <w:tc>
           <w:tcPr>
             <w:tcW w:type="dxa" w:w="1450"/>
-            <w:shd w:val="clear" w:color="auto" w:fill="f8fafc"/>
+            <w:shd w:val="clear" w:color="auto" w:fill="f8f8f8"/>
             <w:tcMar>
               <w:top w:w="60" w:type="dxa"/>
               <w:bottom w:w="60" w:type="dxa"/>
@@ -6605,11 +7619,16 @@
             </w:tcMar>
           </w:tcPr>
           <w:p>
+            <w:pPr>
+              <w:jc w:val="right"/>
+            </w:pPr>
             <w:r>
               <w:rPr>
                 <w:rFonts w:ascii="Cambria" w:hAnsi="Cambria"/>
+                <w:b w:val="0"/>
+                <w:i w:val="0"/>
                 <w:color w:val="000000"/>
-                <w:sz w:val="19"/>
+                <w:sz w:val="20"/>
               </w:rPr>
               <w:t>II</w:t>
             </w:r>
@@ -6623,6 +7642,7 @@
         <w:tc>
           <w:tcPr>
             <w:tcW w:type="dxa" w:w="3910"/>
+            <w:shd w:val="clear" w:color="auto" w:fill="ffffff"/>
             <w:tcMar>
               <w:top w:w="60" w:type="dxa"/>
               <w:bottom w:w="60" w:type="dxa"/>
@@ -6631,11 +7651,16 @@
             </w:tcMar>
           </w:tcPr>
           <w:p>
+            <w:pPr>
+              <w:jc w:val="left"/>
+            </w:pPr>
             <w:r>
               <w:rPr>
                 <w:rFonts w:ascii="Cambria" w:hAnsi="Cambria"/>
+                <w:b w:val="0"/>
+                <w:i w:val="0"/>
                 <w:color w:val="000000"/>
-                <w:sz w:val="19"/>
+                <w:sz w:val="20"/>
               </w:rPr>
               <w:t>olaparib</w:t>
             </w:r>
@@ -6644,6 +7669,7 @@
         <w:tc>
           <w:tcPr>
             <w:tcW w:type="dxa" w:w="1239"/>
+            <w:shd w:val="clear" w:color="auto" w:fill="ffffff"/>
             <w:tcMar>
               <w:top w:w="60" w:type="dxa"/>
               <w:bottom w:w="60" w:type="dxa"/>
@@ -6652,11 +7678,16 @@
             </w:tcMar>
           </w:tcPr>
           <w:p>
+            <w:pPr>
+              <w:jc w:val="left"/>
+            </w:pPr>
             <w:r>
               <w:rPr>
                 <w:rFonts w:ascii="Cambria" w:hAnsi="Cambria"/>
-                <w:color w:val="000000"/>
-                <w:sz w:val="19"/>
+                <w:b w:val="0"/>
+                <w:i w:val="0"/>
+                <w:color w:val="808080"/>
+                <w:sz w:val="24"/>
               </w:rPr>
               <w:t>X</w:t>
             </w:r>
@@ -6665,6 +7696,7 @@
         <w:tc>
           <w:tcPr>
             <w:tcW w:type="dxa" w:w="1314"/>
+            <w:shd w:val="clear" w:color="auto" w:fill="ffffff"/>
             <w:tcMar>
               <w:top w:w="60" w:type="dxa"/>
               <w:bottom w:w="60" w:type="dxa"/>
@@ -6673,11 +7705,16 @@
             </w:tcMar>
           </w:tcPr>
           <w:p>
+            <w:pPr>
+              <w:jc w:val="left"/>
+            </w:pPr>
             <w:r>
               <w:rPr>
                 <w:rFonts w:ascii="Cambria" w:hAnsi="Cambria"/>
-                <w:color w:val="000000"/>
-                <w:sz w:val="19"/>
+                <w:b w:val="0"/>
+                <w:i w:val="0"/>
+                <w:color w:val="808080"/>
+                <w:sz w:val="24"/>
               </w:rPr>
               <w:t>X</w:t>
             </w:r>
@@ -6686,6 +7723,7 @@
         <w:tc>
           <w:tcPr>
             <w:tcW w:type="dxa" w:w="1239"/>
+            <w:shd w:val="clear" w:color="auto" w:fill="ffffff"/>
             <w:tcMar>
               <w:top w:w="60" w:type="dxa"/>
               <w:bottom w:w="60" w:type="dxa"/>
@@ -6694,11 +7732,16 @@
             </w:tcMar>
           </w:tcPr>
           <w:p>
+            <w:pPr>
+              <w:jc w:val="left"/>
+            </w:pPr>
             <w:r>
               <w:rPr>
                 <w:rFonts w:ascii="Cambria" w:hAnsi="Cambria"/>
-                <w:color w:val="000000"/>
-                <w:sz w:val="19"/>
+                <w:b w:val="0"/>
+                <w:i w:val="0"/>
+                <w:color w:val="808080"/>
+                <w:sz w:val="24"/>
               </w:rPr>
               <w:t>X</w:t>
             </w:r>
@@ -6707,6 +7750,7 @@
         <w:tc>
           <w:tcPr>
             <w:tcW w:type="dxa" w:w="1314"/>
+            <w:shd w:val="clear" w:color="auto" w:fill="ffffff"/>
             <w:tcMar>
               <w:top w:w="60" w:type="dxa"/>
               <w:bottom w:w="60" w:type="dxa"/>
@@ -6715,11 +7759,16 @@
             </w:tcMar>
           </w:tcPr>
           <w:p>
+            <w:pPr>
+              <w:jc w:val="left"/>
+            </w:pPr>
             <w:r>
               <w:rPr>
                 <w:rFonts w:ascii="Cambria" w:hAnsi="Cambria"/>
-                <w:color w:val="000000"/>
-                <w:sz w:val="19"/>
+                <w:b w:val="0"/>
+                <w:i w:val="0"/>
+                <w:color w:val="808080"/>
+                <w:sz w:val="24"/>
               </w:rPr>
               <w:t>X</w:t>
             </w:r>
@@ -6728,6 +7777,7 @@
         <w:tc>
           <w:tcPr>
             <w:tcW w:type="dxa" w:w="1450"/>
+            <w:shd w:val="clear" w:color="auto" w:fill="ffffff"/>
             <w:tcMar>
               <w:top w:w="60" w:type="dxa"/>
               <w:bottom w:w="60" w:type="dxa"/>
@@ -6736,11 +7786,16 @@
             </w:tcMar>
           </w:tcPr>
           <w:p>
+            <w:pPr>
+              <w:jc w:val="right"/>
+            </w:pPr>
             <w:r>
               <w:rPr>
                 <w:rFonts w:ascii="Cambria" w:hAnsi="Cambria"/>
+                <w:b w:val="0"/>
+                <w:i w:val="0"/>
                 <w:color w:val="000000"/>
-                <w:sz w:val="19"/>
+                <w:sz w:val="20"/>
               </w:rPr>
               <w:t>II</w:t>
             </w:r>
@@ -6754,7 +7809,7 @@
         <w:tc>
           <w:tcPr>
             <w:tcW w:type="dxa" w:w="3910"/>
-            <w:shd w:val="clear" w:color="auto" w:fill="f8fafc"/>
+            <w:shd w:val="clear" w:color="auto" w:fill="f8f8f8"/>
             <w:tcMar>
               <w:top w:w="60" w:type="dxa"/>
               <w:bottom w:w="60" w:type="dxa"/>
@@ -6763,11 +7818,16 @@
             </w:tcMar>
           </w:tcPr>
           <w:p>
+            <w:pPr>
+              <w:jc w:val="left"/>
+            </w:pPr>
             <w:r>
               <w:rPr>
                 <w:rFonts w:ascii="Cambria" w:hAnsi="Cambria"/>
+                <w:b w:val="0"/>
+                <w:i w:val="0"/>
                 <w:color w:val="000000"/>
-                <w:sz w:val="19"/>
+                <w:sz w:val="20"/>
               </w:rPr>
               <w:t>olaparib + hormone therapy</w:t>
             </w:r>
@@ -6776,7 +7836,7 @@
         <w:tc>
           <w:tcPr>
             <w:tcW w:type="dxa" w:w="1239"/>
-            <w:shd w:val="clear" w:color="auto" w:fill="f8fafc"/>
+            <w:shd w:val="clear" w:color="auto" w:fill="f8f8f8"/>
             <w:tcMar>
               <w:top w:w="60" w:type="dxa"/>
               <w:bottom w:w="60" w:type="dxa"/>
@@ -6785,11 +7845,16 @@
             </w:tcMar>
           </w:tcPr>
           <w:p>
+            <w:pPr>
+              <w:jc w:val="left"/>
+            </w:pPr>
             <w:r>
               <w:rPr>
                 <w:rFonts w:ascii="Cambria" w:hAnsi="Cambria"/>
-                <w:color w:val="000000"/>
-                <w:sz w:val="19"/>
+                <w:b w:val="0"/>
+                <w:i w:val="0"/>
+                <w:color w:val="808080"/>
+                <w:sz w:val="24"/>
               </w:rPr>
               <w:t>X</w:t>
             </w:r>
@@ -6798,7 +7863,7 @@
         <w:tc>
           <w:tcPr>
             <w:tcW w:type="dxa" w:w="1314"/>
-            <w:shd w:val="clear" w:color="auto" w:fill="f8fafc"/>
+            <w:shd w:val="clear" w:color="auto" w:fill="f8f8f8"/>
             <w:tcMar>
               <w:top w:w="60" w:type="dxa"/>
               <w:bottom w:w="60" w:type="dxa"/>
@@ -6807,11 +7872,16 @@
             </w:tcMar>
           </w:tcPr>
           <w:p>
+            <w:pPr>
+              <w:jc w:val="left"/>
+            </w:pPr>
             <w:r>
               <w:rPr>
                 <w:rFonts w:ascii="Cambria" w:hAnsi="Cambria"/>
-                <w:color w:val="000000"/>
-                <w:sz w:val="19"/>
+                <w:b w:val="0"/>
+                <w:i w:val="0"/>
+                <w:color w:val="808080"/>
+                <w:sz w:val="24"/>
               </w:rPr>
               <w:t>X</w:t>
             </w:r>
@@ -6820,7 +7890,7 @@
         <w:tc>
           <w:tcPr>
             <w:tcW w:type="dxa" w:w="1239"/>
-            <w:shd w:val="clear" w:color="auto" w:fill="f8fafc"/>
+            <w:shd w:val="clear" w:color="auto" w:fill="f8f8f8"/>
             <w:tcMar>
               <w:top w:w="60" w:type="dxa"/>
               <w:bottom w:w="60" w:type="dxa"/>
@@ -6829,11 +7899,16 @@
             </w:tcMar>
           </w:tcPr>
           <w:p>
+            <w:pPr>
+              <w:jc w:val="left"/>
+            </w:pPr>
             <w:r>
               <w:rPr>
                 <w:rFonts w:ascii="Cambria" w:hAnsi="Cambria"/>
-                <w:color w:val="000000"/>
-                <w:sz w:val="19"/>
+                <w:b w:val="0"/>
+                <w:i w:val="0"/>
+                <w:color w:val="808080"/>
+                <w:sz w:val="24"/>
               </w:rPr>
               <w:t>X</w:t>
             </w:r>
@@ -6842,7 +7917,7 @@
         <w:tc>
           <w:tcPr>
             <w:tcW w:type="dxa" w:w="1314"/>
-            <w:shd w:val="clear" w:color="auto" w:fill="f8fafc"/>
+            <w:shd w:val="clear" w:color="auto" w:fill="f8f8f8"/>
             <w:tcMar>
               <w:top w:w="60" w:type="dxa"/>
               <w:bottom w:w="60" w:type="dxa"/>
@@ -6851,11 +7926,16 @@
             </w:tcMar>
           </w:tcPr>
           <w:p>
+            <w:pPr>
+              <w:jc w:val="left"/>
+            </w:pPr>
             <w:r>
               <w:rPr>
                 <w:rFonts w:ascii="Cambria" w:hAnsi="Cambria"/>
-                <w:color w:val="000000"/>
-                <w:sz w:val="19"/>
+                <w:b w:val="0"/>
+                <w:i w:val="0"/>
+                <w:color w:val="808080"/>
+                <w:sz w:val="24"/>
               </w:rPr>
               <w:t>X</w:t>
             </w:r>
@@ -6864,7 +7944,7 @@
         <w:tc>
           <w:tcPr>
             <w:tcW w:type="dxa" w:w="1450"/>
-            <w:shd w:val="clear" w:color="auto" w:fill="f8fafc"/>
+            <w:shd w:val="clear" w:color="auto" w:fill="f8f8f8"/>
             <w:tcMar>
               <w:top w:w="60" w:type="dxa"/>
               <w:bottom w:w="60" w:type="dxa"/>
@@ -6873,11 +7953,16 @@
             </w:tcMar>
           </w:tcPr>
           <w:p>
+            <w:pPr>
+              <w:jc w:val="right"/>
+            </w:pPr>
             <w:r>
               <w:rPr>
                 <w:rFonts w:ascii="Cambria" w:hAnsi="Cambria"/>
+                <w:b w:val="0"/>
+                <w:i w:val="0"/>
                 <w:color w:val="000000"/>
-                <w:sz w:val="19"/>
+                <w:sz w:val="20"/>
               </w:rPr>
               <w:t>II</w:t>
             </w:r>
@@ -6899,9 +7984,14 @@
             </w:tcMar>
           </w:tcPr>
           <w:p>
+            <w:pPr>
+              <w:jc w:val="left"/>
+            </w:pPr>
             <w:r>
               <w:rPr>
                 <w:rFonts w:ascii="Cambria" w:hAnsi="Cambria"/>
+                <w:b w:val="0"/>
+                <w:i w:val="0"/>
                 <w:color w:val="000000"/>
                 <w:sz w:val="19"/>
               </w:rPr>
@@ -6920,9 +8010,14 @@
             </w:tcMar>
           </w:tcPr>
           <w:p>
+            <w:pPr>
+              <w:jc w:val="left"/>
+            </w:pPr>
             <w:r>
               <w:rPr>
                 <w:rFonts w:ascii="Cambria" w:hAnsi="Cambria"/>
+                <w:b w:val="0"/>
+                <w:i w:val="0"/>
                 <w:color w:val="000000"/>
                 <w:sz w:val="19"/>
               </w:rPr>
@@ -6941,9 +8036,14 @@
             </w:tcMar>
           </w:tcPr>
           <w:p>
+            <w:pPr>
+              <w:jc w:val="left"/>
+            </w:pPr>
             <w:r>
               <w:rPr>
                 <w:rFonts w:ascii="Cambria" w:hAnsi="Cambria"/>
+                <w:b w:val="0"/>
+                <w:i w:val="0"/>
                 <w:color w:val="000000"/>
                 <w:sz w:val="19"/>
               </w:rPr>
@@ -6962,9 +8062,14 @@
             </w:tcMar>
           </w:tcPr>
           <w:p>
+            <w:pPr>
+              <w:jc w:val="left"/>
+            </w:pPr>
             <w:r>
               <w:rPr>
                 <w:rFonts w:ascii="Cambria" w:hAnsi="Cambria"/>
+                <w:b w:val="0"/>
+                <w:i w:val="0"/>
                 <w:color w:val="000000"/>
                 <w:sz w:val="19"/>
               </w:rPr>
@@ -6983,9 +8088,14 @@
             </w:tcMar>
           </w:tcPr>
           <w:p>
+            <w:pPr>
+              <w:jc w:val="left"/>
+            </w:pPr>
             <w:r>
               <w:rPr>
                 <w:rFonts w:ascii="Cambria" w:hAnsi="Cambria"/>
+                <w:b w:val="0"/>
+                <w:i w:val="0"/>
                 <w:color w:val="000000"/>
                 <w:sz w:val="19"/>
               </w:rPr>
@@ -7004,9 +8114,14 @@
             </w:tcMar>
           </w:tcPr>
           <w:p>
+            <w:pPr>
+              <w:jc w:val="left"/>
+            </w:pPr>
             <w:r>
               <w:rPr>
                 <w:rFonts w:ascii="Cambria" w:hAnsi="Cambria"/>
+                <w:b w:val="0"/>
+                <w:i w:val="0"/>
                 <w:color w:val="000000"/>
                 <w:sz w:val="19"/>
               </w:rPr>
@@ -7198,7 +8313,7 @@
         <w:tc>
           <w:tcPr>
             <w:tcW w:type="dxa" w:w="3400"/>
-            <w:shd w:val="clear" w:color="auto" w:fill="1f497d"/>
+            <w:shd w:val="clear" w:color="auto" w:fill="ffffff"/>
             <w:tcMar>
               <w:top w:w="60" w:type="dxa"/>
               <w:bottom w:w="60" w:type="dxa"/>
@@ -7213,9 +8328,9 @@
             <w:r>
               <w:rPr>
                 <w:rFonts w:ascii="Cambria" w:hAnsi="Cambria"/>
-                <w:b/>
-                <w:color w:val="FFFFFF"/>
-                <w:sz w:val="19"/>
+                <w:b w:val="0"/>
+                <w:color w:val="000000"/>
+                <w:sz w:val="20"/>
               </w:rPr>
               <w:t>Therapy</w:t>
             </w:r>
@@ -7224,7 +8339,7 @@
         <w:tc>
           <w:tcPr>
             <w:tcW w:type="dxa" w:w="1323"/>
-            <w:shd w:val="clear" w:color="auto" w:fill="1f497d"/>
+            <w:shd w:val="clear" w:color="auto" w:fill="ffffff"/>
             <w:tcMar>
               <w:top w:w="60" w:type="dxa"/>
               <w:bottom w:w="60" w:type="dxa"/>
@@ -7239,9 +8354,9 @@
             <w:r>
               <w:rPr>
                 <w:rFonts w:ascii="Cambria" w:hAnsi="Cambria"/>
-                <w:b/>
-                <w:color w:val="FFFFFF"/>
-                <w:sz w:val="19"/>
+                <w:b w:val="0"/>
+                <w:color w:val="808080"/>
+                <w:sz w:val="24"/>
               </w:rPr>
               <w:t>FDA</w:t>
             </w:r>
@@ -7250,7 +8365,7 @@
         <w:tc>
           <w:tcPr>
             <w:tcW w:type="dxa" w:w="1417"/>
-            <w:shd w:val="clear" w:color="auto" w:fill="1f497d"/>
+            <w:shd w:val="clear" w:color="auto" w:fill="ffffff"/>
             <w:tcMar>
               <w:top w:w="60" w:type="dxa"/>
               <w:bottom w:w="60" w:type="dxa"/>
@@ -7265,9 +8380,9 @@
             <w:r>
               <w:rPr>
                 <w:rFonts w:ascii="Cambria" w:hAnsi="Cambria"/>
-                <w:b/>
-                <w:color w:val="FFFFFF"/>
-                <w:sz w:val="19"/>
+                <w:b w:val="0"/>
+                <w:color w:val="808080"/>
+                <w:sz w:val="24"/>
               </w:rPr>
               <w:t>NCCN</w:t>
             </w:r>
@@ -7276,7 +8391,7 @@
         <w:tc>
           <w:tcPr>
             <w:tcW w:type="dxa" w:w="1323"/>
-            <w:shd w:val="clear" w:color="auto" w:fill="1f497d"/>
+            <w:shd w:val="clear" w:color="auto" w:fill="ffffff"/>
             <w:tcMar>
               <w:top w:w="60" w:type="dxa"/>
               <w:bottom w:w="60" w:type="dxa"/>
@@ -7291,9 +8406,9 @@
             <w:r>
               <w:rPr>
                 <w:rFonts w:ascii="Cambria" w:hAnsi="Cambria"/>
-                <w:b/>
-                <w:color w:val="FFFFFF"/>
-                <w:sz w:val="19"/>
+                <w:b w:val="0"/>
+                <w:color w:val="808080"/>
+                <w:sz w:val="24"/>
               </w:rPr>
               <w:t>EMA</w:t>
             </w:r>
@@ -7302,7 +8417,7 @@
         <w:tc>
           <w:tcPr>
             <w:tcW w:type="dxa" w:w="1417"/>
-            <w:shd w:val="clear" w:color="auto" w:fill="1f497d"/>
+            <w:shd w:val="clear" w:color="auto" w:fill="ffffff"/>
             <w:tcMar>
               <w:top w:w="60" w:type="dxa"/>
               <w:bottom w:w="60" w:type="dxa"/>
@@ -7317,9 +8432,9 @@
             <w:r>
               <w:rPr>
                 <w:rFonts w:ascii="Cambria" w:hAnsi="Cambria"/>
-                <w:b/>
-                <w:color w:val="FFFFFF"/>
-                <w:sz w:val="19"/>
+                <w:b w:val="0"/>
+                <w:color w:val="808080"/>
+                <w:sz w:val="24"/>
               </w:rPr>
               <w:t>ESMO</w:t>
             </w:r>
@@ -7328,7 +8443,7 @@
         <w:tc>
           <w:tcPr>
             <w:tcW w:type="dxa" w:w="1587"/>
-            <w:shd w:val="clear" w:color="auto" w:fill="1f497d"/>
+            <w:shd w:val="clear" w:color="auto" w:fill="ffffff"/>
             <w:tcMar>
               <w:top w:w="60" w:type="dxa"/>
               <w:bottom w:w="60" w:type="dxa"/>
@@ -7343,9 +8458,9 @@
             <w:r>
               <w:rPr>
                 <w:rFonts w:ascii="Cambria" w:hAnsi="Cambria"/>
-                <w:b/>
-                <w:color w:val="FFFFFF"/>
-                <w:sz w:val="19"/>
+                <w:b w:val="0"/>
+                <w:color w:val="000000"/>
+                <w:sz w:val="20"/>
               </w:rPr>
               <w:t>Trials</w:t>
             </w:r>
@@ -7359,6 +8474,7 @@
         <w:tc>
           <w:tcPr>
             <w:tcW w:type="dxa" w:w="3400"/>
+            <w:shd w:val="clear" w:color="auto" w:fill="f8f8f8"/>
             <w:tcMar>
               <w:top w:w="60" w:type="dxa"/>
               <w:bottom w:w="60" w:type="dxa"/>
@@ -7367,11 +8483,16 @@
             </w:tcMar>
           </w:tcPr>
           <w:p>
+            <w:pPr>
+              <w:jc w:val="left"/>
+            </w:pPr>
             <w:r>
               <w:rPr>
                 <w:rFonts w:ascii="Cambria" w:hAnsi="Cambria"/>
+                <w:b w:val="0"/>
+                <w:i w:val="0"/>
                 <w:color w:val="000000"/>
-                <w:sz w:val="19"/>
+                <w:sz w:val="20"/>
               </w:rPr>
               <w:t>olaparib, durvalumab</w:t>
             </w:r>
@@ -7380,6 +8501,7 @@
         <w:tc>
           <w:tcPr>
             <w:tcW w:type="dxa" w:w="1323"/>
+            <w:shd w:val="clear" w:color="auto" w:fill="f8f8f8"/>
             <w:tcMar>
               <w:top w:w="60" w:type="dxa"/>
               <w:bottom w:w="60" w:type="dxa"/>
@@ -7388,11 +8510,16 @@
             </w:tcMar>
           </w:tcPr>
           <w:p>
+            <w:pPr>
+              <w:jc w:val="left"/>
+            </w:pPr>
             <w:r>
               <w:rPr>
                 <w:rFonts w:ascii="Cambria" w:hAnsi="Cambria"/>
-                <w:color w:val="000000"/>
-                <w:sz w:val="19"/>
+                <w:b w:val="0"/>
+                <w:i w:val="0"/>
+                <w:color w:val="808080"/>
+                <w:sz w:val="24"/>
               </w:rPr>
               <w:t>X</w:t>
             </w:r>
@@ -7401,6 +8528,7 @@
         <w:tc>
           <w:tcPr>
             <w:tcW w:type="dxa" w:w="1417"/>
+            <w:shd w:val="clear" w:color="auto" w:fill="f8f8f8"/>
             <w:tcMar>
               <w:top w:w="60" w:type="dxa"/>
               <w:bottom w:w="60" w:type="dxa"/>
@@ -7409,11 +8537,16 @@
             </w:tcMar>
           </w:tcPr>
           <w:p>
+            <w:pPr>
+              <w:jc w:val="left"/>
+            </w:pPr>
             <w:r>
               <w:rPr>
                 <w:rFonts w:ascii="Cambria" w:hAnsi="Cambria"/>
-                <w:color w:val="000000"/>
-                <w:sz w:val="19"/>
+                <w:b w:val="0"/>
+                <w:i w:val="0"/>
+                <w:color w:val="808080"/>
+                <w:sz w:val="24"/>
               </w:rPr>
               <w:t>X</w:t>
             </w:r>
@@ -7422,6 +8555,7 @@
         <w:tc>
           <w:tcPr>
             <w:tcW w:type="dxa" w:w="1323"/>
+            <w:shd w:val="clear" w:color="auto" w:fill="f8f8f8"/>
             <w:tcMar>
               <w:top w:w="60" w:type="dxa"/>
               <w:bottom w:w="60" w:type="dxa"/>
@@ -7430,11 +8564,16 @@
             </w:tcMar>
           </w:tcPr>
           <w:p>
+            <w:pPr>
+              <w:jc w:val="left"/>
+            </w:pPr>
             <w:r>
               <w:rPr>
                 <w:rFonts w:ascii="Cambria" w:hAnsi="Cambria"/>
-                <w:color w:val="000000"/>
-                <w:sz w:val="19"/>
+                <w:b w:val="0"/>
+                <w:i w:val="0"/>
+                <w:color w:val="808080"/>
+                <w:sz w:val="24"/>
               </w:rPr>
               <w:t>X</w:t>
             </w:r>
@@ -7443,6 +8582,7 @@
         <w:tc>
           <w:tcPr>
             <w:tcW w:type="dxa" w:w="1417"/>
+            <w:shd w:val="clear" w:color="auto" w:fill="f8f8f8"/>
             <w:tcMar>
               <w:top w:w="60" w:type="dxa"/>
               <w:bottom w:w="60" w:type="dxa"/>
@@ -7451,11 +8591,16 @@
             </w:tcMar>
           </w:tcPr>
           <w:p>
+            <w:pPr>
+              <w:jc w:val="left"/>
+            </w:pPr>
             <w:r>
               <w:rPr>
                 <w:rFonts w:ascii="Cambria" w:hAnsi="Cambria"/>
-                <w:color w:val="000000"/>
-                <w:sz w:val="19"/>
+                <w:b w:val="0"/>
+                <w:i w:val="0"/>
+                <w:color w:val="808080"/>
+                <w:sz w:val="24"/>
               </w:rPr>
               <w:t>X</w:t>
             </w:r>
@@ -7464,6 +8609,7 @@
         <w:tc>
           <w:tcPr>
             <w:tcW w:type="dxa" w:w="1587"/>
+            <w:shd w:val="clear" w:color="auto" w:fill="f8f8f8"/>
             <w:tcMar>
               <w:top w:w="60" w:type="dxa"/>
               <w:bottom w:w="60" w:type="dxa"/>
@@ -7472,11 +8618,16 @@
             </w:tcMar>
           </w:tcPr>
           <w:p>
+            <w:pPr>
+              <w:jc w:val="right"/>
+            </w:pPr>
             <w:r>
               <w:rPr>
                 <w:rFonts w:ascii="Cambria" w:hAnsi="Cambria"/>
+                <w:b w:val="0"/>
+                <w:i w:val="0"/>
                 <w:color w:val="000000"/>
-                <w:sz w:val="19"/>
+                <w:sz w:val="20"/>
               </w:rPr>
               <w:t>II</w:t>
             </w:r>
@@ -7490,7 +8641,7 @@
         <w:tc>
           <w:tcPr>
             <w:tcW w:type="dxa" w:w="3400"/>
-            <w:shd w:val="clear" w:color="auto" w:fill="f8fafc"/>
+            <w:shd w:val="clear" w:color="auto" w:fill="ffffff"/>
             <w:tcMar>
               <w:top w:w="60" w:type="dxa"/>
               <w:bottom w:w="60" w:type="dxa"/>
@@ -7499,11 +8650,16 @@
             </w:tcMar>
           </w:tcPr>
           <w:p>
+            <w:pPr>
+              <w:jc w:val="left"/>
+            </w:pPr>
             <w:r>
               <w:rPr>
                 <w:rFonts w:ascii="Cambria" w:hAnsi="Cambria"/>
+                <w:b w:val="0"/>
+                <w:i w:val="0"/>
                 <w:color w:val="000000"/>
-                <w:sz w:val="19"/>
+                <w:sz w:val="20"/>
               </w:rPr>
               <w:t>olaparib, pembrolizumab</w:t>
             </w:r>
@@ -7512,7 +8668,7 @@
         <w:tc>
           <w:tcPr>
             <w:tcW w:type="dxa" w:w="1323"/>
-            <w:shd w:val="clear" w:color="auto" w:fill="f8fafc"/>
+            <w:shd w:val="clear" w:color="auto" w:fill="ffffff"/>
             <w:tcMar>
               <w:top w:w="60" w:type="dxa"/>
               <w:bottom w:w="60" w:type="dxa"/>
@@ -7521,11 +8677,16 @@
             </w:tcMar>
           </w:tcPr>
           <w:p>
+            <w:pPr>
+              <w:jc w:val="left"/>
+            </w:pPr>
             <w:r>
               <w:rPr>
                 <w:rFonts w:ascii="Cambria" w:hAnsi="Cambria"/>
-                <w:color w:val="000000"/>
-                <w:sz w:val="19"/>
+                <w:b w:val="0"/>
+                <w:i w:val="0"/>
+                <w:color w:val="808080"/>
+                <w:sz w:val="24"/>
               </w:rPr>
               <w:t>X</w:t>
             </w:r>
@@ -7534,7 +8695,7 @@
         <w:tc>
           <w:tcPr>
             <w:tcW w:type="dxa" w:w="1417"/>
-            <w:shd w:val="clear" w:color="auto" w:fill="f8fafc"/>
+            <w:shd w:val="clear" w:color="auto" w:fill="ffffff"/>
             <w:tcMar>
               <w:top w:w="60" w:type="dxa"/>
               <w:bottom w:w="60" w:type="dxa"/>
@@ -7543,11 +8704,16 @@
             </w:tcMar>
           </w:tcPr>
           <w:p>
+            <w:pPr>
+              <w:jc w:val="left"/>
+            </w:pPr>
             <w:r>
               <w:rPr>
                 <w:rFonts w:ascii="Cambria" w:hAnsi="Cambria"/>
-                <w:color w:val="000000"/>
-                <w:sz w:val="19"/>
+                <w:b w:val="0"/>
+                <w:i w:val="0"/>
+                <w:color w:val="808080"/>
+                <w:sz w:val="24"/>
               </w:rPr>
               <w:t>X</w:t>
             </w:r>
@@ -7556,7 +8722,7 @@
         <w:tc>
           <w:tcPr>
             <w:tcW w:type="dxa" w:w="1323"/>
-            <w:shd w:val="clear" w:color="auto" w:fill="f8fafc"/>
+            <w:shd w:val="clear" w:color="auto" w:fill="ffffff"/>
             <w:tcMar>
               <w:top w:w="60" w:type="dxa"/>
               <w:bottom w:w="60" w:type="dxa"/>
@@ -7565,11 +8731,16 @@
             </w:tcMar>
           </w:tcPr>
           <w:p>
+            <w:pPr>
+              <w:jc w:val="left"/>
+            </w:pPr>
             <w:r>
               <w:rPr>
                 <w:rFonts w:ascii="Cambria" w:hAnsi="Cambria"/>
-                <w:color w:val="000000"/>
-                <w:sz w:val="19"/>
+                <w:b w:val="0"/>
+                <w:i w:val="0"/>
+                <w:color w:val="808080"/>
+                <w:sz w:val="24"/>
               </w:rPr>
               <w:t>X</w:t>
             </w:r>
@@ -7578,7 +8749,7 @@
         <w:tc>
           <w:tcPr>
             <w:tcW w:type="dxa" w:w="1417"/>
-            <w:shd w:val="clear" w:color="auto" w:fill="f8fafc"/>
+            <w:shd w:val="clear" w:color="auto" w:fill="ffffff"/>
             <w:tcMar>
               <w:top w:w="60" w:type="dxa"/>
               <w:bottom w:w="60" w:type="dxa"/>
@@ -7587,11 +8758,16 @@
             </w:tcMar>
           </w:tcPr>
           <w:p>
+            <w:pPr>
+              <w:jc w:val="left"/>
+            </w:pPr>
             <w:r>
               <w:rPr>
                 <w:rFonts w:ascii="Cambria" w:hAnsi="Cambria"/>
-                <w:color w:val="000000"/>
-                <w:sz w:val="19"/>
+                <w:b w:val="0"/>
+                <w:i w:val="0"/>
+                <w:color w:val="808080"/>
+                <w:sz w:val="24"/>
               </w:rPr>
               <w:t>X</w:t>
             </w:r>
@@ -7600,7 +8776,7 @@
         <w:tc>
           <w:tcPr>
             <w:tcW w:type="dxa" w:w="1587"/>
-            <w:shd w:val="clear" w:color="auto" w:fill="f8fafc"/>
+            <w:shd w:val="clear" w:color="auto" w:fill="ffffff"/>
             <w:tcMar>
               <w:top w:w="60" w:type="dxa"/>
               <w:bottom w:w="60" w:type="dxa"/>
@@ -7609,11 +8785,16 @@
             </w:tcMar>
           </w:tcPr>
           <w:p>
+            <w:pPr>
+              <w:jc w:val="right"/>
+            </w:pPr>
             <w:r>
               <w:rPr>
                 <w:rFonts w:ascii="Cambria" w:hAnsi="Cambria"/>
+                <w:b w:val="0"/>
+                <w:i w:val="0"/>
                 <w:color w:val="000000"/>
-                <w:sz w:val="19"/>
+                <w:sz w:val="20"/>
               </w:rPr>
               <w:t>II</w:t>
             </w:r>
@@ -7627,6 +8808,7 @@
         <w:tc>
           <w:tcPr>
             <w:tcW w:type="dxa" w:w="3400"/>
+            <w:shd w:val="clear" w:color="auto" w:fill="f8f8f8"/>
             <w:tcMar>
               <w:top w:w="60" w:type="dxa"/>
               <w:bottom w:w="60" w:type="dxa"/>
@@ -7635,11 +8817,16 @@
             </w:tcMar>
           </w:tcPr>
           <w:p>
+            <w:pPr>
+              <w:jc w:val="left"/>
+            </w:pPr>
             <w:r>
               <w:rPr>
                 <w:rFonts w:ascii="Cambria" w:hAnsi="Cambria"/>
+                <w:b w:val="0"/>
+                <w:i w:val="0"/>
                 <w:color w:val="000000"/>
-                <w:sz w:val="19"/>
+                <w:sz w:val="20"/>
               </w:rPr>
               <w:t>sintilimab, chemotherapy</w:t>
             </w:r>
@@ -7648,6 +8835,7 @@
         <w:tc>
           <w:tcPr>
             <w:tcW w:type="dxa" w:w="1323"/>
+            <w:shd w:val="clear" w:color="auto" w:fill="f8f8f8"/>
             <w:tcMar>
               <w:top w:w="60" w:type="dxa"/>
               <w:bottom w:w="60" w:type="dxa"/>
@@ -7656,11 +8844,16 @@
             </w:tcMar>
           </w:tcPr>
           <w:p>
+            <w:pPr>
+              <w:jc w:val="left"/>
+            </w:pPr>
             <w:r>
               <w:rPr>
                 <w:rFonts w:ascii="Cambria" w:hAnsi="Cambria"/>
-                <w:color w:val="000000"/>
-                <w:sz w:val="19"/>
+                <w:b w:val="0"/>
+                <w:i w:val="0"/>
+                <w:color w:val="808080"/>
+                <w:sz w:val="24"/>
               </w:rPr>
               <w:t>X</w:t>
             </w:r>
@@ -7669,6 +8862,7 @@
         <w:tc>
           <w:tcPr>
             <w:tcW w:type="dxa" w:w="1417"/>
+            <w:shd w:val="clear" w:color="auto" w:fill="f8f8f8"/>
             <w:tcMar>
               <w:top w:w="60" w:type="dxa"/>
               <w:bottom w:w="60" w:type="dxa"/>
@@ -7677,11 +8871,16 @@
             </w:tcMar>
           </w:tcPr>
           <w:p>
+            <w:pPr>
+              <w:jc w:val="left"/>
+            </w:pPr>
             <w:r>
               <w:rPr>
                 <w:rFonts w:ascii="Cambria" w:hAnsi="Cambria"/>
-                <w:color w:val="000000"/>
-                <w:sz w:val="19"/>
+                <w:b w:val="0"/>
+                <w:i w:val="0"/>
+                <w:color w:val="808080"/>
+                <w:sz w:val="24"/>
               </w:rPr>
               <w:t>X</w:t>
             </w:r>
@@ -7690,6 +8889,7 @@
         <w:tc>
           <w:tcPr>
             <w:tcW w:type="dxa" w:w="1323"/>
+            <w:shd w:val="clear" w:color="auto" w:fill="f8f8f8"/>
             <w:tcMar>
               <w:top w:w="60" w:type="dxa"/>
               <w:bottom w:w="60" w:type="dxa"/>
@@ -7698,11 +8898,16 @@
             </w:tcMar>
           </w:tcPr>
           <w:p>
+            <w:pPr>
+              <w:jc w:val="left"/>
+            </w:pPr>
             <w:r>
               <w:rPr>
                 <w:rFonts w:ascii="Cambria" w:hAnsi="Cambria"/>
-                <w:color w:val="000000"/>
-                <w:sz w:val="19"/>
+                <w:b w:val="0"/>
+                <w:i w:val="0"/>
+                <w:color w:val="808080"/>
+                <w:sz w:val="24"/>
               </w:rPr>
               <w:t>X</w:t>
             </w:r>
@@ -7711,6 +8916,7 @@
         <w:tc>
           <w:tcPr>
             <w:tcW w:type="dxa" w:w="1417"/>
+            <w:shd w:val="clear" w:color="auto" w:fill="f8f8f8"/>
             <w:tcMar>
               <w:top w:w="60" w:type="dxa"/>
               <w:bottom w:w="60" w:type="dxa"/>
@@ -7719,11 +8925,16 @@
             </w:tcMar>
           </w:tcPr>
           <w:p>
+            <w:pPr>
+              <w:jc w:val="left"/>
+            </w:pPr>
             <w:r>
               <w:rPr>
                 <w:rFonts w:ascii="Cambria" w:hAnsi="Cambria"/>
-                <w:color w:val="000000"/>
-                <w:sz w:val="19"/>
+                <w:b w:val="0"/>
+                <w:i w:val="0"/>
+                <w:color w:val="808080"/>
+                <w:sz w:val="24"/>
               </w:rPr>
               <w:t>X</w:t>
             </w:r>
@@ -7732,6 +8943,7 @@
         <w:tc>
           <w:tcPr>
             <w:tcW w:type="dxa" w:w="1587"/>
+            <w:shd w:val="clear" w:color="auto" w:fill="f8f8f8"/>
             <w:tcMar>
               <w:top w:w="60" w:type="dxa"/>
               <w:bottom w:w="60" w:type="dxa"/>
@@ -7740,11 +8952,16 @@
             </w:tcMar>
           </w:tcPr>
           <w:p>
+            <w:pPr>
+              <w:jc w:val="right"/>
+            </w:pPr>
             <w:r>
               <w:rPr>
                 <w:rFonts w:ascii="Cambria" w:hAnsi="Cambria"/>
+                <w:b w:val="0"/>
+                <w:i w:val="0"/>
                 <w:color w:val="000000"/>
-                <w:sz w:val="19"/>
+                <w:sz w:val="20"/>
               </w:rPr>
               <w:t>II</w:t>
             </w:r>
@@ -7758,7 +8975,7 @@
         <w:tc>
           <w:tcPr>
             <w:tcW w:type="dxa" w:w="3400"/>
-            <w:shd w:val="clear" w:color="auto" w:fill="f8fafc"/>
+            <w:shd w:val="clear" w:color="auto" w:fill="ffffff"/>
             <w:tcMar>
               <w:top w:w="60" w:type="dxa"/>
               <w:bottom w:w="60" w:type="dxa"/>
@@ -7767,11 +8984,16 @@
             </w:tcMar>
           </w:tcPr>
           <w:p>
+            <w:pPr>
+              <w:jc w:val="left"/>
+            </w:pPr>
             <w:r>
               <w:rPr>
                 <w:rFonts w:ascii="Cambria" w:hAnsi="Cambria"/>
+                <w:b w:val="0"/>
+                <w:i w:val="0"/>
                 <w:color w:val="000000"/>
-                <w:sz w:val="19"/>
+                <w:sz w:val="20"/>
               </w:rPr>
               <w:t>fluzoparib, camrelizumab, chemotherapy</w:t>
             </w:r>
@@ -7780,7 +9002,7 @@
         <w:tc>
           <w:tcPr>
             <w:tcW w:type="dxa" w:w="1323"/>
-            <w:shd w:val="clear" w:color="auto" w:fill="f8fafc"/>
+            <w:shd w:val="clear" w:color="auto" w:fill="ffffff"/>
             <w:tcMar>
               <w:top w:w="60" w:type="dxa"/>
               <w:bottom w:w="60" w:type="dxa"/>
@@ -7789,11 +9011,16 @@
             </w:tcMar>
           </w:tcPr>
           <w:p>
+            <w:pPr>
+              <w:jc w:val="left"/>
+            </w:pPr>
             <w:r>
               <w:rPr>
                 <w:rFonts w:ascii="Cambria" w:hAnsi="Cambria"/>
-                <w:color w:val="000000"/>
-                <w:sz w:val="19"/>
+                <w:b w:val="0"/>
+                <w:i w:val="0"/>
+                <w:color w:val="808080"/>
+                <w:sz w:val="24"/>
               </w:rPr>
               <w:t>X</w:t>
             </w:r>
@@ -7802,7 +9029,7 @@
         <w:tc>
           <w:tcPr>
             <w:tcW w:type="dxa" w:w="1417"/>
-            <w:shd w:val="clear" w:color="auto" w:fill="f8fafc"/>
+            <w:shd w:val="clear" w:color="auto" w:fill="ffffff"/>
             <w:tcMar>
               <w:top w:w="60" w:type="dxa"/>
               <w:bottom w:w="60" w:type="dxa"/>
@@ -7811,11 +9038,16 @@
             </w:tcMar>
           </w:tcPr>
           <w:p>
+            <w:pPr>
+              <w:jc w:val="left"/>
+            </w:pPr>
             <w:r>
               <w:rPr>
                 <w:rFonts w:ascii="Cambria" w:hAnsi="Cambria"/>
-                <w:color w:val="000000"/>
-                <w:sz w:val="19"/>
+                <w:b w:val="0"/>
+                <w:i w:val="0"/>
+                <w:color w:val="808080"/>
+                <w:sz w:val="24"/>
               </w:rPr>
               <w:t>X</w:t>
             </w:r>
@@ -7824,7 +9056,7 @@
         <w:tc>
           <w:tcPr>
             <w:tcW w:type="dxa" w:w="1323"/>
-            <w:shd w:val="clear" w:color="auto" w:fill="f8fafc"/>
+            <w:shd w:val="clear" w:color="auto" w:fill="ffffff"/>
             <w:tcMar>
               <w:top w:w="60" w:type="dxa"/>
               <w:bottom w:w="60" w:type="dxa"/>
@@ -7833,11 +9065,16 @@
             </w:tcMar>
           </w:tcPr>
           <w:p>
+            <w:pPr>
+              <w:jc w:val="left"/>
+            </w:pPr>
             <w:r>
               <w:rPr>
                 <w:rFonts w:ascii="Cambria" w:hAnsi="Cambria"/>
-                <w:color w:val="000000"/>
-                <w:sz w:val="19"/>
+                <w:b w:val="0"/>
+                <w:i w:val="0"/>
+                <w:color w:val="808080"/>
+                <w:sz w:val="24"/>
               </w:rPr>
               <w:t>X</w:t>
             </w:r>
@@ -7846,7 +9083,7 @@
         <w:tc>
           <w:tcPr>
             <w:tcW w:type="dxa" w:w="1417"/>
-            <w:shd w:val="clear" w:color="auto" w:fill="f8fafc"/>
+            <w:shd w:val="clear" w:color="auto" w:fill="ffffff"/>
             <w:tcMar>
               <w:top w:w="60" w:type="dxa"/>
               <w:bottom w:w="60" w:type="dxa"/>
@@ -7855,11 +9092,16 @@
             </w:tcMar>
           </w:tcPr>
           <w:p>
+            <w:pPr>
+              <w:jc w:val="left"/>
+            </w:pPr>
             <w:r>
               <w:rPr>
                 <w:rFonts w:ascii="Cambria" w:hAnsi="Cambria"/>
-                <w:color w:val="000000"/>
-                <w:sz w:val="19"/>
+                <w:b w:val="0"/>
+                <w:i w:val="0"/>
+                <w:color w:val="808080"/>
+                <w:sz w:val="24"/>
               </w:rPr>
               <w:t>X</w:t>
             </w:r>
@@ -7868,7 +9110,7 @@
         <w:tc>
           <w:tcPr>
             <w:tcW w:type="dxa" w:w="1587"/>
-            <w:shd w:val="clear" w:color="auto" w:fill="f8fafc"/>
+            <w:shd w:val="clear" w:color="auto" w:fill="ffffff"/>
             <w:tcMar>
               <w:top w:w="60" w:type="dxa"/>
               <w:bottom w:w="60" w:type="dxa"/>
@@ -7877,11 +9119,16 @@
             </w:tcMar>
           </w:tcPr>
           <w:p>
+            <w:pPr>
+              <w:jc w:val="right"/>
+            </w:pPr>
             <w:r>
               <w:rPr>
                 <w:rFonts w:ascii="Cambria" w:hAnsi="Cambria"/>
+                <w:b w:val="0"/>
+                <w:i w:val="0"/>
                 <w:color w:val="000000"/>
-                <w:sz w:val="19"/>
+                <w:sz w:val="20"/>
               </w:rPr>
               <w:t>I/II</w:t>
             </w:r>
@@ -7895,6 +9142,7 @@
         <w:tc>
           <w:tcPr>
             <w:tcW w:type="dxa" w:w="3400"/>
+            <w:shd w:val="clear" w:color="auto" w:fill="f8f8f8"/>
             <w:tcMar>
               <w:top w:w="60" w:type="dxa"/>
               <w:bottom w:w="60" w:type="dxa"/>
@@ -7903,11 +9151,16 @@
             </w:tcMar>
           </w:tcPr>
           <w:p>
+            <w:pPr>
+              <w:jc w:val="left"/>
+            </w:pPr>
             <w:r>
               <w:rPr>
                 <w:rFonts w:ascii="Cambria" w:hAnsi="Cambria"/>
+                <w:b w:val="0"/>
+                <w:i w:val="0"/>
                 <w:color w:val="000000"/>
-                <w:sz w:val="19"/>
+                <w:sz w:val="20"/>
               </w:rPr>
               <w:t>IMP-1734</w:t>
             </w:r>
@@ -7916,6 +9169,7 @@
         <w:tc>
           <w:tcPr>
             <w:tcW w:type="dxa" w:w="1323"/>
+            <w:shd w:val="clear" w:color="auto" w:fill="f8f8f8"/>
             <w:tcMar>
               <w:top w:w="60" w:type="dxa"/>
               <w:bottom w:w="60" w:type="dxa"/>
@@ -7924,11 +9178,16 @@
             </w:tcMar>
           </w:tcPr>
           <w:p>
+            <w:pPr>
+              <w:jc w:val="left"/>
+            </w:pPr>
             <w:r>
               <w:rPr>
                 <w:rFonts w:ascii="Cambria" w:hAnsi="Cambria"/>
-                <w:color w:val="000000"/>
-                <w:sz w:val="19"/>
+                <w:b w:val="0"/>
+                <w:i w:val="0"/>
+                <w:color w:val="808080"/>
+                <w:sz w:val="24"/>
               </w:rPr>
               <w:t>X</w:t>
             </w:r>
@@ -7937,6 +9196,7 @@
         <w:tc>
           <w:tcPr>
             <w:tcW w:type="dxa" w:w="1417"/>
+            <w:shd w:val="clear" w:color="auto" w:fill="f8f8f8"/>
             <w:tcMar>
               <w:top w:w="60" w:type="dxa"/>
               <w:bottom w:w="60" w:type="dxa"/>
@@ -7945,11 +9205,16 @@
             </w:tcMar>
           </w:tcPr>
           <w:p>
+            <w:pPr>
+              <w:jc w:val="left"/>
+            </w:pPr>
             <w:r>
               <w:rPr>
                 <w:rFonts w:ascii="Cambria" w:hAnsi="Cambria"/>
-                <w:color w:val="000000"/>
-                <w:sz w:val="19"/>
+                <w:b w:val="0"/>
+                <w:i w:val="0"/>
+                <w:color w:val="808080"/>
+                <w:sz w:val="24"/>
               </w:rPr>
               <w:t>X</w:t>
             </w:r>
@@ -7958,6 +9223,7 @@
         <w:tc>
           <w:tcPr>
             <w:tcW w:type="dxa" w:w="1323"/>
+            <w:shd w:val="clear" w:color="auto" w:fill="f8f8f8"/>
             <w:tcMar>
               <w:top w:w="60" w:type="dxa"/>
               <w:bottom w:w="60" w:type="dxa"/>
@@ -7966,11 +9232,16 @@
             </w:tcMar>
           </w:tcPr>
           <w:p>
+            <w:pPr>
+              <w:jc w:val="left"/>
+            </w:pPr>
             <w:r>
               <w:rPr>
                 <w:rFonts w:ascii="Cambria" w:hAnsi="Cambria"/>
-                <w:color w:val="000000"/>
-                <w:sz w:val="19"/>
+                <w:b w:val="0"/>
+                <w:i w:val="0"/>
+                <w:color w:val="808080"/>
+                <w:sz w:val="24"/>
               </w:rPr>
               <w:t>X</w:t>
             </w:r>
@@ -7979,6 +9250,7 @@
         <w:tc>
           <w:tcPr>
             <w:tcW w:type="dxa" w:w="1417"/>
+            <w:shd w:val="clear" w:color="auto" w:fill="f8f8f8"/>
             <w:tcMar>
               <w:top w:w="60" w:type="dxa"/>
               <w:bottom w:w="60" w:type="dxa"/>
@@ -7987,11 +9259,16 @@
             </w:tcMar>
           </w:tcPr>
           <w:p>
+            <w:pPr>
+              <w:jc w:val="left"/>
+            </w:pPr>
             <w:r>
               <w:rPr>
                 <w:rFonts w:ascii="Cambria" w:hAnsi="Cambria"/>
-                <w:color w:val="000000"/>
-                <w:sz w:val="19"/>
+                <w:b w:val="0"/>
+                <w:i w:val="0"/>
+                <w:color w:val="808080"/>
+                <w:sz w:val="24"/>
               </w:rPr>
               <w:t>X</w:t>
             </w:r>
@@ -8000,6 +9277,7 @@
         <w:tc>
           <w:tcPr>
             <w:tcW w:type="dxa" w:w="1587"/>
+            <w:shd w:val="clear" w:color="auto" w:fill="f8f8f8"/>
             <w:tcMar>
               <w:top w:w="60" w:type="dxa"/>
               <w:bottom w:w="60" w:type="dxa"/>
@@ -8008,11 +9286,16 @@
             </w:tcMar>
           </w:tcPr>
           <w:p>
+            <w:pPr>
+              <w:jc w:val="right"/>
+            </w:pPr>
             <w:r>
               <w:rPr>
                 <w:rFonts w:ascii="Cambria" w:hAnsi="Cambria"/>
+                <w:b w:val="0"/>
+                <w:i w:val="0"/>
                 <w:color w:val="000000"/>
-                <w:sz w:val="19"/>
+                <w:sz w:val="20"/>
               </w:rPr>
               <w:t>I/II</w:t>
             </w:r>
@@ -8026,7 +9309,7 @@
         <w:tc>
           <w:tcPr>
             <w:tcW w:type="dxa" w:w="3400"/>
-            <w:shd w:val="clear" w:color="auto" w:fill="f8fafc"/>
+            <w:shd w:val="clear" w:color="auto" w:fill="ffffff"/>
             <w:tcMar>
               <w:top w:w="60" w:type="dxa"/>
               <w:bottom w:w="60" w:type="dxa"/>
@@ -8035,11 +9318,16 @@
             </w:tcMar>
           </w:tcPr>
           <w:p>
+            <w:pPr>
+              <w:jc w:val="left"/>
+            </w:pPr>
             <w:r>
               <w:rPr>
                 <w:rFonts w:ascii="Cambria" w:hAnsi="Cambria"/>
+                <w:b w:val="0"/>
+                <w:i w:val="0"/>
                 <w:color w:val="000000"/>
-                <w:sz w:val="19"/>
+                <w:sz w:val="20"/>
               </w:rPr>
               <w:t>tislelizumab, radiation therapy</w:t>
             </w:r>
@@ -8048,7 +9336,7 @@
         <w:tc>
           <w:tcPr>
             <w:tcW w:type="dxa" w:w="1323"/>
-            <w:shd w:val="clear" w:color="auto" w:fill="f8fafc"/>
+            <w:shd w:val="clear" w:color="auto" w:fill="ffffff"/>
             <w:tcMar>
               <w:top w:w="60" w:type="dxa"/>
               <w:bottom w:w="60" w:type="dxa"/>
@@ -8057,11 +9345,16 @@
             </w:tcMar>
           </w:tcPr>
           <w:p>
+            <w:pPr>
+              <w:jc w:val="left"/>
+            </w:pPr>
             <w:r>
               <w:rPr>
                 <w:rFonts w:ascii="Cambria" w:hAnsi="Cambria"/>
-                <w:color w:val="000000"/>
-                <w:sz w:val="19"/>
+                <w:b w:val="0"/>
+                <w:i w:val="0"/>
+                <w:color w:val="808080"/>
+                <w:sz w:val="24"/>
               </w:rPr>
               <w:t>X</w:t>
             </w:r>
@@ -8070,7 +9363,7 @@
         <w:tc>
           <w:tcPr>
             <w:tcW w:type="dxa" w:w="1417"/>
-            <w:shd w:val="clear" w:color="auto" w:fill="f8fafc"/>
+            <w:shd w:val="clear" w:color="auto" w:fill="ffffff"/>
             <w:tcMar>
               <w:top w:w="60" w:type="dxa"/>
               <w:bottom w:w="60" w:type="dxa"/>
@@ -8079,11 +9372,16 @@
             </w:tcMar>
           </w:tcPr>
           <w:p>
+            <w:pPr>
+              <w:jc w:val="left"/>
+            </w:pPr>
             <w:r>
               <w:rPr>
                 <w:rFonts w:ascii="Cambria" w:hAnsi="Cambria"/>
-                <w:color w:val="000000"/>
-                <w:sz w:val="19"/>
+                <w:b w:val="0"/>
+                <w:i w:val="0"/>
+                <w:color w:val="808080"/>
+                <w:sz w:val="24"/>
               </w:rPr>
               <w:t>X</w:t>
             </w:r>
@@ -8092,7 +9390,7 @@
         <w:tc>
           <w:tcPr>
             <w:tcW w:type="dxa" w:w="1323"/>
-            <w:shd w:val="clear" w:color="auto" w:fill="f8fafc"/>
+            <w:shd w:val="clear" w:color="auto" w:fill="ffffff"/>
             <w:tcMar>
               <w:top w:w="60" w:type="dxa"/>
               <w:bottom w:w="60" w:type="dxa"/>
@@ -8101,11 +9399,16 @@
             </w:tcMar>
           </w:tcPr>
           <w:p>
+            <w:pPr>
+              <w:jc w:val="left"/>
+            </w:pPr>
             <w:r>
               <w:rPr>
                 <w:rFonts w:ascii="Cambria" w:hAnsi="Cambria"/>
-                <w:color w:val="000000"/>
-                <w:sz w:val="19"/>
+                <w:b w:val="0"/>
+                <w:i w:val="0"/>
+                <w:color w:val="808080"/>
+                <w:sz w:val="24"/>
               </w:rPr>
               <w:t>X</w:t>
             </w:r>
@@ -8114,7 +9417,7 @@
         <w:tc>
           <w:tcPr>
             <w:tcW w:type="dxa" w:w="1417"/>
-            <w:shd w:val="clear" w:color="auto" w:fill="f8fafc"/>
+            <w:shd w:val="clear" w:color="auto" w:fill="ffffff"/>
             <w:tcMar>
               <w:top w:w="60" w:type="dxa"/>
               <w:bottom w:w="60" w:type="dxa"/>
@@ -8123,11 +9426,16 @@
             </w:tcMar>
           </w:tcPr>
           <w:p>
+            <w:pPr>
+              <w:jc w:val="left"/>
+            </w:pPr>
             <w:r>
               <w:rPr>
                 <w:rFonts w:ascii="Cambria" w:hAnsi="Cambria"/>
-                <w:color w:val="000000"/>
-                <w:sz w:val="19"/>
+                <w:b w:val="0"/>
+                <w:i w:val="0"/>
+                <w:color w:val="808080"/>
+                <w:sz w:val="24"/>
               </w:rPr>
               <w:t>X</w:t>
             </w:r>
@@ -8136,7 +9444,7 @@
         <w:tc>
           <w:tcPr>
             <w:tcW w:type="dxa" w:w="1587"/>
-            <w:shd w:val="clear" w:color="auto" w:fill="f8fafc"/>
+            <w:shd w:val="clear" w:color="auto" w:fill="ffffff"/>
             <w:tcMar>
               <w:top w:w="60" w:type="dxa"/>
               <w:bottom w:w="60" w:type="dxa"/>
@@ -8145,11 +9453,16 @@
             </w:tcMar>
           </w:tcPr>
           <w:p>
+            <w:pPr>
+              <w:jc w:val="right"/>
+            </w:pPr>
             <w:r>
               <w:rPr>
                 <w:rFonts w:ascii="Cambria" w:hAnsi="Cambria"/>
+                <w:b w:val="0"/>
+                <w:i w:val="0"/>
                 <w:color w:val="000000"/>
-                <w:sz w:val="19"/>
+                <w:sz w:val="20"/>
               </w:rPr>
               <w:t>I/II</w:t>
             </w:r>
@@ -8163,6 +9476,7 @@
         <w:tc>
           <w:tcPr>
             <w:tcW w:type="dxa" w:w="3400"/>
+            <w:shd w:val="clear" w:color="auto" w:fill="f8f8f8"/>
             <w:tcMar>
               <w:top w:w="60" w:type="dxa"/>
               <w:bottom w:w="60" w:type="dxa"/>
@@ -8171,11 +9485,16 @@
             </w:tcMar>
           </w:tcPr>
           <w:p>
+            <w:pPr>
+              <w:jc w:val="left"/>
+            </w:pPr>
             <w:r>
               <w:rPr>
                 <w:rFonts w:ascii="Cambria" w:hAnsi="Cambria"/>
+                <w:b w:val="0"/>
+                <w:i w:val="0"/>
                 <w:color w:val="000000"/>
-                <w:sz w:val="19"/>
+                <w:sz w:val="20"/>
               </w:rPr>
               <w:t>A2A-252</w:t>
             </w:r>
@@ -8184,6 +9503,7 @@
         <w:tc>
           <w:tcPr>
             <w:tcW w:type="dxa" w:w="1323"/>
+            <w:shd w:val="clear" w:color="auto" w:fill="f8f8f8"/>
             <w:tcMar>
               <w:top w:w="60" w:type="dxa"/>
               <w:bottom w:w="60" w:type="dxa"/>
@@ -8192,11 +9512,16 @@
             </w:tcMar>
           </w:tcPr>
           <w:p>
+            <w:pPr>
+              <w:jc w:val="left"/>
+            </w:pPr>
             <w:r>
               <w:rPr>
                 <w:rFonts w:ascii="Cambria" w:hAnsi="Cambria"/>
-                <w:color w:val="000000"/>
-                <w:sz w:val="19"/>
+                <w:b w:val="0"/>
+                <w:i w:val="0"/>
+                <w:color w:val="808080"/>
+                <w:sz w:val="24"/>
               </w:rPr>
               <w:t>X</w:t>
             </w:r>
@@ -8205,6 +9530,7 @@
         <w:tc>
           <w:tcPr>
             <w:tcW w:type="dxa" w:w="1417"/>
+            <w:shd w:val="clear" w:color="auto" w:fill="f8f8f8"/>
             <w:tcMar>
               <w:top w:w="60" w:type="dxa"/>
               <w:bottom w:w="60" w:type="dxa"/>
@@ -8213,11 +9539,16 @@
             </w:tcMar>
           </w:tcPr>
           <w:p>
+            <w:pPr>
+              <w:jc w:val="left"/>
+            </w:pPr>
             <w:r>
               <w:rPr>
                 <w:rFonts w:ascii="Cambria" w:hAnsi="Cambria"/>
-                <w:color w:val="000000"/>
-                <w:sz w:val="19"/>
+                <w:b w:val="0"/>
+                <w:i w:val="0"/>
+                <w:color w:val="808080"/>
+                <w:sz w:val="24"/>
               </w:rPr>
               <w:t>X</w:t>
             </w:r>
@@ -8226,6 +9557,7 @@
         <w:tc>
           <w:tcPr>
             <w:tcW w:type="dxa" w:w="1323"/>
+            <w:shd w:val="clear" w:color="auto" w:fill="f8f8f8"/>
             <w:tcMar>
               <w:top w:w="60" w:type="dxa"/>
               <w:bottom w:w="60" w:type="dxa"/>
@@ -8234,11 +9566,16 @@
             </w:tcMar>
           </w:tcPr>
           <w:p>
+            <w:pPr>
+              <w:jc w:val="left"/>
+            </w:pPr>
             <w:r>
               <w:rPr>
                 <w:rFonts w:ascii="Cambria" w:hAnsi="Cambria"/>
-                <w:color w:val="000000"/>
-                <w:sz w:val="19"/>
+                <w:b w:val="0"/>
+                <w:i w:val="0"/>
+                <w:color w:val="808080"/>
+                <w:sz w:val="24"/>
               </w:rPr>
               <w:t>X</w:t>
             </w:r>
@@ -8247,6 +9584,7 @@
         <w:tc>
           <w:tcPr>
             <w:tcW w:type="dxa" w:w="1417"/>
+            <w:shd w:val="clear" w:color="auto" w:fill="f8f8f8"/>
             <w:tcMar>
               <w:top w:w="60" w:type="dxa"/>
               <w:bottom w:w="60" w:type="dxa"/>
@@ -8255,11 +9593,16 @@
             </w:tcMar>
           </w:tcPr>
           <w:p>
+            <w:pPr>
+              <w:jc w:val="left"/>
+            </w:pPr>
             <w:r>
               <w:rPr>
                 <w:rFonts w:ascii="Cambria" w:hAnsi="Cambria"/>
-                <w:color w:val="000000"/>
-                <w:sz w:val="19"/>
+                <w:b w:val="0"/>
+                <w:i w:val="0"/>
+                <w:color w:val="808080"/>
+                <w:sz w:val="24"/>
               </w:rPr>
               <w:t>X</w:t>
             </w:r>
@@ -8268,6 +9611,7 @@
         <w:tc>
           <w:tcPr>
             <w:tcW w:type="dxa" w:w="1587"/>
+            <w:shd w:val="clear" w:color="auto" w:fill="f8f8f8"/>
             <w:tcMar>
               <w:top w:w="60" w:type="dxa"/>
               <w:bottom w:w="60" w:type="dxa"/>
@@ -8276,11 +9620,16 @@
             </w:tcMar>
           </w:tcPr>
           <w:p>
+            <w:pPr>
+              <w:jc w:val="right"/>
+            </w:pPr>
             <w:r>
               <w:rPr>
                 <w:rFonts w:ascii="Cambria" w:hAnsi="Cambria"/>
+                <w:b w:val="0"/>
+                <w:i w:val="0"/>
                 <w:color w:val="000000"/>
-                <w:sz w:val="19"/>
+                <w:sz w:val="20"/>
               </w:rPr>
               <w:t>I</w:t>
             </w:r>
@@ -8294,7 +9643,7 @@
         <w:tc>
           <w:tcPr>
             <w:tcW w:type="dxa" w:w="3400"/>
-            <w:shd w:val="clear" w:color="auto" w:fill="f8fafc"/>
+            <w:shd w:val="clear" w:color="auto" w:fill="ffffff"/>
             <w:tcMar>
               <w:top w:w="60" w:type="dxa"/>
               <w:bottom w:w="60" w:type="dxa"/>
@@ -8303,11 +9652,16 @@
             </w:tcMar>
           </w:tcPr>
           <w:p>
+            <w:pPr>
+              <w:jc w:val="left"/>
+            </w:pPr>
             <w:r>
               <w:rPr>
                 <w:rFonts w:ascii="Cambria" w:hAnsi="Cambria"/>
+                <w:b w:val="0"/>
+                <w:i w:val="0"/>
                 <w:color w:val="000000"/>
-                <w:sz w:val="19"/>
+                <w:sz w:val="20"/>
               </w:rPr>
               <w:t>GB-3010</w:t>
             </w:r>
@@ -8316,7 +9670,7 @@
         <w:tc>
           <w:tcPr>
             <w:tcW w:type="dxa" w:w="1323"/>
-            <w:shd w:val="clear" w:color="auto" w:fill="f8fafc"/>
+            <w:shd w:val="clear" w:color="auto" w:fill="ffffff"/>
             <w:tcMar>
               <w:top w:w="60" w:type="dxa"/>
               <w:bottom w:w="60" w:type="dxa"/>
@@ -8325,11 +9679,16 @@
             </w:tcMar>
           </w:tcPr>
           <w:p>
+            <w:pPr>
+              <w:jc w:val="left"/>
+            </w:pPr>
             <w:r>
               <w:rPr>
                 <w:rFonts w:ascii="Cambria" w:hAnsi="Cambria"/>
-                <w:color w:val="000000"/>
-                <w:sz w:val="19"/>
+                <w:b w:val="0"/>
+                <w:i w:val="0"/>
+                <w:color w:val="808080"/>
+                <w:sz w:val="24"/>
               </w:rPr>
               <w:t>X</w:t>
             </w:r>
@@ -8338,7 +9697,7 @@
         <w:tc>
           <w:tcPr>
             <w:tcW w:type="dxa" w:w="1417"/>
-            <w:shd w:val="clear" w:color="auto" w:fill="f8fafc"/>
+            <w:shd w:val="clear" w:color="auto" w:fill="ffffff"/>
             <w:tcMar>
               <w:top w:w="60" w:type="dxa"/>
               <w:bottom w:w="60" w:type="dxa"/>
@@ -8347,11 +9706,16 @@
             </w:tcMar>
           </w:tcPr>
           <w:p>
+            <w:pPr>
+              <w:jc w:val="left"/>
+            </w:pPr>
             <w:r>
               <w:rPr>
                 <w:rFonts w:ascii="Cambria" w:hAnsi="Cambria"/>
-                <w:color w:val="000000"/>
-                <w:sz w:val="19"/>
+                <w:b w:val="0"/>
+                <w:i w:val="0"/>
+                <w:color w:val="808080"/>
+                <w:sz w:val="24"/>
               </w:rPr>
               <w:t>X</w:t>
             </w:r>
@@ -8360,7 +9724,7 @@
         <w:tc>
           <w:tcPr>
             <w:tcW w:type="dxa" w:w="1323"/>
-            <w:shd w:val="clear" w:color="auto" w:fill="f8fafc"/>
+            <w:shd w:val="clear" w:color="auto" w:fill="ffffff"/>
             <w:tcMar>
               <w:top w:w="60" w:type="dxa"/>
               <w:bottom w:w="60" w:type="dxa"/>
@@ -8369,11 +9733,16 @@
             </w:tcMar>
           </w:tcPr>
           <w:p>
+            <w:pPr>
+              <w:jc w:val="left"/>
+            </w:pPr>
             <w:r>
               <w:rPr>
                 <w:rFonts w:ascii="Cambria" w:hAnsi="Cambria"/>
-                <w:color w:val="000000"/>
-                <w:sz w:val="19"/>
+                <w:b w:val="0"/>
+                <w:i w:val="0"/>
+                <w:color w:val="808080"/>
+                <w:sz w:val="24"/>
               </w:rPr>
               <w:t>X</w:t>
             </w:r>
@@ -8382,7 +9751,7 @@
         <w:tc>
           <w:tcPr>
             <w:tcW w:type="dxa" w:w="1417"/>
-            <w:shd w:val="clear" w:color="auto" w:fill="f8fafc"/>
+            <w:shd w:val="clear" w:color="auto" w:fill="ffffff"/>
             <w:tcMar>
               <w:top w:w="60" w:type="dxa"/>
               <w:bottom w:w="60" w:type="dxa"/>
@@ -8391,11 +9760,16 @@
             </w:tcMar>
           </w:tcPr>
           <w:p>
+            <w:pPr>
+              <w:jc w:val="left"/>
+            </w:pPr>
             <w:r>
               <w:rPr>
                 <w:rFonts w:ascii="Cambria" w:hAnsi="Cambria"/>
-                <w:color w:val="000000"/>
-                <w:sz w:val="19"/>
+                <w:b w:val="0"/>
+                <w:i w:val="0"/>
+                <w:color w:val="808080"/>
+                <w:sz w:val="24"/>
               </w:rPr>
               <w:t>X</w:t>
             </w:r>
@@ -8404,7 +9778,7 @@
         <w:tc>
           <w:tcPr>
             <w:tcW w:type="dxa" w:w="1587"/>
-            <w:shd w:val="clear" w:color="auto" w:fill="f8fafc"/>
+            <w:shd w:val="clear" w:color="auto" w:fill="ffffff"/>
             <w:tcMar>
               <w:top w:w="60" w:type="dxa"/>
               <w:bottom w:w="60" w:type="dxa"/>
@@ -8413,11 +9787,16 @@
             </w:tcMar>
           </w:tcPr>
           <w:p>
+            <w:pPr>
+              <w:jc w:val="right"/>
+            </w:pPr>
             <w:r>
               <w:rPr>
                 <w:rFonts w:ascii="Cambria" w:hAnsi="Cambria"/>
+                <w:b w:val="0"/>
+                <w:i w:val="0"/>
                 <w:color w:val="000000"/>
-                <w:sz w:val="19"/>
+                <w:sz w:val="20"/>
               </w:rPr>
               <w:t>I</w:t>
             </w:r>
@@ -8431,6 +9810,7 @@
         <w:tc>
           <w:tcPr>
             <w:tcW w:type="dxa" w:w="3400"/>
+            <w:shd w:val="clear" w:color="auto" w:fill="f8f8f8"/>
             <w:tcMar>
               <w:top w:w="60" w:type="dxa"/>
               <w:bottom w:w="60" w:type="dxa"/>
@@ -8439,11 +9819,16 @@
             </w:tcMar>
           </w:tcPr>
           <w:p>
+            <w:pPr>
+              <w:jc w:val="left"/>
+            </w:pPr>
             <w:r>
               <w:rPr>
                 <w:rFonts w:ascii="Cambria" w:hAnsi="Cambria"/>
+                <w:b w:val="0"/>
+                <w:i w:val="0"/>
                 <w:color w:val="000000"/>
-                <w:sz w:val="19"/>
+                <w:sz w:val="20"/>
               </w:rPr>
               <w:t>lunresertib, camonsertib, Debio-0123</w:t>
             </w:r>
@@ -8452,6 +9837,7 @@
         <w:tc>
           <w:tcPr>
             <w:tcW w:type="dxa" w:w="1323"/>
+            <w:shd w:val="clear" w:color="auto" w:fill="f8f8f8"/>
             <w:tcMar>
               <w:top w:w="60" w:type="dxa"/>
               <w:bottom w:w="60" w:type="dxa"/>
@@ -8460,11 +9846,16 @@
             </w:tcMar>
           </w:tcPr>
           <w:p>
+            <w:pPr>
+              <w:jc w:val="left"/>
+            </w:pPr>
             <w:r>
               <w:rPr>
                 <w:rFonts w:ascii="Cambria" w:hAnsi="Cambria"/>
-                <w:color w:val="000000"/>
-                <w:sz w:val="19"/>
+                <w:b w:val="0"/>
+                <w:i w:val="0"/>
+                <w:color w:val="808080"/>
+                <w:sz w:val="24"/>
               </w:rPr>
               <w:t>X</w:t>
             </w:r>
@@ -8473,6 +9864,7 @@
         <w:tc>
           <w:tcPr>
             <w:tcW w:type="dxa" w:w="1417"/>
+            <w:shd w:val="clear" w:color="auto" w:fill="f8f8f8"/>
             <w:tcMar>
               <w:top w:w="60" w:type="dxa"/>
               <w:bottom w:w="60" w:type="dxa"/>
@@ -8481,11 +9873,16 @@
             </w:tcMar>
           </w:tcPr>
           <w:p>
+            <w:pPr>
+              <w:jc w:val="left"/>
+            </w:pPr>
             <w:r>
               <w:rPr>
                 <w:rFonts w:ascii="Cambria" w:hAnsi="Cambria"/>
-                <w:color w:val="000000"/>
-                <w:sz w:val="19"/>
+                <w:b w:val="0"/>
+                <w:i w:val="0"/>
+                <w:color w:val="808080"/>
+                <w:sz w:val="24"/>
               </w:rPr>
               <w:t>X</w:t>
             </w:r>
@@ -8494,6 +9891,7 @@
         <w:tc>
           <w:tcPr>
             <w:tcW w:type="dxa" w:w="1323"/>
+            <w:shd w:val="clear" w:color="auto" w:fill="f8f8f8"/>
             <w:tcMar>
               <w:top w:w="60" w:type="dxa"/>
               <w:bottom w:w="60" w:type="dxa"/>
@@ -8502,11 +9900,16 @@
             </w:tcMar>
           </w:tcPr>
           <w:p>
+            <w:pPr>
+              <w:jc w:val="left"/>
+            </w:pPr>
             <w:r>
               <w:rPr>
                 <w:rFonts w:ascii="Cambria" w:hAnsi="Cambria"/>
-                <w:color w:val="000000"/>
-                <w:sz w:val="19"/>
+                <w:b w:val="0"/>
+                <w:i w:val="0"/>
+                <w:color w:val="808080"/>
+                <w:sz w:val="24"/>
               </w:rPr>
               <w:t>X</w:t>
             </w:r>
@@ -8515,6 +9918,7 @@
         <w:tc>
           <w:tcPr>
             <w:tcW w:type="dxa" w:w="1417"/>
+            <w:shd w:val="clear" w:color="auto" w:fill="f8f8f8"/>
             <w:tcMar>
               <w:top w:w="60" w:type="dxa"/>
               <w:bottom w:w="60" w:type="dxa"/>
@@ -8523,11 +9927,16 @@
             </w:tcMar>
           </w:tcPr>
           <w:p>
+            <w:pPr>
+              <w:jc w:val="left"/>
+            </w:pPr>
             <w:r>
               <w:rPr>
                 <w:rFonts w:ascii="Cambria" w:hAnsi="Cambria"/>
-                <w:color w:val="000000"/>
-                <w:sz w:val="19"/>
+                <w:b w:val="0"/>
+                <w:i w:val="0"/>
+                <w:color w:val="808080"/>
+                <w:sz w:val="24"/>
               </w:rPr>
               <w:t>X</w:t>
             </w:r>
@@ -8536,6 +9945,7 @@
         <w:tc>
           <w:tcPr>
             <w:tcW w:type="dxa" w:w="1587"/>
+            <w:shd w:val="clear" w:color="auto" w:fill="f8f8f8"/>
             <w:tcMar>
               <w:top w:w="60" w:type="dxa"/>
               <w:bottom w:w="60" w:type="dxa"/>
@@ -8544,11 +9954,16 @@
             </w:tcMar>
           </w:tcPr>
           <w:p>
+            <w:pPr>
+              <w:jc w:val="right"/>
+            </w:pPr>
             <w:r>
               <w:rPr>
                 <w:rFonts w:ascii="Cambria" w:hAnsi="Cambria"/>
+                <w:b w:val="0"/>
+                <w:i w:val="0"/>
                 <w:color w:val="000000"/>
-                <w:sz w:val="19"/>
+                <w:sz w:val="20"/>
               </w:rPr>
               <w:t>I</w:t>
             </w:r>
@@ -8571,9 +9986,14 @@
             </w:tcMar>
           </w:tcPr>
           <w:p>
+            <w:pPr>
+              <w:jc w:val="left"/>
+            </w:pPr>
             <w:r>
               <w:rPr>
                 <w:rFonts w:ascii="Cambria" w:hAnsi="Cambria"/>
+                <w:b w:val="0"/>
+                <w:i w:val="0"/>
                 <w:color w:val="000000"/>
                 <w:sz w:val="19"/>
               </w:rPr>
@@ -8593,9 +10013,14 @@
             </w:tcMar>
           </w:tcPr>
           <w:p>
+            <w:pPr>
+              <w:jc w:val="left"/>
+            </w:pPr>
             <w:r>
               <w:rPr>
                 <w:rFonts w:ascii="Cambria" w:hAnsi="Cambria"/>
+                <w:b w:val="0"/>
+                <w:i w:val="0"/>
                 <w:color w:val="000000"/>
                 <w:sz w:val="19"/>
               </w:rPr>
@@ -8615,9 +10040,14 @@
             </w:tcMar>
           </w:tcPr>
           <w:p>
+            <w:pPr>
+              <w:jc w:val="left"/>
+            </w:pPr>
             <w:r>
               <w:rPr>
                 <w:rFonts w:ascii="Cambria" w:hAnsi="Cambria"/>
+                <w:b w:val="0"/>
+                <w:i w:val="0"/>
                 <w:color w:val="000000"/>
                 <w:sz w:val="19"/>
               </w:rPr>
@@ -8637,9 +10067,14 @@
             </w:tcMar>
           </w:tcPr>
           <w:p>
+            <w:pPr>
+              <w:jc w:val="left"/>
+            </w:pPr>
             <w:r>
               <w:rPr>
                 <w:rFonts w:ascii="Cambria" w:hAnsi="Cambria"/>
+                <w:b w:val="0"/>
+                <w:i w:val="0"/>
                 <w:color w:val="000000"/>
                 <w:sz w:val="19"/>
               </w:rPr>
@@ -8659,9 +10094,14 @@
             </w:tcMar>
           </w:tcPr>
           <w:p>
+            <w:pPr>
+              <w:jc w:val="left"/>
+            </w:pPr>
             <w:r>
               <w:rPr>
                 <w:rFonts w:ascii="Cambria" w:hAnsi="Cambria"/>
+                <w:b w:val="0"/>
+                <w:i w:val="0"/>
                 <w:color w:val="000000"/>
                 <w:sz w:val="19"/>
               </w:rPr>
@@ -8681,9 +10121,14 @@
             </w:tcMar>
           </w:tcPr>
           <w:p>
+            <w:pPr>
+              <w:jc w:val="left"/>
+            </w:pPr>
             <w:r>
               <w:rPr>
                 <w:rFonts w:ascii="Cambria" w:hAnsi="Cambria"/>
+                <w:b w:val="0"/>
+                <w:i w:val="0"/>
                 <w:color w:val="000000"/>
                 <w:sz w:val="19"/>
               </w:rPr>
@@ -8817,8 +10262,8 @@
           <w:rFonts w:ascii="Cambria" w:hAnsi="Cambria"/>
           <w:b/>
           <w:i w:val="0"/>
-          <w:color w:val="008080"/>
-          <w:sz w:val="22"/>
+          <w:color w:val="1F497D"/>
+          <w:sz w:val="20"/>
         </w:rPr>
         <w:t>Test Description</w:t>
       </w:r>
@@ -9168,8 +10613,8 @@
           <w:rFonts w:ascii="Cambria" w:hAnsi="Cambria"/>
           <w:b/>
           <w:i w:val="0"/>
-          <w:color w:val="008080"/>
-          <w:sz w:val="22"/>
+          <w:color w:val="1F497D"/>
+          <w:sz w:val="20"/>
         </w:rPr>
         <w:t>Notes</w:t>
       </w:r>
@@ -9499,7 +10944,7 @@
         <w:tc>
           <w:tcPr>
             <w:tcW w:type="dxa" w:w="2451"/>
-            <w:shd w:val="clear" w:color="auto" w:fill="1f497d"/>
+            <w:shd w:val="clear" w:color="auto" w:fill="008080"/>
             <w:tcMar>
               <w:top w:w="60" w:type="dxa"/>
               <w:bottom w:w="60" w:type="dxa"/>
@@ -9516,7 +10961,7 @@
                 <w:rFonts w:ascii="Cambria" w:hAnsi="Cambria"/>
                 <w:b/>
                 <w:color w:val="FFFFFF"/>
-                <w:sz w:val="19"/>
+                <w:sz w:val="20"/>
               </w:rPr>
               <w:t>DNA Gene List</w:t>
             </w:r>
@@ -9642,11 +11087,16 @@
             </w:tcMar>
           </w:tcPr>
           <w:p>
+            <w:pPr>
+              <w:jc w:val="left"/>
+            </w:pPr>
             <w:r>
               <w:rPr>
                 <w:rFonts w:ascii="Cambria" w:hAnsi="Cambria"/>
+                <w:b w:val="0"/>
+                <w:i w:val="0"/>
                 <w:color w:val="000000"/>
-                <w:sz w:val="19"/>
+                <w:sz w:val="20"/>
               </w:rPr>
               <w:t>AKT1</w:t>
             </w:r>
@@ -9663,11 +11113,16 @@
             </w:tcMar>
           </w:tcPr>
           <w:p>
+            <w:pPr>
+              <w:jc w:val="left"/>
+            </w:pPr>
             <w:r>
               <w:rPr>
                 <w:rFonts w:ascii="Cambria" w:hAnsi="Cambria"/>
+                <w:b w:val="0"/>
+                <w:i w:val="0"/>
                 <w:color w:val="000000"/>
-                <w:sz w:val="19"/>
+                <w:sz w:val="20"/>
               </w:rPr>
               <w:t>ALK</w:t>
             </w:r>
@@ -9684,11 +11139,16 @@
             </w:tcMar>
           </w:tcPr>
           <w:p>
+            <w:pPr>
+              <w:jc w:val="center"/>
+            </w:pPr>
             <w:r>
               <w:rPr>
                 <w:rFonts w:ascii="Cambria" w:hAnsi="Cambria"/>
+                <w:b w:val="0"/>
+                <w:i w:val="0"/>
                 <w:color w:val="000000"/>
-                <w:sz w:val="19"/>
+                <w:sz w:val="20"/>
               </w:rPr>
               <w:t>APC</w:t>
             </w:r>
@@ -9705,11 +11165,16 @@
             </w:tcMar>
           </w:tcPr>
           <w:p>
+            <w:pPr>
+              <w:jc w:val="left"/>
+            </w:pPr>
             <w:r>
               <w:rPr>
                 <w:rFonts w:ascii="Cambria" w:hAnsi="Cambria"/>
+                <w:b w:val="0"/>
+                <w:i w:val="0"/>
                 <w:color w:val="000000"/>
-                <w:sz w:val="19"/>
+                <w:sz w:val="20"/>
               </w:rPr>
               <w:t>ATM</w:t>
             </w:r>
@@ -9726,11 +11191,16 @@
             </w:tcMar>
           </w:tcPr>
           <w:p>
+            <w:pPr>
+              <w:jc w:val="right"/>
+            </w:pPr>
             <w:r>
               <w:rPr>
                 <w:rFonts w:ascii="Cambria" w:hAnsi="Cambria"/>
+                <w:b w:val="0"/>
+                <w:i w:val="0"/>
                 <w:color w:val="000000"/>
-                <w:sz w:val="19"/>
+                <w:sz w:val="20"/>
               </w:rPr>
               <w:t>BRAF</w:t>
             </w:r>
@@ -9753,11 +11223,16 @@
             </w:tcMar>
           </w:tcPr>
           <w:p>
+            <w:pPr>
+              <w:jc w:val="left"/>
+            </w:pPr>
             <w:r>
               <w:rPr>
                 <w:rFonts w:ascii="Cambria" w:hAnsi="Cambria"/>
+                <w:b w:val="0"/>
+                <w:i w:val="0"/>
                 <w:color w:val="000000"/>
-                <w:sz w:val="19"/>
+                <w:sz w:val="20"/>
               </w:rPr>
               <w:t>BRCA1</w:t>
             </w:r>
@@ -9775,11 +11250,16 @@
             </w:tcMar>
           </w:tcPr>
           <w:p>
+            <w:pPr>
+              <w:jc w:val="left"/>
+            </w:pPr>
             <w:r>
               <w:rPr>
                 <w:rFonts w:ascii="Cambria" w:hAnsi="Cambria"/>
+                <w:b w:val="0"/>
+                <w:i w:val="0"/>
                 <w:color w:val="000000"/>
-                <w:sz w:val="19"/>
+                <w:sz w:val="20"/>
               </w:rPr>
               <w:t>BRCA2</w:t>
             </w:r>
@@ -9797,11 +11277,16 @@
             </w:tcMar>
           </w:tcPr>
           <w:p>
+            <w:pPr>
+              <w:jc w:val="center"/>
+            </w:pPr>
             <w:r>
               <w:rPr>
                 <w:rFonts w:ascii="Cambria" w:hAnsi="Cambria"/>
+                <w:b w:val="0"/>
+                <w:i w:val="0"/>
                 <w:color w:val="000000"/>
-                <w:sz w:val="19"/>
+                <w:sz w:val="20"/>
               </w:rPr>
               <w:t>CTNNB1</w:t>
             </w:r>
@@ -9819,11 +11304,16 @@
             </w:tcMar>
           </w:tcPr>
           <w:p>
+            <w:pPr>
+              <w:jc w:val="left"/>
+            </w:pPr>
             <w:r>
               <w:rPr>
                 <w:rFonts w:ascii="Cambria" w:hAnsi="Cambria"/>
+                <w:b w:val="0"/>
+                <w:i w:val="0"/>
                 <w:color w:val="000000"/>
-                <w:sz w:val="19"/>
+                <w:sz w:val="20"/>
               </w:rPr>
               <w:t>EGFR</w:t>
             </w:r>
@@ -9841,11 +11331,16 @@
             </w:tcMar>
           </w:tcPr>
           <w:p>
+            <w:pPr>
+              <w:jc w:val="right"/>
+            </w:pPr>
             <w:r>
               <w:rPr>
                 <w:rFonts w:ascii="Cambria" w:hAnsi="Cambria"/>
+                <w:b w:val="0"/>
+                <w:i w:val="0"/>
                 <w:color w:val="000000"/>
-                <w:sz w:val="19"/>
+                <w:sz w:val="20"/>
               </w:rPr>
               <w:t>ERBB2</w:t>
             </w:r>
@@ -9867,11 +11362,16 @@
             </w:tcMar>
           </w:tcPr>
           <w:p>
+            <w:pPr>
+              <w:jc w:val="left"/>
+            </w:pPr>
             <w:r>
               <w:rPr>
                 <w:rFonts w:ascii="Cambria" w:hAnsi="Cambria"/>
+                <w:b w:val="0"/>
+                <w:i w:val="0"/>
                 <w:color w:val="000000"/>
-                <w:sz w:val="19"/>
+                <w:sz w:val="20"/>
               </w:rPr>
               <w:t>ERBB3</w:t>
             </w:r>
@@ -9888,11 +11388,16 @@
             </w:tcMar>
           </w:tcPr>
           <w:p>
+            <w:pPr>
+              <w:jc w:val="left"/>
+            </w:pPr>
             <w:r>
               <w:rPr>
                 <w:rFonts w:ascii="Cambria" w:hAnsi="Cambria"/>
+                <w:b w:val="0"/>
+                <w:i w:val="0"/>
                 <w:color w:val="000000"/>
-                <w:sz w:val="19"/>
+                <w:sz w:val="20"/>
               </w:rPr>
               <w:t>ESR1</w:t>
             </w:r>
@@ -9909,11 +11414,16 @@
             </w:tcMar>
           </w:tcPr>
           <w:p>
+            <w:pPr>
+              <w:jc w:val="center"/>
+            </w:pPr>
             <w:r>
               <w:rPr>
                 <w:rFonts w:ascii="Cambria" w:hAnsi="Cambria"/>
+                <w:b w:val="0"/>
+                <w:i w:val="0"/>
                 <w:color w:val="000000"/>
-                <w:sz w:val="19"/>
+                <w:sz w:val="20"/>
               </w:rPr>
               <w:t>FOXL2</w:t>
             </w:r>
@@ -9930,11 +11440,16 @@
             </w:tcMar>
           </w:tcPr>
           <w:p>
+            <w:pPr>
+              <w:jc w:val="left"/>
+            </w:pPr>
             <w:r>
               <w:rPr>
                 <w:rFonts w:ascii="Cambria" w:hAnsi="Cambria"/>
+                <w:b w:val="0"/>
+                <w:i w:val="0"/>
                 <w:color w:val="000000"/>
-                <w:sz w:val="19"/>
+                <w:sz w:val="20"/>
               </w:rPr>
               <w:t>GNA11</w:t>
             </w:r>
@@ -9951,11 +11466,16 @@
             </w:tcMar>
           </w:tcPr>
           <w:p>
+            <w:pPr>
+              <w:jc w:val="right"/>
+            </w:pPr>
             <w:r>
               <w:rPr>
                 <w:rFonts w:ascii="Cambria" w:hAnsi="Cambria"/>
+                <w:b w:val="0"/>
+                <w:i w:val="0"/>
                 <w:color w:val="000000"/>
-                <w:sz w:val="19"/>
+                <w:sz w:val="20"/>
               </w:rPr>
               <w:t>GNAQ</w:t>
             </w:r>
@@ -9978,11 +11498,16 @@
             </w:tcMar>
           </w:tcPr>
           <w:p>
+            <w:pPr>
+              <w:jc w:val="left"/>
+            </w:pPr>
             <w:r>
               <w:rPr>
                 <w:rFonts w:ascii="Cambria" w:hAnsi="Cambria"/>
+                <w:b w:val="0"/>
+                <w:i w:val="0"/>
                 <w:color w:val="000000"/>
-                <w:sz w:val="19"/>
+                <w:sz w:val="20"/>
               </w:rPr>
               <w:t>HRAS</w:t>
             </w:r>
@@ -10000,11 +11525,16 @@
             </w:tcMar>
           </w:tcPr>
           <w:p>
+            <w:pPr>
+              <w:jc w:val="left"/>
+            </w:pPr>
             <w:r>
               <w:rPr>
                 <w:rFonts w:ascii="Cambria" w:hAnsi="Cambria"/>
+                <w:b w:val="0"/>
+                <w:i w:val="0"/>
                 <w:color w:val="000000"/>
-                <w:sz w:val="19"/>
+                <w:sz w:val="20"/>
               </w:rPr>
               <w:t>IDH1</w:t>
             </w:r>
@@ -10022,11 +11552,16 @@
             </w:tcMar>
           </w:tcPr>
           <w:p>
+            <w:pPr>
+              <w:jc w:val="center"/>
+            </w:pPr>
             <w:r>
               <w:rPr>
                 <w:rFonts w:ascii="Cambria" w:hAnsi="Cambria"/>
+                <w:b w:val="0"/>
+                <w:i w:val="0"/>
                 <w:color w:val="000000"/>
-                <w:sz w:val="19"/>
+                <w:sz w:val="20"/>
               </w:rPr>
               <w:t>IDH2</w:t>
             </w:r>
@@ -10044,11 +11579,16 @@
             </w:tcMar>
           </w:tcPr>
           <w:p>
+            <w:pPr>
+              <w:jc w:val="left"/>
+            </w:pPr>
             <w:r>
               <w:rPr>
                 <w:rFonts w:ascii="Cambria" w:hAnsi="Cambria"/>
+                <w:b w:val="0"/>
+                <w:i w:val="0"/>
                 <w:color w:val="000000"/>
-                <w:sz w:val="19"/>
+                <w:sz w:val="20"/>
               </w:rPr>
               <w:t>KIT</w:t>
             </w:r>
@@ -10066,11 +11606,16 @@
             </w:tcMar>
           </w:tcPr>
           <w:p>
+            <w:pPr>
+              <w:jc w:val="right"/>
+            </w:pPr>
             <w:r>
               <w:rPr>
                 <w:rFonts w:ascii="Cambria" w:hAnsi="Cambria"/>
+                <w:b w:val="0"/>
+                <w:i w:val="0"/>
                 <w:color w:val="000000"/>
-                <w:sz w:val="19"/>
+                <w:sz w:val="20"/>
               </w:rPr>
               <w:t>KRAS</w:t>
             </w:r>
@@ -10092,11 +11637,16 @@
             </w:tcMar>
           </w:tcPr>
           <w:p>
+            <w:pPr>
+              <w:jc w:val="left"/>
+            </w:pPr>
             <w:r>
               <w:rPr>
                 <w:rFonts w:ascii="Cambria" w:hAnsi="Cambria"/>
+                <w:b w:val="0"/>
+                <w:i w:val="0"/>
                 <w:color w:val="000000"/>
-                <w:sz w:val="19"/>
+                <w:sz w:val="20"/>
               </w:rPr>
               <w:t>MET</w:t>
             </w:r>
@@ -10113,11 +11663,16 @@
             </w:tcMar>
           </w:tcPr>
           <w:p>
+            <w:pPr>
+              <w:jc w:val="left"/>
+            </w:pPr>
             <w:r>
               <w:rPr>
                 <w:rFonts w:ascii="Cambria" w:hAnsi="Cambria"/>
+                <w:b w:val="0"/>
+                <w:i w:val="0"/>
                 <w:color w:val="000000"/>
-                <w:sz w:val="19"/>
+                <w:sz w:val="20"/>
               </w:rPr>
               <w:t>NRAS</w:t>
             </w:r>
@@ -10134,11 +11689,16 @@
             </w:tcMar>
           </w:tcPr>
           <w:p>
+            <w:pPr>
+              <w:jc w:val="center"/>
+            </w:pPr>
             <w:r>
               <w:rPr>
                 <w:rFonts w:ascii="Cambria" w:hAnsi="Cambria"/>
+                <w:b w:val="0"/>
+                <w:i w:val="0"/>
                 <w:color w:val="000000"/>
-                <w:sz w:val="19"/>
+                <w:sz w:val="20"/>
               </w:rPr>
               <w:t>PDGFRA</w:t>
             </w:r>
@@ -10155,11 +11715,16 @@
             </w:tcMar>
           </w:tcPr>
           <w:p>
+            <w:pPr>
+              <w:jc w:val="left"/>
+            </w:pPr>
             <w:r>
               <w:rPr>
                 <w:rFonts w:ascii="Cambria" w:hAnsi="Cambria"/>
+                <w:b w:val="0"/>
+                <w:i w:val="0"/>
                 <w:color w:val="000000"/>
-                <w:sz w:val="19"/>
+                <w:sz w:val="20"/>
               </w:rPr>
               <w:t>PIK3CA</w:t>
             </w:r>
@@ -10176,11 +11741,16 @@
             </w:tcMar>
           </w:tcPr>
           <w:p>
+            <w:pPr>
+              <w:jc w:val="right"/>
+            </w:pPr>
             <w:r>
               <w:rPr>
                 <w:rFonts w:ascii="Cambria" w:hAnsi="Cambria"/>
+                <w:b w:val="0"/>
+                <w:i w:val="0"/>
                 <w:color w:val="000000"/>
-                <w:sz w:val="19"/>
+                <w:sz w:val="20"/>
               </w:rPr>
               <w:t>POLE</w:t>
             </w:r>
@@ -10203,11 +11773,16 @@
             </w:tcMar>
           </w:tcPr>
           <w:p>
+            <w:pPr>
+              <w:jc w:val="left"/>
+            </w:pPr>
             <w:r>
               <w:rPr>
                 <w:rFonts w:ascii="Cambria" w:hAnsi="Cambria"/>
+                <w:b w:val="0"/>
+                <w:i w:val="0"/>
                 <w:color w:val="000000"/>
-                <w:sz w:val="19"/>
+                <w:sz w:val="20"/>
               </w:rPr>
               <w:t>RAF1</w:t>
             </w:r>
@@ -10225,11 +11800,16 @@
             </w:tcMar>
           </w:tcPr>
           <w:p>
+            <w:pPr>
+              <w:jc w:val="left"/>
+            </w:pPr>
             <w:r>
               <w:rPr>
                 <w:rFonts w:ascii="Cambria" w:hAnsi="Cambria"/>
+                <w:b w:val="0"/>
+                <w:i w:val="0"/>
                 <w:color w:val="000000"/>
-                <w:sz w:val="19"/>
+                <w:sz w:val="20"/>
               </w:rPr>
               <w:t>RET</w:t>
             </w:r>
@@ -10247,11 +11827,16 @@
             </w:tcMar>
           </w:tcPr>
           <w:p>
+            <w:pPr>
+              <w:jc w:val="center"/>
+            </w:pPr>
             <w:r>
               <w:rPr>
                 <w:rFonts w:ascii="Cambria" w:hAnsi="Cambria"/>
+                <w:b w:val="0"/>
+                <w:i w:val="0"/>
                 <w:color w:val="000000"/>
-                <w:sz w:val="19"/>
+                <w:sz w:val="20"/>
               </w:rPr>
               <w:t>TP53</w:t>
             </w:r>
@@ -10269,9 +11854,14 @@
             </w:tcMar>
           </w:tcPr>
           <w:p>
+            <w:pPr>
+              <w:jc w:val="left"/>
+            </w:pPr>
             <w:r>
               <w:rPr>
                 <w:rFonts w:ascii="Cambria" w:hAnsi="Cambria"/>
+                <w:b w:val="0"/>
+                <w:i w:val="0"/>
                 <w:color w:val="000000"/>
                 <w:sz w:val="19"/>
               </w:rPr>
@@ -10290,9 +11880,14 @@
             </w:tcMar>
           </w:tcPr>
           <w:p>
+            <w:pPr>
+              <w:jc w:val="right"/>
+            </w:pPr>
             <w:r>
               <w:rPr>
                 <w:rFonts w:ascii="Cambria" w:hAnsi="Cambria"/>
+                <w:b w:val="0"/>
+                <w:i w:val="0"/>
                 <w:color w:val="000000"/>
                 <w:sz w:val="19"/>
               </w:rPr>
@@ -10350,7 +11945,7 @@
         <w:tc>
           <w:tcPr>
             <w:tcW w:type="dxa" w:w="2451"/>
-            <w:shd w:val="clear" w:color="auto" w:fill="1f497d"/>
+            <w:shd w:val="clear" w:color="auto" w:fill="008080"/>
             <w:tcMar>
               <w:top w:w="60" w:type="dxa"/>
               <w:bottom w:w="60" w:type="dxa"/>
@@ -10367,7 +11962,7 @@
                 <w:rFonts w:ascii="Cambria" w:hAnsi="Cambria"/>
                 <w:b/>
                 <w:color w:val="FFFFFF"/>
-                <w:sz w:val="19"/>
+                <w:sz w:val="20"/>
               </w:rPr>
               <w:t>RNA Gene List</w:t>
             </w:r>
@@ -10493,11 +12088,16 @@
             </w:tcMar>
           </w:tcPr>
           <w:p>
+            <w:pPr>
+              <w:jc w:val="left"/>
+            </w:pPr>
             <w:r>
               <w:rPr>
                 <w:rFonts w:ascii="Cambria" w:hAnsi="Cambria"/>
+                <w:b w:val="0"/>
+                <w:i w:val="0"/>
                 <w:color w:val="000000"/>
-                <w:sz w:val="19"/>
+                <w:sz w:val="20"/>
               </w:rPr>
               <w:t>ALK</w:t>
             </w:r>
@@ -10514,11 +12114,16 @@
             </w:tcMar>
           </w:tcPr>
           <w:p>
+            <w:pPr>
+              <w:jc w:val="left"/>
+            </w:pPr>
             <w:r>
               <w:rPr>
                 <w:rFonts w:ascii="Cambria" w:hAnsi="Cambria"/>
+                <w:b w:val="0"/>
+                <w:i w:val="0"/>
                 <w:color w:val="000000"/>
-                <w:sz w:val="19"/>
+                <w:sz w:val="20"/>
               </w:rPr>
               <w:t>MET</w:t>
             </w:r>
@@ -10535,11 +12140,16 @@
             </w:tcMar>
           </w:tcPr>
           <w:p>
+            <w:pPr>
+              <w:jc w:val="center"/>
+            </w:pPr>
             <w:r>
               <w:rPr>
                 <w:rFonts w:ascii="Cambria" w:hAnsi="Cambria"/>
+                <w:b w:val="0"/>
+                <w:i w:val="0"/>
                 <w:color w:val="000000"/>
-                <w:sz w:val="19"/>
+                <w:sz w:val="20"/>
               </w:rPr>
               <w:t>NTRK1</w:t>
             </w:r>
@@ -10556,11 +12166,16 @@
             </w:tcMar>
           </w:tcPr>
           <w:p>
+            <w:pPr>
+              <w:jc w:val="left"/>
+            </w:pPr>
             <w:r>
               <w:rPr>
                 <w:rFonts w:ascii="Cambria" w:hAnsi="Cambria"/>
+                <w:b w:val="0"/>
+                <w:i w:val="0"/>
                 <w:color w:val="000000"/>
-                <w:sz w:val="19"/>
+                <w:sz w:val="20"/>
               </w:rPr>
               <w:t>NTRK2</w:t>
             </w:r>
@@ -10577,11 +12192,16 @@
             </w:tcMar>
           </w:tcPr>
           <w:p>
+            <w:pPr>
+              <w:jc w:val="right"/>
+            </w:pPr>
             <w:r>
               <w:rPr>
                 <w:rFonts w:ascii="Cambria" w:hAnsi="Cambria"/>
+                <w:b w:val="0"/>
+                <w:i w:val="0"/>
                 <w:color w:val="000000"/>
-                <w:sz w:val="19"/>
+                <w:sz w:val="20"/>
               </w:rPr>
               <w:t>NTRK3</w:t>
             </w:r>
@@ -10604,11 +12224,16 @@
             </w:tcMar>
           </w:tcPr>
           <w:p>
+            <w:pPr>
+              <w:jc w:val="left"/>
+            </w:pPr>
             <w:r>
               <w:rPr>
                 <w:rFonts w:ascii="Cambria" w:hAnsi="Cambria"/>
+                <w:b w:val="0"/>
+                <w:i w:val="0"/>
                 <w:color w:val="000000"/>
-                <w:sz w:val="19"/>
+                <w:sz w:val="20"/>
               </w:rPr>
               <w:t>ROS1</w:t>
             </w:r>
@@ -10626,9 +12251,14 @@
             </w:tcMar>
           </w:tcPr>
           <w:p>
+            <w:pPr>
+              <w:jc w:val="left"/>
+            </w:pPr>
             <w:r>
               <w:rPr>
                 <w:rFonts w:ascii="Cambria" w:hAnsi="Cambria"/>
+                <w:b w:val="0"/>
+                <w:i w:val="0"/>
                 <w:color w:val="000000"/>
                 <w:sz w:val="19"/>
               </w:rPr>
@@ -10647,9 +12277,14 @@
             </w:tcMar>
           </w:tcPr>
           <w:p>
+            <w:pPr>
+              <w:jc w:val="center"/>
+            </w:pPr>
             <w:r>
               <w:rPr>
                 <w:rFonts w:ascii="Cambria" w:hAnsi="Cambria"/>
+                <w:b w:val="0"/>
+                <w:i w:val="0"/>
                 <w:color w:val="000000"/>
                 <w:sz w:val="19"/>
               </w:rPr>
@@ -10668,9 +12303,14 @@
             </w:tcMar>
           </w:tcPr>
           <w:p>
+            <w:pPr>
+              <w:jc w:val="left"/>
+            </w:pPr>
             <w:r>
               <w:rPr>
                 <w:rFonts w:ascii="Cambria" w:hAnsi="Cambria"/>
+                <w:b w:val="0"/>
+                <w:i w:val="0"/>
                 <w:color w:val="000000"/>
                 <w:sz w:val="19"/>
               </w:rPr>
@@ -10689,9 +12329,14 @@
             </w:tcMar>
           </w:tcPr>
           <w:p>
+            <w:pPr>
+              <w:jc w:val="right"/>
+            </w:pPr>
             <w:r>
               <w:rPr>
                 <w:rFonts w:ascii="Cambria" w:hAnsi="Cambria"/>
+                <w:b w:val="0"/>
+                <w:i w:val="0"/>
                 <w:color w:val="000000"/>
                 <w:sz w:val="19"/>
               </w:rPr>
@@ -10746,7 +12391,7 @@
         <w:tc>
           <w:tcPr>
             <w:tcW w:type="dxa" w:w="5668"/>
-            <w:shd w:val="clear" w:color="auto" w:fill="1f497d"/>
+            <w:shd w:val="clear" w:color="auto" w:fill="008080"/>
             <w:tcMar>
               <w:top w:w="60" w:type="dxa"/>
               <w:bottom w:w="60" w:type="dxa"/>
@@ -10763,7 +12408,7 @@
                 <w:rFonts w:ascii="Cambria" w:hAnsi="Cambria"/>
                 <w:b/>
                 <w:color w:val="FFFFFF"/>
-                <w:sz w:val="19"/>
+                <w:sz w:val="20"/>
               </w:rPr>
               <w:t>MSI</w:t>
             </w:r>
@@ -10772,7 +12417,7 @@
         <w:tc>
           <w:tcPr>
             <w:tcW w:type="dxa" w:w="4798"/>
-            <w:shd w:val="clear" w:color="auto" w:fill="1f497d"/>
+            <w:shd w:val="clear" w:color="auto" w:fill="008080"/>
             <w:tcMar>
               <w:top w:w="60" w:type="dxa"/>
               <w:bottom w:w="60" w:type="dxa"/>
@@ -10789,7 +12434,7 @@
                 <w:rFonts w:ascii="Cambria" w:hAnsi="Cambria"/>
                 <w:b/>
                 <w:color w:val="FFFFFF"/>
-                <w:sz w:val="19"/>
+                <w:sz w:val="20"/>
               </w:rPr>
               <w:t>% of Unstable Loci</w:t>
             </w:r>
@@ -10803,6 +12448,7 @@
         <w:tc>
           <w:tcPr>
             <w:tcW w:type="dxa" w:w="5668"/>
+            <w:shd w:val="clear" w:color="auto" w:fill="ececec"/>
             <w:tcMar>
               <w:top w:w="60" w:type="dxa"/>
               <w:bottom w:w="60" w:type="dxa"/>
@@ -10811,12 +12457,16 @@
             </w:tcMar>
           </w:tcPr>
           <w:p>
+            <w:pPr>
+              <w:jc w:val="left"/>
+            </w:pPr>
             <w:r>
               <w:rPr>
                 <w:rFonts w:ascii="Cambria" w:hAnsi="Cambria"/>
-                <w:b/>
-                <w:color w:val="008000"/>
-                <w:sz w:val="19"/>
+                <w:b w:val="0"/>
+                <w:i w:val="0"/>
+                <w:color w:val="000000"/>
+                <w:sz w:val="20"/>
               </w:rPr>
               <w:t>MSI - Stable</w:t>
             </w:r>
@@ -10825,6 +12475,7 @@
         <w:tc>
           <w:tcPr>
             <w:tcW w:type="dxa" w:w="4798"/>
+            <w:shd w:val="clear" w:color="auto" w:fill="ececec"/>
             <w:tcMar>
               <w:top w:w="60" w:type="dxa"/>
               <w:bottom w:w="60" w:type="dxa"/>
@@ -10833,11 +12484,16 @@
             </w:tcMar>
           </w:tcPr>
           <w:p>
+            <w:pPr>
+              <w:jc w:val="right"/>
+            </w:pPr>
             <w:r>
               <w:rPr>
                 <w:rFonts w:ascii="Cambria" w:hAnsi="Cambria"/>
+                <w:b w:val="0"/>
+                <w:i w:val="0"/>
                 <w:color w:val="000000"/>
-                <w:sz w:val="19"/>
+                <w:sz w:val="20"/>
               </w:rPr>
               <w:t>0-19%</w:t>
             </w:r>
@@ -10860,11 +12516,16 @@
             </w:tcMar>
           </w:tcPr>
           <w:p>
+            <w:pPr>
+              <w:jc w:val="left"/>
+            </w:pPr>
             <w:r>
               <w:rPr>
                 <w:rFonts w:ascii="Cambria" w:hAnsi="Cambria"/>
+                <w:b w:val="0"/>
+                <w:i w:val="0"/>
                 <w:color w:val="000000"/>
-                <w:sz w:val="19"/>
+                <w:sz w:val="20"/>
               </w:rPr>
               <w:t>MSI - Low / Intermediate</w:t>
             </w:r>
@@ -10882,11 +12543,16 @@
             </w:tcMar>
           </w:tcPr>
           <w:p>
+            <w:pPr>
+              <w:jc w:val="right"/>
+            </w:pPr>
             <w:r>
               <w:rPr>
                 <w:rFonts w:ascii="Cambria" w:hAnsi="Cambria"/>
+                <w:b w:val="0"/>
+                <w:i w:val="0"/>
                 <w:color w:val="000000"/>
-                <w:sz w:val="19"/>
+                <w:sz w:val="20"/>
               </w:rPr>
               <w:t>20-30%</w:t>
             </w:r>
@@ -10900,6 +12566,7 @@
         <w:tc>
           <w:tcPr>
             <w:tcW w:type="dxa" w:w="5668"/>
+            <w:shd w:val="clear" w:color="auto" w:fill="ececec"/>
             <w:tcMar>
               <w:top w:w="60" w:type="dxa"/>
               <w:bottom w:w="60" w:type="dxa"/>
@@ -10908,12 +12575,16 @@
             </w:tcMar>
           </w:tcPr>
           <w:p>
+            <w:pPr>
+              <w:jc w:val="left"/>
+            </w:pPr>
             <w:r>
               <w:rPr>
                 <w:rFonts w:ascii="Cambria" w:hAnsi="Cambria"/>
-                <w:b/>
-                <w:color w:val="C00000"/>
-                <w:sz w:val="19"/>
+                <w:b w:val="0"/>
+                <w:i w:val="0"/>
+                <w:color w:val="000000"/>
+                <w:sz w:val="20"/>
               </w:rPr>
               <w:t>MSI - High</w:t>
             </w:r>
@@ -10922,6 +12593,7 @@
         <w:tc>
           <w:tcPr>
             <w:tcW w:type="dxa" w:w="4798"/>
+            <w:shd w:val="clear" w:color="auto" w:fill="ececec"/>
             <w:tcMar>
               <w:top w:w="60" w:type="dxa"/>
               <w:bottom w:w="60" w:type="dxa"/>
@@ -10930,11 +12602,16 @@
             </w:tcMar>
           </w:tcPr>
           <w:p>
+            <w:pPr>
+              <w:jc w:val="right"/>
+            </w:pPr>
             <w:r>
               <w:rPr>
                 <w:rFonts w:ascii="Cambria" w:hAnsi="Cambria"/>
+                <w:b w:val="0"/>
+                <w:i w:val="0"/>
                 <w:color w:val="000000"/>
-                <w:sz w:val="19"/>
+                <w:sz w:val="20"/>
               </w:rPr>
               <w:t>&gt;30%</w:t>
             </w:r>
@@ -10988,7 +12665,7 @@
         <w:tc>
           <w:tcPr>
             <w:tcW w:type="dxa" w:w="1505"/>
-            <w:shd w:val="clear" w:color="auto" w:fill="1f497d"/>
+            <w:shd w:val="clear" w:color="auto" w:fill="008080"/>
             <w:tcMar>
               <w:top w:w="60" w:type="dxa"/>
               <w:bottom w:w="60" w:type="dxa"/>
@@ -11005,7 +12682,7 @@
                 <w:rFonts w:ascii="Cambria" w:hAnsi="Cambria"/>
                 <w:b/>
                 <w:color w:val="FFFFFF"/>
-                <w:sz w:val="19"/>
+                <w:sz w:val="20"/>
               </w:rPr>
               <w:t>Tier</w:t>
             </w:r>
@@ -11014,7 +12691,7 @@
         <w:tc>
           <w:tcPr>
             <w:tcW w:type="dxa" w:w="8961"/>
-            <w:shd w:val="clear" w:color="auto" w:fill="1f497d"/>
+            <w:shd w:val="clear" w:color="auto" w:fill="008080"/>
             <w:tcMar>
               <w:top w:w="60" w:type="dxa"/>
               <w:bottom w:w="60" w:type="dxa"/>
@@ -11031,7 +12708,7 @@
                 <w:rFonts w:ascii="Cambria" w:hAnsi="Cambria"/>
                 <w:b/>
                 <w:color w:val="FFFFFF"/>
-                <w:sz w:val="19"/>
+                <w:sz w:val="20"/>
               </w:rPr>
               <w:t>Interpretation</w:t>
             </w:r>
@@ -11045,6 +12722,7 @@
         <w:tc>
           <w:tcPr>
             <w:tcW w:type="dxa" w:w="1505"/>
+            <w:shd w:val="clear" w:color="auto" w:fill="ececec"/>
             <w:tcMar>
               <w:top w:w="60" w:type="dxa"/>
               <w:bottom w:w="60" w:type="dxa"/>
@@ -11053,11 +12731,16 @@
             </w:tcMar>
           </w:tcPr>
           <w:p>
+            <w:pPr>
+              <w:jc w:val="left"/>
+            </w:pPr>
             <w:r>
               <w:rPr>
                 <w:rFonts w:ascii="Cambria" w:hAnsi="Cambria"/>
+                <w:b/>
+                <w:i w:val="0"/>
                 <w:color w:val="000000"/>
-                <w:sz w:val="19"/>
+                <w:sz w:val="20"/>
               </w:rPr>
               <w:t>Tier IA</w:t>
             </w:r>
@@ -11066,6 +12749,7 @@
         <w:tc>
           <w:tcPr>
             <w:tcW w:type="dxa" w:w="8961"/>
+            <w:shd w:val="clear" w:color="auto" w:fill="ececec"/>
             <w:tcMar>
               <w:top w:w="60" w:type="dxa"/>
               <w:bottom w:w="60" w:type="dxa"/>
@@ -11074,11 +12758,16 @@
             </w:tcMar>
           </w:tcPr>
           <w:p>
+            <w:pPr>
+              <w:jc w:val="left"/>
+            </w:pPr>
             <w:r>
               <w:rPr>
                 <w:rFonts w:ascii="Cambria" w:hAnsi="Cambria"/>
+                <w:b w:val="0"/>
+                <w:i w:val="0"/>
                 <w:color w:val="000000"/>
-                <w:sz w:val="19"/>
+                <w:sz w:val="20"/>
               </w:rPr>
               <w:t>Variants of Strong Clinical Significance: Biomarkers that predict response or resistance to US FDA-</w:t>
               <w:br/>
@@ -11105,11 +12794,16 @@
             </w:tcMar>
           </w:tcPr>
           <w:p>
+            <w:pPr>
+              <w:jc w:val="left"/>
+            </w:pPr>
             <w:r>
               <w:rPr>
                 <w:rFonts w:ascii="Cambria" w:hAnsi="Cambria"/>
+                <w:b/>
+                <w:i w:val="0"/>
                 <w:color w:val="000000"/>
-                <w:sz w:val="19"/>
+                <w:sz w:val="20"/>
               </w:rPr>
               <w:t>Tier IB</w:t>
             </w:r>
@@ -11127,11 +12821,16 @@
             </w:tcMar>
           </w:tcPr>
           <w:p>
-            <w:r>
-              <w:rPr>
-                <w:rFonts w:ascii="Cambria" w:hAnsi="Cambria"/>
+            <w:pPr>
+              <w:jc w:val="left"/>
+            </w:pPr>
+            <w:r>
+              <w:rPr>
+                <w:rFonts w:ascii="Arial" w:hAnsi="Arial"/>
+                <w:b w:val="0"/>
+                <w:i w:val="0"/>
                 <w:color w:val="000000"/>
-                <w:sz w:val="19"/>
+                <w:sz w:val="20"/>
               </w:rPr>
               <w:t>Variants of Strong Clinical Significance: Biomarkers that predict response or resistance to a therapy</w:t>
               <w:br/>
@@ -11360,9 +13059,9 @@
             <w:r>
               <w:rPr>
                 <w:rFonts w:ascii="Cambria" w:hAnsi="Cambria"/>
-                <w:b/>
-                <w:color w:val="FFFFFF"/>
-                <w:sz w:val="19"/>
+                <w:b w:val="0"/>
+                <w:color w:val="000000"/>
+                <w:sz w:val="20"/>
               </w:rPr>
               <w:t>Interpretation</w:t>
             </w:r>
@@ -11376,6 +13075,7 @@
         <w:tc>
           <w:tcPr>
             <w:tcW w:type="dxa" w:w="1471"/>
+            <w:shd w:val="clear" w:color="auto" w:fill="ececec"/>
             <w:tcMar>
               <w:top w:w="60" w:type="dxa"/>
               <w:bottom w:w="60" w:type="dxa"/>
@@ -11384,11 +13084,16 @@
             </w:tcMar>
           </w:tcPr>
           <w:p>
+            <w:pPr>
+              <w:jc w:val="left"/>
+            </w:pPr>
             <w:r>
               <w:rPr>
                 <w:rFonts w:ascii="Cambria" w:hAnsi="Cambria"/>
+                <w:b/>
+                <w:i w:val="0"/>
                 <w:color w:val="000000"/>
-                <w:sz w:val="19"/>
+                <w:sz w:val="20"/>
               </w:rPr>
             </w:r>
           </w:p>
@@ -11396,6 +13101,7 @@
         <w:tc>
           <w:tcPr>
             <w:tcW w:type="dxa" w:w="8994"/>
+            <w:shd w:val="clear" w:color="auto" w:fill="ececec"/>
             <w:tcMar>
               <w:top w:w="60" w:type="dxa"/>
               <w:bottom w:w="60" w:type="dxa"/>
@@ -11404,11 +13110,16 @@
             </w:tcMar>
           </w:tcPr>
           <w:p>
+            <w:pPr>
+              <w:jc w:val="left"/>
+            </w:pPr>
             <w:r>
               <w:rPr>
                 <w:rFonts w:ascii="Cambria" w:hAnsi="Cambria"/>
+                <w:b w:val="0"/>
+                <w:i w:val="0"/>
                 <w:color w:val="000000"/>
-                <w:sz w:val="19"/>
+                <w:sz w:val="20"/>
               </w:rPr>
               <w:t>prognostic significance of certain diseases based on well-powered studies with expert consensus.</w:t>
             </w:r>
@@ -11431,11 +13142,16 @@
             </w:tcMar>
           </w:tcPr>
           <w:p>
+            <w:pPr>
+              <w:jc w:val="left"/>
+            </w:pPr>
             <w:r>
               <w:rPr>
                 <w:rFonts w:ascii="Cambria" w:hAnsi="Cambria"/>
+                <w:b/>
+                <w:i w:val="0"/>
                 <w:color w:val="000000"/>
-                <w:sz w:val="19"/>
+                <w:sz w:val="20"/>
               </w:rPr>
               <w:t>Tier IIC</w:t>
             </w:r>
@@ -11453,11 +13169,16 @@
             </w:tcMar>
           </w:tcPr>
           <w:p>
+            <w:pPr>
+              <w:jc w:val="left"/>
+            </w:pPr>
             <w:r>
               <w:rPr>
                 <w:rFonts w:ascii="Cambria" w:hAnsi="Cambria"/>
+                <w:b w:val="0"/>
+                <w:i w:val="0"/>
                 <w:color w:val="000000"/>
-                <w:sz w:val="19"/>
+                <w:sz w:val="20"/>
               </w:rPr>
               <w:t>Variants of Potential Clinical Significance: biomarkers that predict response or resistance to</w:t>
               <w:br/>
@@ -11477,6 +13198,7 @@
         <w:tc>
           <w:tcPr>
             <w:tcW w:type="dxa" w:w="1471"/>
+            <w:shd w:val="clear" w:color="auto" w:fill="ececec"/>
             <w:tcMar>
               <w:top w:w="60" w:type="dxa"/>
               <w:bottom w:w="60" w:type="dxa"/>
@@ -11485,11 +13207,16 @@
             </w:tcMar>
           </w:tcPr>
           <w:p>
+            <w:pPr>
+              <w:jc w:val="left"/>
+            </w:pPr>
             <w:r>
               <w:rPr>
                 <w:rFonts w:ascii="Cambria" w:hAnsi="Cambria"/>
+                <w:b/>
+                <w:i w:val="0"/>
                 <w:color w:val="000000"/>
-                <w:sz w:val="19"/>
+                <w:sz w:val="20"/>
               </w:rPr>
               <w:t>Tier IID</w:t>
             </w:r>
@@ -11498,6 +13225,7 @@
         <w:tc>
           <w:tcPr>
             <w:tcW w:type="dxa" w:w="8994"/>
+            <w:shd w:val="clear" w:color="auto" w:fill="ececec"/>
             <w:tcMar>
               <w:top w:w="60" w:type="dxa"/>
               <w:bottom w:w="60" w:type="dxa"/>
@@ -11506,11 +13234,16 @@
             </w:tcMar>
           </w:tcPr>
           <w:p>
+            <w:pPr>
+              <w:jc w:val="left"/>
+            </w:pPr>
             <w:r>
               <w:rPr>
                 <w:rFonts w:ascii="Cambria" w:hAnsi="Cambria"/>
+                <w:b w:val="0"/>
+                <w:i w:val="0"/>
                 <w:color w:val="000000"/>
-                <w:sz w:val="19"/>
+                <w:sz w:val="20"/>
               </w:rPr>
               <w:t>Variants of Potential Clinical Significance: Biomarkers that show plausible therapeutic significance</w:t>
               <w:br/>
@@ -11537,9 +13270,14 @@
             </w:tcMar>
           </w:tcPr>
           <w:p>
+            <w:pPr>
+              <w:jc w:val="left"/>
+            </w:pPr>
             <w:r>
               <w:rPr>
                 <w:rFonts w:ascii="Cambria" w:hAnsi="Cambria"/>
+                <w:b w:val="0"/>
+                <w:i w:val="0"/>
                 <w:color w:val="000000"/>
                 <w:sz w:val="19"/>
               </w:rPr>
@@ -11559,9 +13297,14 @@
             </w:tcMar>
           </w:tcPr>
           <w:p>
+            <w:pPr>
+              <w:jc w:val="left"/>
+            </w:pPr>
             <w:r>
               <w:rPr>
                 <w:rFonts w:ascii="Cambria" w:hAnsi="Cambria"/>
+                <w:b w:val="0"/>
+                <w:i w:val="0"/>
                 <w:color w:val="000000"/>
                 <w:sz w:val="19"/>
               </w:rPr>
@@ -11597,7 +13340,7 @@
           <w:b/>
           <w:i w:val="0"/>
           <w:color w:val="008080"/>
-          <w:sz w:val="22"/>
+          <w:sz w:val="20"/>
         </w:rPr>
         <w:t>References:</w:t>
       </w:r>
@@ -11710,9 +13453,9 @@
         <w:rPr>
           <w:rFonts w:ascii="Cambria" w:hAnsi="Cambria"/>
           <w:b/>
-          <w:i w:val="0"/>
-          <w:color w:val="008080"/>
-          <w:sz w:val="22"/>
+          <w:i/>
+          <w:color w:val="000000"/>
+          <w:sz w:val="20"/>
         </w:rPr>
         <w:t>28270529</w:t>
       </w:r>
@@ -12181,9 +13924,9 @@
         <w:rPr>
           <w:rFonts w:ascii="Cambria" w:hAnsi="Cambria"/>
           <w:b/>
-          <w:i w:val="0"/>
-          <w:color w:val="008080"/>
-          <w:sz w:val="22"/>
+          <w:i/>
+          <w:color w:val="000000"/>
+          <w:sz w:val="20"/>
         </w:rPr>
         <w:t>fda-breakthrough-therapy-designation-1769167</w:t>
       </w:r>
@@ -12226,9 +13969,9 @@
         <w:rPr>
           <w:rFonts w:ascii="Cambria" w:hAnsi="Cambria"/>
           <w:b/>
-          <w:i w:val="0"/>
-          <w:color w:val="008080"/>
-          <w:sz w:val="22"/>
+          <w:i/>
+          <w:color w:val="000000"/>
+          <w:sz w:val="20"/>
         </w:rPr>
         <w:t>28643165</w:t>
       </w:r>
@@ -12271,9 +14014,9 @@
         <w:rPr>
           <w:rFonts w:ascii="Cambria" w:hAnsi="Cambria"/>
           <w:b/>
-          <w:i w:val="0"/>
-          <w:color w:val="008080"/>
-          <w:sz w:val="22"/>
+          <w:i/>
+          <w:color w:val="000000"/>
+          <w:sz w:val="20"/>
         </w:rPr>
         <w:t>NCCN Guidelines&amp;amp;reg; - NCCN-Acute Myeloid Leukemia [Version 2.2025]</w:t>
       </w:r>
@@ -12316,9 +14059,9 @@
         <w:rPr>
           <w:rFonts w:ascii="Cambria" w:hAnsi="Cambria"/>
           <w:b/>
-          <w:i w:val="0"/>
-          <w:color w:val="008080"/>
-          <w:sz w:val="22"/>
+          <w:i/>
+          <w:color w:val="000000"/>
+          <w:sz w:val="20"/>
         </w:rPr>
         <w:t>NCCN Guidelines&amp;amp;reg; - NCCN-Myelodysplastic Syndromes [Version 2.2025]</w:t>
       </w:r>
@@ -12333,9 +14076,9 @@
         <w:rPr>
           <w:rFonts w:ascii="Cambria" w:hAnsi="Cambria"/>
           <w:b/>
-          <w:i w:val="0"/>
-          <w:color w:val="008080"/>
-          <w:sz w:val="22"/>
+          <w:i/>
+          <w:color w:val="000000"/>
+          <w:sz w:val="20"/>
         </w:rPr>
         <w:t>NCCN Guidelines&amp;amp;reg; - NCCN-Myeloproliferative Neoplasms [Version 1.2025]</w:t>
       </w:r>
@@ -12364,9 +14107,9 @@
         <w:rPr>
           <w:rFonts w:ascii="Cambria" w:hAnsi="Cambria"/>
           <w:b/>
-          <w:i w:val="0"/>
-          <w:color w:val="008080"/>
-          <w:sz w:val="22"/>
+          <w:i/>
+          <w:color w:val="000000"/>
+          <w:sz w:val="20"/>
         </w:rPr>
         <w:t>NCCN Guidelines&amp;amp;reg; - NCCN-Acute Lymphoblastic Leukemia [Version 3.2024]</w:t>
       </w:r>
@@ -12381,9 +14124,9 @@
         <w:rPr>
           <w:rFonts w:ascii="Cambria" w:hAnsi="Cambria"/>
           <w:b/>
-          <w:i w:val="0"/>
-          <w:color w:val="008080"/>
-          <w:sz w:val="22"/>
+          <w:i/>
+          <w:color w:val="000000"/>
+          <w:sz w:val="20"/>
         </w:rPr>
         <w:t>NCCN Guidelines&amp;amp;reg; - NCCN-B-Cell Lymphomas [Version 2.2025]</w:t>
       </w:r>
@@ -12552,10 +14295,11 @@
       <w:pPr>
         <w:pStyle w:val="ListBullet"/>
         <w:spacing w:before="360" w:after="80" w:line="276" w:lineRule="auto"/>
+        <w:jc w:val="center"/>
       </w:pPr>
       <w:r>
         <w:rPr>
-          <w:rFonts w:ascii="Cambria" w:hAnsi="Cambria"/>
+          <w:rFonts w:ascii="Calibri" w:hAnsi="Calibri"/>
           <w:color w:val="000000"/>
           <w:sz w:val="20"/>
         </w:rPr>

--- a/extracted_jsons/TestReport_DULAL NAHA (KOL2604070057)_2600128556_11d3f985-7e08-40be-91b4-48b35be363ee.docx
+++ b/extracted_jsons/TestReport_DULAL NAHA (KOL2604070057)_2600128556_11d3f985-7e08-40be-91b4-48b35be363ee.docx
@@ -405,6 +405,23 @@
         <w:rPr>
           <w:sz w:val="2"/>
         </w:rPr>
+      </w:r>
+    </w:p>
+    <w:p>
+      <w:pPr>
+        <w:keepNext/>
+        <w:spacing w:before="78" w:after="80"/>
+        <w:jc w:val="center"/>
+      </w:pPr>
+      <w:r>
+        <w:rPr>
+          <w:rFonts w:ascii="Cambria" w:hAnsi="Cambria"/>
+          <w:b/>
+          <w:i/>
+          <w:color w:val="008080"/>
+          <w:sz w:val="28"/>
+        </w:rPr>
+        <w:t>TEST NAME</w:t>
       </w:r>
     </w:p>
     <w:p>
@@ -14293,7 +14310,6 @@
     </w:p>
     <w:p>
       <w:pPr>
-        <w:pStyle w:val="ListBullet"/>
         <w:spacing w:before="360" w:after="80" w:line="276" w:lineRule="auto"/>
         <w:jc w:val="center"/>
       </w:pPr>
@@ -14303,7 +14319,7 @@
           <w:color w:val="000000"/>
           <w:sz w:val="20"/>
         </w:rPr>
-        <w:t>End Of Report ------------------</w:t>
+        <w:t>------------------ End Of Report ------------------</w:t>
       </w:r>
     </w:p>
     <w:p>
@@ -14424,20 +14440,6 @@
             </a:graphic>
           </wp:inline>
         </w:drawing>
-      </w:r>
-    </w:p>
-    <w:p>
-      <w:pPr>
-        <w:spacing w:before="240" w:after="240"/>
-        <w:jc w:val="center"/>
-      </w:pPr>
-      <w:r>
-        <w:rPr>
-          <w:rFonts w:ascii="Calibri" w:hAnsi="Calibri"/>
-          <w:color w:val="000000"/>
-          <w:sz w:val="20"/>
-        </w:rPr>
-        <w:t>------------------ End Of Report ------------------</w:t>
       </w:r>
     </w:p>
     <w:sectPr>
